--- a/backend/tests/artifacts/templates/sop_role_based.docx
+++ b/backend/tests/artifacts/templates/sop_role_based.docx
@@ -440,6 +440,11 @@
         <w:t>Reviewed by (Name / Date)</w:t>
       </w:r>
     </w:p>
+    <w:p>
+      <w:r>
+        <w:t/>
+      </w:r>
+    </w:p>
     <w:sectPr>
       <w:headerReference w:type="default" r:id="rId9"/>
       <w:footerReference w:type="default" r:id="rId10"/>

--- a/backend/tests/artifacts/templates/sop_role_based.docx
+++ b/backend/tests/artifacts/templates/sop_role_based.docx
@@ -3,58 +3,142 @@
 <w:document xmlns:wpc="http://schemas.microsoft.com/office/word/2010/wordprocessingCanvas" xmlns:mo="http://schemas.microsoft.com/office/mac/office/2008/main" xmlns:mc="http://schemas.openxmlformats.org/markup-compatibility/2006" xmlns:mv="urn:schemas-microsoft-com:mac:vml" xmlns:o="urn:schemas-microsoft-com:office:office" xmlns:r="http://schemas.openxmlformats.org/officeDocument/2006/relationships" xmlns:m="http://schemas.openxmlformats.org/officeDocument/2006/math" xmlns:v="urn:schemas-microsoft-com:vml" xmlns:wp14="http://schemas.microsoft.com/office/word/2010/wordprocessingDrawing" xmlns:wp="http://schemas.openxmlformats.org/drawingml/2006/wordprocessingDrawing" xmlns:w10="urn:schemas-microsoft-com:office:word" xmlns:w="http://schemas.openxmlformats.org/wordprocessingml/2006/main" xmlns:w14="http://schemas.microsoft.com/office/word/2010/wordml" xmlns:wpg="http://schemas.microsoft.com/office/word/2010/wordprocessingGroup" xmlns:wpi="http://schemas.microsoft.com/office/word/2010/wordprocessingInk" xmlns:wne="http://schemas.microsoft.com/office/word/2006/wordml" xmlns:wps="http://schemas.microsoft.com/office/word/2010/wordprocessingShape" mc:Ignorable="w14 wp14">
   <w:body>
     <w:p>
-      <w:pPr>
-        <w:spacing w:after="80" w:before="0"/>
-        <w:jc w:val="center"/>
-      </w:pPr>
       <w:r>
         <w:rPr>
           <w:b/>
-          <w:i w:val="0"/>
-          <w:color w:val="0F172A"/>
           <w:sz w:val="36"/>
         </w:rPr>
         <w:t xml:space="preserve">Multi-Role Buffer Protocol</w:t>
       </w:r>
     </w:p>
     <w:p>
-      <w:pPr>
-        <w:spacing w:before="0" w:after="80"/>
-      </w:pPr>
-      <w:r>
-        <w:t xml:space="preserve"/>
-      </w:r>
       <w:r>
         <w:rPr>
-          <w:color w:val="64748B"/>
-          <w:sz w:val="127000"/>
-          <w:szCs w:val="127000"/>
+          <w:b w:val="0"/>
+          <w:sz w:val="22"/>
         </w:rPr>
-        <w:t xml:space="preserve">Protocol with Media Prep and QC roles.</w:t>
-      </w:r>
-      <w:r>
         <w:t xml:space="preserve"/>
       </w:r>
     </w:p>
     <w:p>
-      <w:pPr>
-        <w:spacing w:after="120" w:before="0"/>
-      </w:pPr>
       <w:r>
         <w:rPr>
           <w:b w:val="0"/>
-          <w:i w:val="0"/>
-          <w:color w:val="C8C8C8"/>
-          <w:sz w:val="12"/>
+          <w:sz w:val="22"/>
         </w:rPr>
-        <w:t>──────────────────────────────────────────────────</w:t>
+        <w:t xml:space="preserve">Version 2  |  Effective:   |  Supersedes: </w:t>
       </w:r>
     </w:p>
     <w:p>
-      <w:pPr>
-        <w:spacing w:before="0" w:after="80"/>
-      </w:pPr>
       <w:r>
+        <w:rPr>
+          <w:b w:val="0"/>
+          <w:sz w:val="22"/>
+        </w:rPr>
+        <w:t xml:space="preserve">  |  </w:t>
+      </w:r>
+    </w:p>
+    <w:p>
+      <w:r>
+        <w:rPr>
+          <w:b/>
+          <w:sz w:val="28"/>
+        </w:rPr>
+        <w:t>Responsibilities</w:t>
+      </w:r>
+    </w:p>
+    <w:tbl>
+      <w:tblPr>
+        <w:tblStyle w:val="LightGrid-Accent1"/>
+        <w:tblW w:type="auto" w:w="0"/>
+        <w:tblLook w:firstColumn="1" w:firstRow="1" w:lastColumn="0" w:lastRow="0" w:noHBand="0" w:noVBand="1" w:val="04A0"/>
+      </w:tblPr>
+      <w:tblGrid>
+        <w:gridCol w:w="4986"/>
+        <w:gridCol w:w="4986"/>
+      </w:tblGrid>
+      <w:tr>
+        <w:tc>
+          <w:tcPr>
+            <w:tcW w:type="dxa" w:w="4986"/>
+          </w:tcPr>
+          <w:p>
+            <w:r>
+              <w:t>Role</w:t>
+            </w:r>
+          </w:p>
+        </w:tc>
+        <w:tc>
+          <w:tcPr>
+            <w:tcW w:type="dxa" w:w="4986"/>
+          </w:tcPr>
+          <w:p>
+            <w:r>
+              <w:t>Responsibility summary</w:t>
+            </w:r>
+          </w:p>
+        </w:tc>
+      </w:tr>
+      <w:tr>
+        <w:tc>
+          <w:tcPr>
+            <w:tcW w:type="dxa" w:w="4986"/>
+          </w:tcPr>
+          <w:p>
+            <w:r>
+              <w:t xml:space="preserve">Media Prep</w:t>
+            </w:r>
+          </w:p>
+        </w:tc>
+        <w:tc>
+          <w:tcPr>
+            <w:tcW w:type="dxa" w:w="4986"/>
+          </w:tcPr>
+          <w:p>
+            <w:r>
+              <w:t xml:space="preserve">Weigh Reagents; Dissolve</w:t>
+            </w:r>
+          </w:p>
+        </w:tc>
+      </w:tr>
+      <w:tr>
+        <w:tc>
+          <w:tcPr>
+            <w:tcW w:type="dxa" w:w="4986"/>
+          </w:tcPr>
+          <w:p>
+            <w:r>
+              <w:t xml:space="preserve">QC</w:t>
+            </w:r>
+          </w:p>
+        </w:tc>
+        <w:tc>
+          <w:tcPr>
+            <w:tcW w:type="dxa" w:w="4986"/>
+          </w:tcPr>
+          <w:p>
+            <w:r>
+              <w:t xml:space="preserve">Measure pH</w:t>
+            </w:r>
+          </w:p>
+        </w:tc>
+      </w:tr>
+    </w:tbl>
+    <w:p>
+      <w:r>
+        <w:rPr>
+          <w:b/>
+          <w:sz w:val="28"/>
+        </w:rPr>
+        <w:t>Procedure</w:t>
+      </w:r>
+    </w:p>
+    <w:p>
+      <w:r>
+        <w:rPr>
+          <w:b w:val="0"/>
+          <w:sz w:val="22"/>
+        </w:rPr>
         <w:t xml:space="preserve"/>
       </w:r>
       <w:r>
@@ -70,9 +154,6 @@
       </w:r>
     </w:p>
     <w:p>
-      <w:pPr>
-        <w:spacing w:before="0" w:after="80"/>
-      </w:pPr>
       <w:r>
         <w:t xml:space="preserve"/>
       </w:r>
@@ -89,24 +170,11 @@
       </w:r>
     </w:p>
     <w:p>
-      <w:pPr>
-        <w:spacing w:after="40"/>
-      </w:pPr>
       <w:r>
         <w:rPr>
-          <w:b/>
-          <w:i w:val="0"/>
-          <w:color w:val="0F172A"/>
+          <w:b w:val="0"/>
           <w:sz w:val="22"/>
         </w:rPr>
-        <w:t xml:space="preserve">1. Weigh Reagents</w:t>
-      </w:r>
-    </w:p>
-    <w:p>
-      <w:pPr>
-        <w:spacing w:before="0" w:after="100"/>
-      </w:pPr>
-      <w:r>
         <w:t xml:space="preserve"/>
       </w:r>
       <w:r>
@@ -122,9 +190,6 @@
       </w:r>
     </w:p>
     <w:p>
-      <w:pPr>
-        <w:spacing w:before="0" w:after="100"/>
-      </w:pPr>
       <w:r>
         <w:t xml:space="preserve"/>
       </w:r>
@@ -141,9 +206,6 @@
       </w:r>
     </w:p>
     <w:p>
-      <w:pPr>
-        <w:spacing w:before="0" w:after="100"/>
-      </w:pPr>
       <w:r>
         <w:t xml:space="preserve"/>
       </w:r>
@@ -161,24 +223,11 @@
       </w:r>
     </w:p>
     <w:p>
-      <w:pPr>
-        <w:spacing w:after="40"/>
-      </w:pPr>
       <w:r>
         <w:rPr>
-          <w:b/>
-          <w:i w:val="0"/>
-          <w:color w:val="0F172A"/>
+          <w:b w:val="0"/>
           <w:sz w:val="22"/>
         </w:rPr>
-        <w:t xml:space="preserve">2. Dissolve</w:t>
-      </w:r>
-    </w:p>
-    <w:p>
-      <w:pPr>
-        <w:spacing w:before="0" w:after="100"/>
-      </w:pPr>
-      <w:r>
         <w:t xml:space="preserve"/>
       </w:r>
       <w:r>
@@ -194,9 +243,6 @@
       </w:r>
     </w:p>
     <w:p>
-      <w:pPr>
-        <w:spacing w:before="0" w:after="100"/>
-      </w:pPr>
       <w:r>
         <w:t xml:space="preserve"/>
       </w:r>
@@ -214,10 +260,11 @@
       </w:r>
     </w:p>
     <w:p>
-      <w:pPr>
-        <w:spacing w:before="0" w:after="80"/>
-      </w:pPr>
       <w:r>
+        <w:rPr>
+          <w:b w:val="0"/>
+          <w:sz w:val="22"/>
+        </w:rPr>
         <w:t xml:space="preserve"/>
       </w:r>
       <w:r>
@@ -230,9 +277,6 @@
       </w:r>
     </w:p>
     <w:p>
-      <w:pPr>
-        <w:spacing w:before="0" w:after="80"/>
-      </w:pPr>
       <w:r>
         <w:t xml:space="preserve"/>
       </w:r>
@@ -249,9 +293,6 @@
       </w:r>
     </w:p>
     <w:p>
-      <w:pPr>
-        <w:spacing w:before="0" w:after="80"/>
-      </w:pPr>
       <w:r>
         <w:t xml:space="preserve"/>
       </w:r>
@@ -268,24 +309,11 @@
       </w:r>
     </w:p>
     <w:p>
-      <w:pPr>
-        <w:spacing w:after="40"/>
-      </w:pPr>
       <w:r>
         <w:rPr>
-          <w:b/>
-          <w:i w:val="0"/>
-          <w:color w:val="0F172A"/>
+          <w:b w:val="0"/>
           <w:sz w:val="22"/>
         </w:rPr>
-        <w:t xml:space="preserve">1. Measure pH</w:t>
-      </w:r>
-    </w:p>
-    <w:p>
-      <w:pPr>
-        <w:spacing w:before="0" w:after="100"/>
-      </w:pPr>
-      <w:r>
         <w:t xml:space="preserve"/>
       </w:r>
       <w:r>
@@ -301,9 +329,6 @@
       </w:r>
     </w:p>
     <w:p>
-      <w:pPr>
-        <w:spacing w:before="0" w:after="100"/>
-      </w:pPr>
       <w:r>
         <w:t xml:space="preserve"/>
       </w:r>
@@ -320,9 +345,6 @@
       </w:r>
     </w:p>
     <w:p>
-      <w:pPr>
-        <w:spacing w:before="0" w:after="100"/>
-      </w:pPr>
       <w:r>
         <w:t xml:space="preserve"/>
       </w:r>
@@ -340,116 +362,27 @@
       </w:r>
     </w:p>
     <w:p>
-      <w:pPr>
-        <w:spacing w:after="0"/>
-      </w:pPr>
-      <w:r>
-        <w:rPr>
-          <w:b w:val="0"/>
-          <w:i w:val="0"/>
-          <w:color w:val="334155"/>
-          <w:sz w:val="2"/>
-        </w:rPr>
-        <w:t xml:space="preserve"/>
-      </w:r>
-      <w:r>
-        <w:t xml:space="preserve"/>
-      </w:r>
-    </w:p>
-    <w:p>
-      <w:r>
-        <w:br w:type="page"/>
-      </w:r>
-    </w:p>
-    <w:p>
-      <w:pPr>
-        <w:spacing w:after="0"/>
-      </w:pPr>
-      <w:r>
-        <w:t xml:space="preserve"/>
-      </w:r>
-      <w:r>
-        <w:t xml:space="preserve"/>
-      </w:r>
-    </w:p>
-    <w:p>
-      <w:pPr>
-        <w:spacing w:after="120" w:before="0"/>
-      </w:pPr>
-      <w:r>
-        <w:rPr>
-          <w:b w:val="0"/>
-          <w:i w:val="0"/>
-          <w:color w:val="C8C8C8"/>
-          <w:sz w:val="12"/>
-        </w:rPr>
-        <w:t>──────────────────────────────────────────────────</w:t>
-      </w:r>
-    </w:p>
-    <w:p>
-      <w:pPr>
-        <w:spacing w:after="320" w:before="0"/>
-      </w:pPr>
       <w:r>
         <w:rPr>
           <w:b/>
-          <w:i w:val="0"/>
-          <w:color w:val="0F172A"/>
-          <w:sz w:val="22"/>
+          <w:sz w:val="28"/>
         </w:rPr>
-        <w:t>Approvals</w:t>
-      </w:r>
-    </w:p>
-    <w:p>
-      <w:pPr>
-        <w:spacing w:after="40"/>
-      </w:pPr>
-      <w:r>
-        <w:rPr>
-          <w:color w:val="787878"/>
-          <w:sz w:val="18"/>
-        </w:rPr>
-        <w:t>____________________________</w:t>
-        <w:tab/>
-        <w:tab/>
-        <w:tab/>
-      </w:r>
-      <w:r>
-        <w:rPr>
-          <w:color w:val="787878"/>
-          <w:sz w:val="18"/>
-        </w:rPr>
-        <w:t>____________________________</w:t>
+        <w:t>Approval</w:t>
       </w:r>
     </w:p>
     <w:p>
       <w:r>
         <w:rPr>
-          <w:color w:val="787878"/>
-          <w:sz w:val="18"/>
+          <w:b w:val="0"/>
+          <w:sz w:val="22"/>
         </w:rPr>
-        <w:t>Prepared by (Name / Date)</w:t>
-        <w:tab/>
-        <w:tab/>
-      </w:r>
-      <w:r>
-        <w:rPr>
-          <w:color w:val="787878"/>
-          <w:sz w:val="18"/>
-        </w:rPr>
-        <w:t>Reviewed by (Name / Date)</w:t>
-      </w:r>
-    </w:p>
-    <w:p>
-      <w:r>
-        <w:t/>
+        <w:t xml:space="preserve"/>
       </w:r>
     </w:p>
     <w:sectPr>
       <w:headerReference w:type="default" r:id="rId9"/>
-      <w:footerReference w:type="default" r:id="rId10"/>
       <w:pgSz w:w="12240" w:h="15840"/>
-      <w:pgMar w:top="1440" w:right="1440" w:bottom="1440" w:left="1440" w:header="720" w:footer="720" w:gutter="0"/>
+      <w:pgMar w:top="1134" w:right="1134" w:bottom="1134" w:left="1134" w:header="720" w:footer="720" w:gutter="0"/>
       <w:cols w:space="720"/>
       <w:docGrid w:linePitch="360"/>
     </w:sectPr>
@@ -457,63 +390,14 @@
 </w:document>
 </file>
 
-<file path=word/footer1.xml><?xml version="1.0" encoding="utf-8"?>
-<w:ftr xmlns:m="http://schemas.openxmlformats.org/officeDocument/2006/math" xmlns:mc="http://schemas.openxmlformats.org/markup-compatibility/2006" xmlns:mo="http://schemas.microsoft.com/office/mac/office/2008/main" xmlns:mv="urn:schemas-microsoft-com:mac:vml" xmlns:o="urn:schemas-microsoft-com:office:office" xmlns:r="http://schemas.openxmlformats.org/officeDocument/2006/relationships" xmlns:v="urn:schemas-microsoft-com:vml" xmlns:w10="urn:schemas-microsoft-com:office:word" xmlns:w14="http://schemas.microsoft.com/office/word/2010/wordml" xmlns:w="http://schemas.openxmlformats.org/wordprocessingml/2006/main" xmlns:wne="http://schemas.microsoft.com/office/word/2006/wordml" xmlns:wp14="http://schemas.microsoft.com/office/word/2010/wordprocessingDrawing" xmlns:wp="http://schemas.openxmlformats.org/drawingml/2006/wordprocessingDrawing" xmlns:wpc="http://schemas.microsoft.com/office/word/2010/wordprocessingCanvas" xmlns:wpg="http://schemas.microsoft.com/office/word/2010/wordprocessingGroup" xmlns:wpi="http://schemas.microsoft.com/office/word/2010/wordprocessingInk" xmlns:wps="http://schemas.microsoft.com/office/word/2010/wordprocessingShape" mc:Ignorable="w14 wp14">
-  <w:p>
-    <w:pPr>
-      <w:pStyle w:val="Footer"/>
-      <w:jc w:val="center"/>
-    </w:pPr>
-    <w:r>
-      <w:rPr>
-        <w:color w:val="969696"/>
-        <w:sz w:val="16"/>
-      </w:rPr>
-      <w:t xml:space="preserve">Page </w:t>
-      <w:fldChar w:fldCharType="begin"/>
-      <w:instrText> PAGE </w:instrText>
-      <w:fldChar w:fldCharType="end"/>
-    </w:r>
-    <w:r>
-      <w:rPr>
-        <w:color w:val="969696"/>
-        <w:sz w:val="16"/>
-      </w:rPr>
-      <w:t xml:space="preserve"> / </w:t>
-      <w:fldChar w:fldCharType="begin"/>
-      <w:instrText> NUMPAGES </w:instrText>
-      <w:fldChar w:fldCharType="end"/>
-    </w:r>
-  </w:p>
-</w:ftr>
-</file>
-
 <file path=word/header1.xml><?xml version="1.0" encoding="utf-8"?>
 <w:hdr xmlns:m="http://schemas.openxmlformats.org/officeDocument/2006/math" xmlns:mc="http://schemas.openxmlformats.org/markup-compatibility/2006" xmlns:mo="http://schemas.microsoft.com/office/mac/office/2008/main" xmlns:mv="urn:schemas-microsoft-com:mac:vml" xmlns:o="urn:schemas-microsoft-com:office:office" xmlns:r="http://schemas.openxmlformats.org/officeDocument/2006/relationships" xmlns:v="urn:schemas-microsoft-com:vml" xmlns:w10="urn:schemas-microsoft-com:office:word" xmlns:w14="http://schemas.microsoft.com/office/word/2010/wordml" xmlns:w="http://schemas.openxmlformats.org/wordprocessingml/2006/main" xmlns:wne="http://schemas.microsoft.com/office/word/2006/wordml" xmlns:wp14="http://schemas.microsoft.com/office/word/2010/wordprocessingDrawing" xmlns:wp="http://schemas.openxmlformats.org/drawingml/2006/wordprocessingDrawing" xmlns:wpc="http://schemas.microsoft.com/office/word/2010/wordprocessingCanvas" xmlns:wpg="http://schemas.microsoft.com/office/word/2010/wordprocessingGroup" xmlns:wpi="http://schemas.microsoft.com/office/word/2010/wordprocessingInk" xmlns:wps="http://schemas.microsoft.com/office/word/2010/wordprocessingShape" mc:Ignorable="w14 wp14">
   <w:p>
     <w:pPr>
       <w:pStyle w:val="Header"/>
-      <w:tabs>
-        <w:tab w:pos="9360" w:val="right"/>
-      </w:tabs>
-      <w:jc w:val="left"/>
     </w:pPr>
     <w:r>
-      <w:rPr>
-        <w:i/>
-        <w:color w:val="787878"/>
-        <w:sz w:val="18"/>
-      </w:rPr>
-      <w:t>STANDARD OPERATING PROCEDURE</w:t>
-      <w:tab/>
-    </w:r>
-    <w:r>
-      <w:rPr>
-        <w:i/>
-        <w:color w:val="787878"/>
-        <w:sz w:val="18"/>
-      </w:rPr>
-      <w:t xml:space="preserve">v2  |  April 1, 2026</w:t>
+      <w:t xml:space="preserve">        Version 2</w:t>
     </w:r>
   </w:p>
 </w:hdr>

--- a/backend/tests/artifacts/templates/sop_role_based.docx
+++ b/backend/tests/artifacts/templates/sop_role_based.docx
@@ -4,519 +4,979 @@
   <w:body>
     <w:p>
       <w:pPr>
-        <w:spacing w:after="80" w:before="0"/>
+        <w:spacing w:after="120"/>
         <w:jc w:val="center"/>
       </w:pPr>
       <w:r>
         <w:rPr>
-          <w:b/>
+          <w:rFonts w:ascii="Arial" w:hAnsi="Arial" w:cs="Arial"/>
+          <w:b w:val="0"/>
           <w:i w:val="0"/>
-          <w:color w:val="0F172A"/>
-          <w:sz w:val="36"/>
+          <w:color w:val="5F6368"/>
+          <w:sz w:val="24"/>
         </w:rPr>
-        <w:t xml:space="preserve">Multi-Role Buffer Protocol</w:t>
+        <w:t>Standard Operating Procedure</w:t>
+      </w:r>
+    </w:p>
+    <w:tbl>
+      <w:tblPr>
+        <w:tblW w:type="auto" w:w="0"/>
+        <w:tblLook w:firstColumn="1" w:firstRow="1" w:lastColumn="0" w:lastRow="0" w:noHBand="0" w:noVBand="1" w:val="04A0"/>
+        <w:tblLayout w:type="fixed"/>
+      </w:tblPr>
+      <w:tblGrid>
+        <w:gridCol w:w="2520"/>
+        <w:gridCol w:w="2520"/>
+        <w:gridCol w:w="2520"/>
+        <w:gridCol w:w="2520"/>
+      </w:tblGrid>
+      <w:tr>
+        <w:tc>
+          <w:tcPr>
+            <w:tcW w:type="dxa" w:w="2400"/>
+            <w:shd w:val="clear" w:color="auto" w:fill="ECF0F1"/>
+            <w:tcBorders>
+              <w:top w:val="single" w:sz="4" w:color="BFBFBF"/>
+              <w:left w:val="single" w:sz="4" w:color="BFBFBF"/>
+              <w:bottom w:val="single" w:sz="4" w:color="BFBFBF"/>
+              <w:right w:val="single" w:sz="4" w:color="BFBFBF"/>
+            </w:tcBorders>
+            <w:vAlign w:val="center"/>
+          </w:tcPr>
+          <w:p>
+            <w:r/>
+            <w:r>
+              <w:rPr>
+                <w:rFonts w:ascii="Arial" w:hAnsi="Arial" w:cs="Arial"/>
+                <w:b/>
+                <w:i w:val="0"/>
+                <w:color w:val="000000"/>
+                <w:sz w:val="20"/>
+              </w:rPr>
+              <w:t>Document Number:</w:t>
+            </w:r>
+          </w:p>
+        </w:tc>
+        <w:tc>
+          <w:tcPr>
+            <w:tcW w:type="dxa" w:w="2800"/>
+            <w:tcBorders>
+              <w:top w:val="single" w:sz="4" w:color="BFBFBF"/>
+              <w:left w:val="single" w:sz="4" w:color="BFBFBF"/>
+              <w:bottom w:val="single" w:sz="4" w:color="BFBFBF"/>
+              <w:right w:val="single" w:sz="4" w:color="BFBFBF"/>
+            </w:tcBorders>
+            <w:vAlign w:val="center"/>
+          </w:tcPr>
+          <w:p>
+            <w:r/>
+            <w:r>
+              <w:rPr>
+                <w:rFonts w:ascii="Arial" w:hAnsi="Arial" w:cs="Arial"/>
+                <w:b w:val="0"/>
+                <w:i w:val="0"/>
+                <w:color w:val="000000"/>
+                <w:sz w:val="20"/>
+              </w:rPr>
+              <w:t xml:space="preserve"/>
+            </w:r>
+          </w:p>
+        </w:tc>
+        <w:tc>
+          <w:tcPr>
+            <w:tcW w:type="dxa" w:w="2000"/>
+            <w:shd w:val="clear" w:color="auto" w:fill="ECF0F1"/>
+            <w:tcBorders>
+              <w:top w:val="single" w:sz="4" w:color="BFBFBF"/>
+              <w:left w:val="single" w:sz="4" w:color="BFBFBF"/>
+              <w:bottom w:val="single" w:sz="4" w:color="BFBFBF"/>
+              <w:right w:val="single" w:sz="4" w:color="BFBFBF"/>
+            </w:tcBorders>
+            <w:vAlign w:val="center"/>
+          </w:tcPr>
+          <w:p>
+            <w:r/>
+            <w:r>
+              <w:rPr>
+                <w:rFonts w:ascii="Arial" w:hAnsi="Arial" w:cs="Arial"/>
+                <w:b/>
+                <w:i w:val="0"/>
+                <w:color w:val="000000"/>
+                <w:sz w:val="20"/>
+              </w:rPr>
+              <w:t>Revision:</w:t>
+            </w:r>
+          </w:p>
+        </w:tc>
+        <w:tc>
+          <w:tcPr>
+            <w:tcW w:type="dxa" w:w="2600"/>
+            <w:tcBorders>
+              <w:top w:val="single" w:sz="4" w:color="BFBFBF"/>
+              <w:left w:val="single" w:sz="4" w:color="BFBFBF"/>
+              <w:bottom w:val="single" w:sz="4" w:color="BFBFBF"/>
+              <w:right w:val="single" w:sz="4" w:color="BFBFBF"/>
+            </w:tcBorders>
+            <w:vAlign w:val="center"/>
+          </w:tcPr>
+          <w:p>
+            <w:r/>
+            <w:r>
+              <w:rPr>
+                <w:rFonts w:ascii="Arial" w:hAnsi="Arial" w:cs="Arial"/>
+                <w:b w:val="0"/>
+                <w:i w:val="0"/>
+                <w:color w:val="000000"/>
+                <w:sz w:val="20"/>
+              </w:rPr>
+              <w:t xml:space="preserve">2</w:t>
+            </w:r>
+          </w:p>
+        </w:tc>
+      </w:tr>
+      <w:tr>
+        <w:tc>
+          <w:tcPr>
+            <w:tcW w:type="dxa" w:w="2400"/>
+            <w:shd w:val="clear" w:color="auto" w:fill="ECF0F1"/>
+            <w:tcBorders>
+              <w:top w:val="single" w:sz="4" w:color="BFBFBF"/>
+              <w:left w:val="single" w:sz="4" w:color="BFBFBF"/>
+              <w:bottom w:val="single" w:sz="4" w:color="BFBFBF"/>
+              <w:right w:val="single" w:sz="4" w:color="BFBFBF"/>
+            </w:tcBorders>
+            <w:vAlign w:val="center"/>
+          </w:tcPr>
+          <w:p>
+            <w:r/>
+            <w:r>
+              <w:rPr>
+                <w:rFonts w:ascii="Arial" w:hAnsi="Arial" w:cs="Arial"/>
+                <w:b/>
+                <w:i w:val="0"/>
+                <w:color w:val="000000"/>
+                <w:sz w:val="20"/>
+              </w:rPr>
+              <w:t>Title:</w:t>
+            </w:r>
+          </w:p>
+        </w:tc>
+        <w:tc>
+          <w:tcPr>
+            <w:tcW w:type="dxa" w:w="7400"/>
+            <w:gridSpan w:val="3"/>
+            <w:tcBorders>
+              <w:top w:val="single" w:sz="4" w:color="BFBFBF"/>
+              <w:left w:val="single" w:sz="4" w:color="BFBFBF"/>
+              <w:bottom w:val="single" w:sz="4" w:color="BFBFBF"/>
+              <w:right w:val="single" w:sz="4" w:color="BFBFBF"/>
+            </w:tcBorders>
+            <w:vAlign w:val="center"/>
+          </w:tcPr>
+          <w:p>
+            <w:r/>
+            <w:r>
+              <w:rPr>
+                <w:rFonts w:ascii="Arial" w:hAnsi="Arial" w:cs="Arial"/>
+                <w:b w:val="0"/>
+                <w:i w:val="0"/>
+                <w:color w:val="000000"/>
+                <w:sz w:val="20"/>
+              </w:rPr>
+              <w:t xml:space="preserve">Multi-Role Buffer Protocol</w:t>
+            </w:r>
+          </w:p>
+        </w:tc>
+      </w:tr>
+      <w:tr>
+        <w:tc>
+          <w:tcPr>
+            <w:tcW w:type="dxa" w:w="2400"/>
+            <w:shd w:val="clear" w:color="auto" w:fill="ECF0F1"/>
+            <w:tcBorders>
+              <w:top w:val="single" w:sz="4" w:color="BFBFBF"/>
+              <w:left w:val="single" w:sz="4" w:color="BFBFBF"/>
+              <w:bottom w:val="single" w:sz="4" w:color="BFBFBF"/>
+              <w:right w:val="single" w:sz="4" w:color="BFBFBF"/>
+            </w:tcBorders>
+            <w:vAlign w:val="center"/>
+          </w:tcPr>
+          <w:p>
+            <w:r/>
+            <w:r>
+              <w:rPr>
+                <w:rFonts w:ascii="Arial" w:hAnsi="Arial" w:cs="Arial"/>
+                <w:b/>
+                <w:i w:val="0"/>
+                <w:color w:val="000000"/>
+                <w:sz w:val="20"/>
+              </w:rPr>
+              <w:t>Effective Date:</w:t>
+            </w:r>
+          </w:p>
+        </w:tc>
+        <w:tc>
+          <w:tcPr>
+            <w:tcW w:type="dxa" w:w="7400"/>
+            <w:gridSpan w:val="3"/>
+            <w:tcBorders>
+              <w:top w:val="single" w:sz="4" w:color="BFBFBF"/>
+              <w:left w:val="single" w:sz="4" w:color="BFBFBF"/>
+              <w:bottom w:val="single" w:sz="4" w:color="BFBFBF"/>
+              <w:right w:val="single" w:sz="4" w:color="BFBFBF"/>
+            </w:tcBorders>
+            <w:vAlign w:val="center"/>
+          </w:tcPr>
+          <w:p>
+            <w:r/>
+            <w:r>
+              <w:rPr>
+                <w:rFonts w:ascii="Arial" w:hAnsi="Arial" w:cs="Arial"/>
+                <w:b w:val="0"/>
+                <w:i w:val="0"/>
+                <w:color w:val="000000"/>
+                <w:sz w:val="20"/>
+              </w:rPr>
+              <w:t xml:space="preserve"/>
+            </w:r>
+          </w:p>
+        </w:tc>
+      </w:tr>
+    </w:tbl>
+    <w:p>
+      <w:pPr>
+        <w:spacing w:after="80"/>
+      </w:pPr>
+    </w:p>
+    <w:p>
+      <w:pPr>
+        <w:spacing w:after="160"/>
+        <w:jc w:val="center"/>
+      </w:pPr>
+      <w:r>
+        <w:rPr>
+          <w:rFonts w:ascii="Arial" w:hAnsi="Arial" w:cs="Arial"/>
+          <w:b w:val="0"/>
+          <w:i w:val="0"/>
+          <w:color w:val="5F6368"/>
+          <w:sz w:val="18"/>
+        </w:rPr>
+        <w:t xml:space="preserve">    Project:     Generated: April 1, 2026</w:t>
       </w:r>
     </w:p>
     <w:p>
       <w:pPr>
-        <w:spacing w:before="0" w:after="80"/>
+        <w:keepNext/>
+        <w:spacing w:before="320" w:after="120"/>
+        <w:pBdr>
+          <w:bottom w:val="single" w:sz="8" w:space="4" w:color="D1D5DB"/>
+        </w:pBdr>
       </w:pPr>
       <w:r>
-        <w:t xml:space="preserve"/>
+        <w:rPr>
+          <w:rFonts w:ascii="Arial" w:hAnsi="Arial" w:cs="Arial"/>
+          <w:b/>
+          <w:i w:val="0"/>
+          <w:color w:val="1F3A5F"/>
+          <w:sz w:val="32"/>
+        </w:rPr>
+        <w:t>1.0 Purpose</w:t>
       </w:r>
+    </w:p>
+    <w:p>
+      <w:pPr>
+        <w:spacing w:after="160"/>
+      </w:pPr>
       <w:r>
         <w:rPr>
-          <w:color w:val="64748B"/>
-          <w:sz w:val="127000"/>
-          <w:szCs w:val="127000"/>
+          <w:rFonts w:ascii="Arial" w:hAnsi="Arial" w:cs="Arial"/>
+          <w:b w:val="0"/>
+          <w:i w:val="0"/>
+          <w:color w:val="000000"/>
+          <w:sz w:val="20"/>
         </w:rPr>
-        <w:t xml:space="preserve">Protocol with Media Prep and QC roles.</w:t>
-      </w:r>
-      <w:r>
         <w:t xml:space="preserve"/>
       </w:r>
     </w:p>
     <w:p>
       <w:pPr>
-        <w:spacing w:after="120" w:before="0"/>
+        <w:keepNext/>
+        <w:spacing w:before="320" w:after="120"/>
+        <w:pBdr>
+          <w:bottom w:val="single" w:sz="8" w:space="4" w:color="D1D5DB"/>
+        </w:pBdr>
       </w:pPr>
       <w:r>
         <w:rPr>
-          <w:b w:val="0"/>
+          <w:rFonts w:ascii="Arial" w:hAnsi="Arial" w:cs="Arial"/>
+          <w:b/>
           <w:i w:val="0"/>
-          <w:color w:val="C8C8C8"/>
-          <w:sz w:val="12"/>
+          <w:color w:val="1F3A5F"/>
+          <w:sz w:val="32"/>
         </w:rPr>
-        <w:t>──────────────────────────────────────────────────</w:t>
+        <w:t>2.0 Scope</w:t>
       </w:r>
     </w:p>
     <w:p>
       <w:pPr>
-        <w:spacing w:before="0" w:after="80"/>
+        <w:spacing w:after="160"/>
       </w:pPr>
       <w:r>
-        <w:t xml:space="preserve"/>
-      </w:r>
-      <w:r>
         <w:rPr>
-          <w:sz w:val="177800"/>
-          <w:szCs w:val="177800"/>
-          <w:b/>
+          <w:rFonts w:ascii="Arial" w:hAnsi="Arial" w:cs="Arial"/>
+          <w:b w:val="0"/>
+          <w:i w:val="0"/>
+          <w:color w:val="000000"/>
+          <w:sz w:val="20"/>
         </w:rPr>
-        <w:t xml:space="preserve">Media Prep</w:t>
-      </w:r>
-      <w:r>
         <w:t xml:space="preserve"/>
       </w:r>
     </w:p>
     <w:p>
       <w:pPr>
-        <w:spacing w:before="0" w:after="80"/>
+        <w:keepNext/>
+        <w:spacing w:before="320" w:after="120"/>
+        <w:pBdr>
+          <w:bottom w:val="single" w:sz="8" w:space="4" w:color="D1D5DB"/>
+        </w:pBdr>
       </w:pPr>
       <w:r>
-        <w:t xml:space="preserve"/>
-      </w:r>
-      <w:r>
         <w:rPr>
-          <w:color w:val="C8C8C8"/>
-          <w:sz w:val="76200"/>
-          <w:szCs w:val="76200"/>
+          <w:rFonts w:ascii="Arial" w:hAnsi="Arial" w:cs="Arial"/>
+          <w:b/>
+          <w:i w:val="0"/>
+          <w:color w:val="1F3A5F"/>
+          <w:sz w:val="32"/>
         </w:rPr>
-        <w:t xml:space="preserve">──────────────────────────────────────────────────</w:t>
-      </w:r>
-      <w:r>
-        <w:t xml:space="preserve"/>
+        <w:t xml:space="preserve">3.0 Procedure: Multi-Role Buffer Protocol</w:t>
       </w:r>
     </w:p>
     <w:p>
       <w:pPr>
-        <w:spacing w:after="40"/>
+        <w:keepNext/>
+        <w:spacing w:before="280" w:after="80"/>
       </w:pPr>
       <w:r>
         <w:rPr>
+          <w:rFonts w:ascii="Arial" w:hAnsi="Arial" w:cs="Arial"/>
           <w:b/>
           <w:i w:val="0"/>
-          <w:color w:val="0F172A"/>
-          <w:sz w:val="22"/>
+          <w:color w:val="1F3A5F"/>
+          <w:sz w:val="26"/>
         </w:rPr>
-        <w:t xml:space="preserve">1. Weigh Reagents</w:t>
+        <w:t xml:space="preserve">3.1  Media Prep</w:t>
       </w:r>
     </w:p>
+    <w:tbl>
+      <w:tblPr>
+        <w:tblW w:type="auto" w:w="0"/>
+        <w:tblLook w:firstColumn="1" w:firstRow="1" w:lastColumn="0" w:lastRow="0" w:noHBand="0" w:noVBand="1" w:val="04A0"/>
+        <w:tblLayout w:type="fixed"/>
+      </w:tblPr>
+      <w:tblGrid>
+        <w:gridCol w:w="2520"/>
+        <w:gridCol w:w="2520"/>
+        <w:gridCol w:w="2520"/>
+        <w:gridCol w:w="2520"/>
+      </w:tblGrid>
+      <w:tr>
+        <w:tc>
+          <w:tcPr>
+            <w:tcW w:type="dxa" w:w="800"/>
+            <w:shd w:val="clear" w:color="auto" w:fill="ECF0F1"/>
+            <w:tcBorders>
+              <w:top w:val="single" w:sz="4" w:color="BFBFBF"/>
+              <w:left w:val="single" w:sz="4" w:color="BFBFBF"/>
+              <w:bottom w:val="single" w:sz="4" w:color="BFBFBF"/>
+              <w:right w:val="single" w:sz="4" w:color="BFBFBF"/>
+            </w:tcBorders>
+            <w:vAlign w:val="center"/>
+          </w:tcPr>
+          <w:p>
+            <w:pPr>
+              <w:jc w:val="center"/>
+            </w:pPr>
+            <w:r/>
+            <w:r>
+              <w:rPr>
+                <w:rFonts w:ascii="Arial" w:hAnsi="Arial" w:cs="Arial"/>
+                <w:b/>
+                <w:i w:val="0"/>
+                <w:color w:val="000000"/>
+                <w:sz w:val="20"/>
+              </w:rPr>
+              <w:t>Step</w:t>
+            </w:r>
+          </w:p>
+        </w:tc>
+        <w:tc>
+          <w:tcPr>
+            <w:tcW w:type="dxa" w:w="2600"/>
+            <w:shd w:val="clear" w:color="auto" w:fill="ECF0F1"/>
+            <w:tcBorders>
+              <w:top w:val="single" w:sz="4" w:color="BFBFBF"/>
+              <w:left w:val="single" w:sz="4" w:color="BFBFBF"/>
+              <w:bottom w:val="single" w:sz="4" w:color="BFBFBF"/>
+              <w:right w:val="single" w:sz="4" w:color="BFBFBF"/>
+            </w:tcBorders>
+            <w:vAlign w:val="center"/>
+          </w:tcPr>
+          <w:p>
+            <w:pPr>
+              <w:jc w:val="center"/>
+            </w:pPr>
+            <w:r/>
+            <w:r>
+              <w:rPr>
+                <w:rFonts w:ascii="Arial" w:hAnsi="Arial" w:cs="Arial"/>
+                <w:b/>
+                <w:i w:val="0"/>
+                <w:color w:val="000000"/>
+                <w:sz w:val="20"/>
+              </w:rPr>
+              <w:t>Name</w:t>
+            </w:r>
+          </w:p>
+        </w:tc>
+        <w:tc>
+          <w:tcPr>
+            <w:tcW w:type="dxa" w:w="4800"/>
+            <w:shd w:val="clear" w:color="auto" w:fill="ECF0F1"/>
+            <w:tcBorders>
+              <w:top w:val="single" w:sz="4" w:color="BFBFBF"/>
+              <w:left w:val="single" w:sz="4" w:color="BFBFBF"/>
+              <w:bottom w:val="single" w:sz="4" w:color="BFBFBF"/>
+              <w:right w:val="single" w:sz="4" w:color="BFBFBF"/>
+            </w:tcBorders>
+            <w:vAlign w:val="center"/>
+          </w:tcPr>
+          <w:p>
+            <w:pPr>
+              <w:jc w:val="center"/>
+            </w:pPr>
+            <w:r/>
+            <w:r>
+              <w:rPr>
+                <w:rFonts w:ascii="Arial" w:hAnsi="Arial" w:cs="Arial"/>
+                <w:b/>
+                <w:i w:val="0"/>
+                <w:color w:val="000000"/>
+                <w:sz w:val="20"/>
+              </w:rPr>
+              <w:t>Instruction</w:t>
+            </w:r>
+          </w:p>
+        </w:tc>
+        <w:tc>
+          <w:tcPr>
+            <w:tcW w:type="dxa" w:w="1600"/>
+            <w:shd w:val="clear" w:color="auto" w:fill="ECF0F1"/>
+            <w:tcBorders>
+              <w:top w:val="single" w:sz="4" w:color="BFBFBF"/>
+              <w:left w:val="single" w:sz="4" w:color="BFBFBF"/>
+              <w:bottom w:val="single" w:sz="4" w:color="BFBFBF"/>
+              <w:right w:val="single" w:sz="4" w:color="BFBFBF"/>
+            </w:tcBorders>
+            <w:vAlign w:val="center"/>
+          </w:tcPr>
+          <w:p>
+            <w:pPr>
+              <w:jc w:val="center"/>
+            </w:pPr>
+            <w:r/>
+            <w:r>
+              <w:rPr>
+                <w:rFonts w:ascii="Arial" w:hAnsi="Arial" w:cs="Arial"/>
+                <w:b/>
+                <w:i w:val="0"/>
+                <w:color w:val="000000"/>
+                <w:sz w:val="20"/>
+              </w:rPr>
+              <w:t>Duration</w:t>
+            </w:r>
+          </w:p>
+        </w:tc>
+      </w:tr>
+      <w:tr>
+        <w:tc>
+          <w:tcPr>
+            <w:tcW w:type="dxa" w:w="800"/>
+            <w:tcBorders>
+              <w:top w:val="single" w:sz="4" w:color="BFBFBF"/>
+              <w:left w:val="single" w:sz="4" w:color="BFBFBF"/>
+              <w:bottom w:val="single" w:sz="4" w:color="BFBFBF"/>
+              <w:right w:val="single" w:sz="4" w:color="BFBFBF"/>
+            </w:tcBorders>
+            <w:vAlign w:val="center"/>
+          </w:tcPr>
+          <w:p>
+            <w:pPr>
+              <w:jc w:val="center"/>
+            </w:pPr>
+            <w:r/>
+            <w:r>
+              <w:rPr>
+                <w:rFonts w:ascii="Arial" w:hAnsi="Arial" w:cs="Arial"/>
+                <w:b/>
+                <w:i w:val="0"/>
+                <w:color w:val="000000"/>
+                <w:sz w:val="20"/>
+              </w:rPr>
+              <w:t xml:space="preserve">1</w:t>
+            </w:r>
+          </w:p>
+        </w:tc>
+        <w:tc>
+          <w:tcPr>
+            <w:tcW w:type="dxa" w:w="2600"/>
+            <w:tcBorders>
+              <w:top w:val="single" w:sz="4" w:color="BFBFBF"/>
+              <w:left w:val="single" w:sz="4" w:color="BFBFBF"/>
+              <w:bottom w:val="single" w:sz="4" w:color="BFBFBF"/>
+              <w:right w:val="single" w:sz="4" w:color="BFBFBF"/>
+            </w:tcBorders>
+            <w:vAlign w:val="center"/>
+          </w:tcPr>
+          <w:p>
+            <w:r/>
+            <w:r>
+              <w:rPr>
+                <w:rFonts w:ascii="Arial" w:hAnsi="Arial" w:cs="Arial"/>
+                <w:b w:val="0"/>
+                <w:i w:val="0"/>
+                <w:color w:val="000000"/>
+                <w:sz w:val="20"/>
+              </w:rPr>
+              <w:t xml:space="preserve">Weigh Reagents</w:t>
+            </w:r>
+          </w:p>
+        </w:tc>
+        <w:tc>
+          <w:tcPr>
+            <w:tcW w:type="dxa" w:w="4800"/>
+            <w:tcBorders>
+              <w:top w:val="single" w:sz="4" w:color="BFBFBF"/>
+              <w:left w:val="single" w:sz="4" w:color="BFBFBF"/>
+              <w:bottom w:val="single" w:sz="4" w:color="BFBFBF"/>
+              <w:right w:val="single" w:sz="4" w:color="BFBFBF"/>
+            </w:tcBorders>
+            <w:vAlign w:val="center"/>
+          </w:tcPr>
+          <w:p>
+            <w:r/>
+            <w:r>
+              <w:rPr>
+                <w:rFonts w:ascii="Arial" w:hAnsi="Arial" w:cs="Arial"/>
+                <w:b w:val="0"/>
+                <w:i w:val="0"/>
+                <w:color w:val="000000"/>
+                <w:sz w:val="20"/>
+              </w:rPr>
+              <w:t xml:space="preserve">Weigh NaCl and KCl. NaCl: 8, and KCl: 0.2.</w:t>
+            </w:r>
+          </w:p>
+        </w:tc>
+        <w:tc>
+          <w:tcPr>
+            <w:tcW w:type="dxa" w:w="1600"/>
+            <w:tcBorders>
+              <w:top w:val="single" w:sz="4" w:color="BFBFBF"/>
+              <w:left w:val="single" w:sz="4" w:color="BFBFBF"/>
+              <w:bottom w:val="single" w:sz="4" w:color="BFBFBF"/>
+              <w:right w:val="single" w:sz="4" w:color="BFBFBF"/>
+            </w:tcBorders>
+            <w:vAlign w:val="center"/>
+          </w:tcPr>
+          <w:p>
+            <w:pPr>
+              <w:jc w:val="center"/>
+            </w:pPr>
+            <w:r/>
+            <w:r>
+              <w:rPr>
+                <w:rFonts w:ascii="Arial" w:hAnsi="Arial" w:cs="Arial"/>
+                <w:b w:val="0"/>
+                <w:i w:val="0"/>
+                <w:color w:val="000000"/>
+                <w:sz w:val="20"/>
+              </w:rPr>
+              <w:t xml:space="preserve">10 min</w:t>
+            </w:r>
+          </w:p>
+        </w:tc>
+      </w:tr>
+      <w:tr>
+        <w:tc>
+          <w:tcPr>
+            <w:tcW w:type="dxa" w:w="800"/>
+            <w:tcBorders>
+              <w:top w:val="single" w:sz="4" w:color="BFBFBF"/>
+              <w:left w:val="single" w:sz="4" w:color="BFBFBF"/>
+              <w:bottom w:val="single" w:sz="4" w:color="BFBFBF"/>
+              <w:right w:val="single" w:sz="4" w:color="BFBFBF"/>
+            </w:tcBorders>
+            <w:vAlign w:val="center"/>
+          </w:tcPr>
+          <w:p>
+            <w:pPr>
+              <w:jc w:val="center"/>
+            </w:pPr>
+            <w:r/>
+            <w:r>
+              <w:rPr>
+                <w:rFonts w:ascii="Arial" w:hAnsi="Arial" w:cs="Arial"/>
+                <w:b/>
+                <w:i w:val="0"/>
+                <w:color w:val="000000"/>
+                <w:sz w:val="20"/>
+              </w:rPr>
+              <w:t xml:space="preserve">2</w:t>
+            </w:r>
+          </w:p>
+        </w:tc>
+        <w:tc>
+          <w:tcPr>
+            <w:tcW w:type="dxa" w:w="2600"/>
+            <w:tcBorders>
+              <w:top w:val="single" w:sz="4" w:color="BFBFBF"/>
+              <w:left w:val="single" w:sz="4" w:color="BFBFBF"/>
+              <w:bottom w:val="single" w:sz="4" w:color="BFBFBF"/>
+              <w:right w:val="single" w:sz="4" w:color="BFBFBF"/>
+            </w:tcBorders>
+            <w:vAlign w:val="center"/>
+          </w:tcPr>
+          <w:p>
+            <w:r/>
+            <w:r>
+              <w:rPr>
+                <w:rFonts w:ascii="Arial" w:hAnsi="Arial" w:cs="Arial"/>
+                <w:b w:val="0"/>
+                <w:i w:val="0"/>
+                <w:color w:val="000000"/>
+                <w:sz w:val="20"/>
+              </w:rPr>
+              <w:t xml:space="preserve">Dissolve</w:t>
+            </w:r>
+          </w:p>
+        </w:tc>
+        <w:tc>
+          <w:tcPr>
+            <w:tcW w:type="dxa" w:w="4800"/>
+            <w:tcBorders>
+              <w:top w:val="single" w:sz="4" w:color="BFBFBF"/>
+              <w:left w:val="single" w:sz="4" w:color="BFBFBF"/>
+              <w:bottom w:val="single" w:sz="4" w:color="BFBFBF"/>
+              <w:right w:val="single" w:sz="4" w:color="BFBFBF"/>
+            </w:tcBorders>
+            <w:vAlign w:val="center"/>
+          </w:tcPr>
+          <w:p>
+            <w:r/>
+            <w:r>
+              <w:rPr>
+                <w:rFonts w:ascii="Arial" w:hAnsi="Arial" w:cs="Arial"/>
+                <w:b w:val="0"/>
+                <w:i w:val="0"/>
+                <w:color w:val="000000"/>
+                <w:sz w:val="20"/>
+              </w:rPr>
+              <w:t xml:space="preserve">Add to 1000 mL water and stir.</w:t>
+            </w:r>
+          </w:p>
+        </w:tc>
+        <w:tc>
+          <w:tcPr>
+            <w:tcW w:type="dxa" w:w="1600"/>
+            <w:tcBorders>
+              <w:top w:val="single" w:sz="4" w:color="BFBFBF"/>
+              <w:left w:val="single" w:sz="4" w:color="BFBFBF"/>
+              <w:bottom w:val="single" w:sz="4" w:color="BFBFBF"/>
+              <w:right w:val="single" w:sz="4" w:color="BFBFBF"/>
+            </w:tcBorders>
+            <w:vAlign w:val="center"/>
+          </w:tcPr>
+          <w:p>
+            <w:pPr>
+              <w:jc w:val="center"/>
+            </w:pPr>
+            <w:r/>
+            <w:r>
+              <w:rPr>
+                <w:rFonts w:ascii="Arial" w:hAnsi="Arial" w:cs="Arial"/>
+                <w:b w:val="0"/>
+                <w:i w:val="0"/>
+                <w:color w:val="000000"/>
+                <w:sz w:val="20"/>
+              </w:rPr>
+              <w:t xml:space="preserve">15 min</w:t>
+            </w:r>
+          </w:p>
+        </w:tc>
+      </w:tr>
+    </w:tbl>
     <w:p>
       <w:pPr>
-        <w:spacing w:before="0" w:after="100"/>
-      </w:pPr>
-      <w:r>
-        <w:t xml:space="preserve"/>
-      </w:r>
-      <w:r>
-        <w:rPr>
-          <w:color w:val="334155"/>
-          <w:sz w:val="127000"/>
-          <w:szCs w:val="127000"/>
-        </w:rPr>
-        <w:t xml:space="preserve">    Weigh NaCl and KCl.</w:t>
-      </w:r>
-      <w:r>
-        <w:t xml:space="preserve"/>
-      </w:r>
-    </w:p>
-    <w:p>
-      <w:pPr>
-        <w:spacing w:before="0" w:after="100"/>
-      </w:pPr>
-      <w:r>
-        <w:t xml:space="preserve"/>
-      </w:r>
-      <w:r>
-        <w:rPr>
-          <w:color w:val="334155"/>
-          <w:sz w:val="127000"/>
-          <w:szCs w:val="127000"/>
-        </w:rPr>
-        <w:t xml:space="preserve">    NaCl: 8, and KCl: 0.2.</w:t>
-      </w:r>
-      <w:r>
-        <w:t xml:space="preserve"/>
-      </w:r>
-    </w:p>
-    <w:p>
-      <w:pPr>
-        <w:spacing w:before="0" w:after="100"/>
-      </w:pPr>
-      <w:r>
-        <w:t xml:space="preserve"/>
-      </w:r>
-      <w:r>
-        <w:rPr>
-          <w:color w:val="64748B"/>
-          <w:sz w:val="127000"/>
-          <w:szCs w:val="127000"/>
-          <w:i/>
-        </w:rPr>
-        <w:t xml:space="preserve">    Allow 10 minutes for this step.</w:t>
-      </w:r>
-      <w:r>
-        <w:t xml:space="preserve"/>
-      </w:r>
-    </w:p>
-    <w:p>
-      <w:pPr>
-        <w:spacing w:after="40"/>
+        <w:keepNext/>
+        <w:spacing w:before="280" w:after="80"/>
       </w:pPr>
       <w:r>
         <w:rPr>
+          <w:rFonts w:ascii="Arial" w:hAnsi="Arial" w:cs="Arial"/>
           <w:b/>
           <w:i w:val="0"/>
-          <w:color w:val="0F172A"/>
-          <w:sz w:val="22"/>
+          <w:color w:val="1F3A5F"/>
+          <w:sz w:val="26"/>
         </w:rPr>
-        <w:t xml:space="preserve">2. Dissolve</w:t>
+        <w:t xml:space="preserve">3.2  QC</w:t>
       </w:r>
     </w:p>
-    <w:p>
-      <w:pPr>
-        <w:spacing w:before="0" w:after="100"/>
-      </w:pPr>
-      <w:r>
-        <w:t xml:space="preserve"/>
-      </w:r>
-      <w:r>
-        <w:rPr>
-          <w:color w:val="334155"/>
-          <w:sz w:val="127000"/>
-          <w:szCs w:val="127000"/>
-        </w:rPr>
-        <w:t xml:space="preserve">    Add to 1000 mL water and stir.</w:t>
-      </w:r>
-      <w:r>
-        <w:t xml:space="preserve"/>
-      </w:r>
-    </w:p>
-    <w:p>
-      <w:pPr>
-        <w:spacing w:before="0" w:after="100"/>
-      </w:pPr>
-      <w:r>
-        <w:t xml:space="preserve"/>
-      </w:r>
-      <w:r>
-        <w:rPr>
-          <w:color w:val="64748B"/>
-          <w:sz w:val="127000"/>
-          <w:szCs w:val="127000"/>
-          <w:i/>
-        </w:rPr>
-        <w:t xml:space="preserve">    Allow 15 minutes for this step.</w:t>
-      </w:r>
-      <w:r>
-        <w:t xml:space="preserve"/>
-      </w:r>
-    </w:p>
-    <w:p>
-      <w:pPr>
-        <w:spacing w:before="0" w:after="80"/>
-      </w:pPr>
-      <w:r>
-        <w:t xml:space="preserve"/>
-      </w:r>
-      <w:r>
-        <w:t xml:space="preserve"/>
-      </w:r>
-    </w:p>
-    <w:p>
-      <w:r>
-        <w:br w:type="page"/>
-      </w:r>
-    </w:p>
-    <w:p>
-      <w:pPr>
-        <w:spacing w:before="0" w:after="80"/>
-      </w:pPr>
-      <w:r>
-        <w:t xml:space="preserve"/>
-      </w:r>
-      <w:r>
-        <w:rPr>
-          <w:sz w:val="177800"/>
-          <w:szCs w:val="177800"/>
-          <w:b/>
-        </w:rPr>
-        <w:t xml:space="preserve">QC</w:t>
-      </w:r>
-      <w:r>
-        <w:t xml:space="preserve"/>
-      </w:r>
-    </w:p>
-    <w:p>
-      <w:pPr>
-        <w:spacing w:before="0" w:after="80"/>
-      </w:pPr>
-      <w:r>
-        <w:t xml:space="preserve"/>
-      </w:r>
-      <w:r>
-        <w:rPr>
-          <w:color w:val="C8C8C8"/>
-          <w:sz w:val="76200"/>
-          <w:szCs w:val="76200"/>
-        </w:rPr>
-        <w:t xml:space="preserve">──────────────────────────────────────────────────</w:t>
-      </w:r>
-      <w:r>
-        <w:t xml:space="preserve"/>
-      </w:r>
-    </w:p>
-    <w:p>
-      <w:pPr>
-        <w:spacing w:after="40"/>
-      </w:pPr>
-      <w:r>
-        <w:rPr>
-          <w:b/>
-          <w:i w:val="0"/>
-          <w:color w:val="0F172A"/>
-          <w:sz w:val="22"/>
-        </w:rPr>
-        <w:t xml:space="preserve">1. Measure pH</w:t>
-      </w:r>
-    </w:p>
-    <w:p>
-      <w:pPr>
-        <w:spacing w:before="0" w:after="100"/>
-      </w:pPr>
-      <w:r>
-        <w:t xml:space="preserve"/>
-      </w:r>
-      <w:r>
-        <w:rPr>
-          <w:color w:val="334155"/>
-          <w:sz w:val="127000"/>
-          <w:szCs w:val="127000"/>
-        </w:rPr>
-        <w:t xml:space="preserve">    Measure and adjust pH.</w:t>
-      </w:r>
-      <w:r>
-        <w:t xml:space="preserve"/>
-      </w:r>
-    </w:p>
-    <w:p>
-      <w:pPr>
-        <w:spacing w:before="0" w:after="100"/>
-      </w:pPr>
-      <w:r>
-        <w:t xml:space="preserve"/>
-      </w:r>
-      <w:r>
-        <w:rPr>
-          <w:color w:val="334155"/>
-          <w:sz w:val="127000"/>
-          <w:szCs w:val="127000"/>
-        </w:rPr>
-        <w:t xml:space="preserve">    Target pH: 7.4.</w:t>
-      </w:r>
-      <w:r>
-        <w:t xml:space="preserve"/>
-      </w:r>
-    </w:p>
-    <w:p>
-      <w:pPr>
-        <w:spacing w:before="0" w:after="100"/>
-      </w:pPr>
-      <w:r>
-        <w:t xml:space="preserve"/>
-      </w:r>
-      <w:r>
-        <w:rPr>
-          <w:color w:val="64748B"/>
-          <w:sz w:val="127000"/>
-          <w:szCs w:val="127000"/>
-          <w:i/>
-        </w:rPr>
-        <w:t xml:space="preserve">    Allow 5 minutes for this step.</w:t>
-      </w:r>
-      <w:r>
-        <w:t xml:space="preserve"/>
-      </w:r>
-    </w:p>
-    <w:p>
-      <w:pPr>
-        <w:spacing w:after="0"/>
-      </w:pPr>
-      <w:r>
-        <w:rPr>
-          <w:b w:val="0"/>
-          <w:i w:val="0"/>
-          <w:color w:val="334155"/>
-          <w:sz w:val="2"/>
-        </w:rPr>
-        <w:t xml:space="preserve"/>
-      </w:r>
-      <w:r>
-        <w:t xml:space="preserve"/>
-      </w:r>
-    </w:p>
-    <w:p>
-      <w:r>
-        <w:br w:type="page"/>
-      </w:r>
-    </w:p>
-    <w:p>
-      <w:pPr>
-        <w:spacing w:after="0"/>
-      </w:pPr>
-      <w:r>
-        <w:t xml:space="preserve"/>
-      </w:r>
-      <w:r>
-        <w:t xml:space="preserve"/>
-      </w:r>
-    </w:p>
-    <w:p>
-      <w:pPr>
-        <w:spacing w:after="120" w:before="0"/>
-      </w:pPr>
-      <w:r>
-        <w:rPr>
-          <w:b w:val="0"/>
-          <w:i w:val="0"/>
-          <w:color w:val="C8C8C8"/>
-          <w:sz w:val="12"/>
-        </w:rPr>
-        <w:t>──────────────────────────────────────────────────</w:t>
-      </w:r>
-    </w:p>
-    <w:p>
-      <w:pPr>
-        <w:spacing w:after="320" w:before="0"/>
-      </w:pPr>
-      <w:r>
-        <w:rPr>
-          <w:b/>
-          <w:i w:val="0"/>
-          <w:color w:val="0F172A"/>
-          <w:sz w:val="22"/>
-        </w:rPr>
-        <w:t>Approvals</w:t>
-      </w:r>
-    </w:p>
-    <w:p>
-      <w:pPr>
-        <w:spacing w:after="40"/>
-      </w:pPr>
-      <w:r>
-        <w:rPr>
-          <w:color w:val="787878"/>
-          <w:sz w:val="18"/>
-        </w:rPr>
-        <w:t>____________________________</w:t>
-        <w:tab/>
-        <w:tab/>
-        <w:tab/>
-      </w:r>
-      <w:r>
-        <w:rPr>
-          <w:color w:val="787878"/>
-          <w:sz w:val="18"/>
-        </w:rPr>
-        <w:t>____________________________</w:t>
-      </w:r>
-    </w:p>
-    <w:p>
-      <w:r>
-        <w:rPr>
-          <w:color w:val="787878"/>
-          <w:sz w:val="18"/>
-        </w:rPr>
-        <w:t>Prepared by (Name / Date)</w:t>
-        <w:tab/>
-        <w:tab/>
-      </w:r>
-      <w:r>
-        <w:rPr>
-          <w:color w:val="787878"/>
-          <w:sz w:val="18"/>
-        </w:rPr>
-        <w:t>Reviewed by (Name / Date)</w:t>
-      </w:r>
-    </w:p>
-    <w:p>
-      <w:r>
-        <w:t/>
-      </w:r>
-    </w:p>
+    <w:tbl>
+      <w:tblPr>
+        <w:tblW w:type="auto" w:w="0"/>
+        <w:tblLook w:firstColumn="1" w:firstRow="1" w:lastColumn="0" w:lastRow="0" w:noHBand="0" w:noVBand="1" w:val="04A0"/>
+        <w:tblLayout w:type="fixed"/>
+      </w:tblPr>
+      <w:tblGrid>
+        <w:gridCol w:w="2520"/>
+        <w:gridCol w:w="2520"/>
+        <w:gridCol w:w="2520"/>
+        <w:gridCol w:w="2520"/>
+      </w:tblGrid>
+      <w:tr>
+        <w:tc>
+          <w:tcPr>
+            <w:tcW w:type="dxa" w:w="800"/>
+            <w:shd w:val="clear" w:color="auto" w:fill="ECF0F1"/>
+            <w:tcBorders>
+              <w:top w:val="single" w:sz="4" w:color="BFBFBF"/>
+              <w:left w:val="single" w:sz="4" w:color="BFBFBF"/>
+              <w:bottom w:val="single" w:sz="4" w:color="BFBFBF"/>
+              <w:right w:val="single" w:sz="4" w:color="BFBFBF"/>
+            </w:tcBorders>
+            <w:vAlign w:val="center"/>
+          </w:tcPr>
+          <w:p>
+            <w:pPr>
+              <w:jc w:val="center"/>
+            </w:pPr>
+            <w:r/>
+            <w:r>
+              <w:rPr>
+                <w:rFonts w:ascii="Arial" w:hAnsi="Arial" w:cs="Arial"/>
+                <w:b/>
+                <w:i w:val="0"/>
+                <w:color w:val="000000"/>
+                <w:sz w:val="20"/>
+              </w:rPr>
+              <w:t>Step</w:t>
+            </w:r>
+          </w:p>
+        </w:tc>
+        <w:tc>
+          <w:tcPr>
+            <w:tcW w:type="dxa" w:w="2600"/>
+            <w:shd w:val="clear" w:color="auto" w:fill="ECF0F1"/>
+            <w:tcBorders>
+              <w:top w:val="single" w:sz="4" w:color="BFBFBF"/>
+              <w:left w:val="single" w:sz="4" w:color="BFBFBF"/>
+              <w:bottom w:val="single" w:sz="4" w:color="BFBFBF"/>
+              <w:right w:val="single" w:sz="4" w:color="BFBFBF"/>
+            </w:tcBorders>
+            <w:vAlign w:val="center"/>
+          </w:tcPr>
+          <w:p>
+            <w:pPr>
+              <w:jc w:val="center"/>
+            </w:pPr>
+            <w:r/>
+            <w:r>
+              <w:rPr>
+                <w:rFonts w:ascii="Arial" w:hAnsi="Arial" w:cs="Arial"/>
+                <w:b/>
+                <w:i w:val="0"/>
+                <w:color w:val="000000"/>
+                <w:sz w:val="20"/>
+              </w:rPr>
+              <w:t>Name</w:t>
+            </w:r>
+          </w:p>
+        </w:tc>
+        <w:tc>
+          <w:tcPr>
+            <w:tcW w:type="dxa" w:w="4800"/>
+            <w:shd w:val="clear" w:color="auto" w:fill="ECF0F1"/>
+            <w:tcBorders>
+              <w:top w:val="single" w:sz="4" w:color="BFBFBF"/>
+              <w:left w:val="single" w:sz="4" w:color="BFBFBF"/>
+              <w:bottom w:val="single" w:sz="4" w:color="BFBFBF"/>
+              <w:right w:val="single" w:sz="4" w:color="BFBFBF"/>
+            </w:tcBorders>
+            <w:vAlign w:val="center"/>
+          </w:tcPr>
+          <w:p>
+            <w:pPr>
+              <w:jc w:val="center"/>
+            </w:pPr>
+            <w:r/>
+            <w:r>
+              <w:rPr>
+                <w:rFonts w:ascii="Arial" w:hAnsi="Arial" w:cs="Arial"/>
+                <w:b/>
+                <w:i w:val="0"/>
+                <w:color w:val="000000"/>
+                <w:sz w:val="20"/>
+              </w:rPr>
+              <w:t>Instruction</w:t>
+            </w:r>
+          </w:p>
+        </w:tc>
+        <w:tc>
+          <w:tcPr>
+            <w:tcW w:type="dxa" w:w="1600"/>
+            <w:shd w:val="clear" w:color="auto" w:fill="ECF0F1"/>
+            <w:tcBorders>
+              <w:top w:val="single" w:sz="4" w:color="BFBFBF"/>
+              <w:left w:val="single" w:sz="4" w:color="BFBFBF"/>
+              <w:bottom w:val="single" w:sz="4" w:color="BFBFBF"/>
+              <w:right w:val="single" w:sz="4" w:color="BFBFBF"/>
+            </w:tcBorders>
+            <w:vAlign w:val="center"/>
+          </w:tcPr>
+          <w:p>
+            <w:pPr>
+              <w:jc w:val="center"/>
+            </w:pPr>
+            <w:r/>
+            <w:r>
+              <w:rPr>
+                <w:rFonts w:ascii="Arial" w:hAnsi="Arial" w:cs="Arial"/>
+                <w:b/>
+                <w:i w:val="0"/>
+                <w:color w:val="000000"/>
+                <w:sz w:val="20"/>
+              </w:rPr>
+              <w:t>Duration</w:t>
+            </w:r>
+          </w:p>
+        </w:tc>
+      </w:tr>
+      <w:tr>
+        <w:tc>
+          <w:tcPr>
+            <w:tcW w:type="dxa" w:w="800"/>
+            <w:tcBorders>
+              <w:top w:val="single" w:sz="4" w:color="BFBFBF"/>
+              <w:left w:val="single" w:sz="4" w:color="BFBFBF"/>
+              <w:bottom w:val="single" w:sz="4" w:color="BFBFBF"/>
+              <w:right w:val="single" w:sz="4" w:color="BFBFBF"/>
+            </w:tcBorders>
+            <w:vAlign w:val="center"/>
+          </w:tcPr>
+          <w:p>
+            <w:pPr>
+              <w:jc w:val="center"/>
+            </w:pPr>
+            <w:r/>
+            <w:r>
+              <w:rPr>
+                <w:rFonts w:ascii="Arial" w:hAnsi="Arial" w:cs="Arial"/>
+                <w:b/>
+                <w:i w:val="0"/>
+                <w:color w:val="000000"/>
+                <w:sz w:val="20"/>
+              </w:rPr>
+              <w:t xml:space="preserve">1</w:t>
+            </w:r>
+          </w:p>
+        </w:tc>
+        <w:tc>
+          <w:tcPr>
+            <w:tcW w:type="dxa" w:w="2600"/>
+            <w:tcBorders>
+              <w:top w:val="single" w:sz="4" w:color="BFBFBF"/>
+              <w:left w:val="single" w:sz="4" w:color="BFBFBF"/>
+              <w:bottom w:val="single" w:sz="4" w:color="BFBFBF"/>
+              <w:right w:val="single" w:sz="4" w:color="BFBFBF"/>
+            </w:tcBorders>
+            <w:vAlign w:val="center"/>
+          </w:tcPr>
+          <w:p>
+            <w:r/>
+            <w:r>
+              <w:rPr>
+                <w:rFonts w:ascii="Arial" w:hAnsi="Arial" w:cs="Arial"/>
+                <w:b w:val="0"/>
+                <w:i w:val="0"/>
+                <w:color w:val="000000"/>
+                <w:sz w:val="20"/>
+              </w:rPr>
+              <w:t xml:space="preserve">Measure pH</w:t>
+            </w:r>
+          </w:p>
+        </w:tc>
+        <w:tc>
+          <w:tcPr>
+            <w:tcW w:type="dxa" w:w="4800"/>
+            <w:tcBorders>
+              <w:top w:val="single" w:sz="4" w:color="BFBFBF"/>
+              <w:left w:val="single" w:sz="4" w:color="BFBFBF"/>
+              <w:bottom w:val="single" w:sz="4" w:color="BFBFBF"/>
+              <w:right w:val="single" w:sz="4" w:color="BFBFBF"/>
+            </w:tcBorders>
+            <w:vAlign w:val="center"/>
+          </w:tcPr>
+          <w:p>
+            <w:r/>
+            <w:r>
+              <w:rPr>
+                <w:rFonts w:ascii="Arial" w:hAnsi="Arial" w:cs="Arial"/>
+                <w:b w:val="0"/>
+                <w:i w:val="0"/>
+                <w:color w:val="000000"/>
+                <w:sz w:val="20"/>
+              </w:rPr>
+              <w:t xml:space="preserve">Measure and adjust pH. Target pH: 7.4.</w:t>
+            </w:r>
+          </w:p>
+        </w:tc>
+        <w:tc>
+          <w:tcPr>
+            <w:tcW w:type="dxa" w:w="1600"/>
+            <w:tcBorders>
+              <w:top w:val="single" w:sz="4" w:color="BFBFBF"/>
+              <w:left w:val="single" w:sz="4" w:color="BFBFBF"/>
+              <w:bottom w:val="single" w:sz="4" w:color="BFBFBF"/>
+              <w:right w:val="single" w:sz="4" w:color="BFBFBF"/>
+            </w:tcBorders>
+            <w:vAlign w:val="center"/>
+          </w:tcPr>
+          <w:p>
+            <w:pPr>
+              <w:jc w:val="center"/>
+            </w:pPr>
+            <w:r/>
+            <w:r>
+              <w:rPr>
+                <w:rFonts w:ascii="Arial" w:hAnsi="Arial" w:cs="Arial"/>
+                <w:b w:val="0"/>
+                <w:i w:val="0"/>
+                <w:color w:val="000000"/>
+                <w:sz w:val="20"/>
+              </w:rPr>
+              <w:t xml:space="preserve">5 min</w:t>
+            </w:r>
+          </w:p>
+        </w:tc>
+      </w:tr>
+    </w:tbl>
     <w:sectPr>
-      <w:headerReference w:type="default" r:id="rId9"/>
-      <w:footerReference w:type="default" r:id="rId10"/>
       <w:pgSz w:w="12240" w:h="15840"/>
-      <w:pgMar w:top="1440" w:right="1440" w:bottom="1440" w:left="1440" w:header="720" w:footer="720" w:gutter="0"/>
+      <w:pgMar w:top="1080" w:right="1080" w:bottom="1080" w:left="1080" w:header="720" w:footer="720" w:gutter="0"/>
       <w:cols w:space="720"/>
       <w:docGrid w:linePitch="360"/>
     </w:sectPr>
   </w:body>
 </w:document>
-</file>
-
-<file path=word/footer1.xml><?xml version="1.0" encoding="utf-8"?>
-<w:ftr xmlns:m="http://schemas.openxmlformats.org/officeDocument/2006/math" xmlns:mc="http://schemas.openxmlformats.org/markup-compatibility/2006" xmlns:mo="http://schemas.microsoft.com/office/mac/office/2008/main" xmlns:mv="urn:schemas-microsoft-com:mac:vml" xmlns:o="urn:schemas-microsoft-com:office:office" xmlns:r="http://schemas.openxmlformats.org/officeDocument/2006/relationships" xmlns:v="urn:schemas-microsoft-com:vml" xmlns:w10="urn:schemas-microsoft-com:office:word" xmlns:w14="http://schemas.microsoft.com/office/word/2010/wordml" xmlns:w="http://schemas.openxmlformats.org/wordprocessingml/2006/main" xmlns:wne="http://schemas.microsoft.com/office/word/2006/wordml" xmlns:wp14="http://schemas.microsoft.com/office/word/2010/wordprocessingDrawing" xmlns:wp="http://schemas.openxmlformats.org/drawingml/2006/wordprocessingDrawing" xmlns:wpc="http://schemas.microsoft.com/office/word/2010/wordprocessingCanvas" xmlns:wpg="http://schemas.microsoft.com/office/word/2010/wordprocessingGroup" xmlns:wpi="http://schemas.microsoft.com/office/word/2010/wordprocessingInk" xmlns:wps="http://schemas.microsoft.com/office/word/2010/wordprocessingShape" mc:Ignorable="w14 wp14">
-  <w:p>
-    <w:pPr>
-      <w:pStyle w:val="Footer"/>
-      <w:jc w:val="center"/>
-    </w:pPr>
-    <w:r>
-      <w:rPr>
-        <w:color w:val="969696"/>
-        <w:sz w:val="16"/>
-      </w:rPr>
-      <w:t xml:space="preserve">Page </w:t>
-      <w:fldChar w:fldCharType="begin"/>
-      <w:instrText> PAGE </w:instrText>
-      <w:fldChar w:fldCharType="end"/>
-    </w:r>
-    <w:r>
-      <w:rPr>
-        <w:color w:val="969696"/>
-        <w:sz w:val="16"/>
-      </w:rPr>
-      <w:t xml:space="preserve"> / </w:t>
-      <w:fldChar w:fldCharType="begin"/>
-      <w:instrText> NUMPAGES </w:instrText>
-      <w:fldChar w:fldCharType="end"/>
-    </w:r>
-  </w:p>
-</w:ftr>
-</file>
-
-<file path=word/header1.xml><?xml version="1.0" encoding="utf-8"?>
-<w:hdr xmlns:m="http://schemas.openxmlformats.org/officeDocument/2006/math" xmlns:mc="http://schemas.openxmlformats.org/markup-compatibility/2006" xmlns:mo="http://schemas.microsoft.com/office/mac/office/2008/main" xmlns:mv="urn:schemas-microsoft-com:mac:vml" xmlns:o="urn:schemas-microsoft-com:office:office" xmlns:r="http://schemas.openxmlformats.org/officeDocument/2006/relationships" xmlns:v="urn:schemas-microsoft-com:vml" xmlns:w10="urn:schemas-microsoft-com:office:word" xmlns:w14="http://schemas.microsoft.com/office/word/2010/wordml" xmlns:w="http://schemas.openxmlformats.org/wordprocessingml/2006/main" xmlns:wne="http://schemas.microsoft.com/office/word/2006/wordml" xmlns:wp14="http://schemas.microsoft.com/office/word/2010/wordprocessingDrawing" xmlns:wp="http://schemas.openxmlformats.org/drawingml/2006/wordprocessingDrawing" xmlns:wpc="http://schemas.microsoft.com/office/word/2010/wordprocessingCanvas" xmlns:wpg="http://schemas.microsoft.com/office/word/2010/wordprocessingGroup" xmlns:wpi="http://schemas.microsoft.com/office/word/2010/wordprocessingInk" xmlns:wps="http://schemas.microsoft.com/office/word/2010/wordprocessingShape" mc:Ignorable="w14 wp14">
-  <w:p>
-    <w:pPr>
-      <w:pStyle w:val="Header"/>
-      <w:tabs>
-        <w:tab w:pos="9360" w:val="right"/>
-      </w:tabs>
-      <w:jc w:val="left"/>
-    </w:pPr>
-    <w:r>
-      <w:rPr>
-        <w:i/>
-        <w:color w:val="787878"/>
-        <w:sz w:val="18"/>
-      </w:rPr>
-      <w:t>STANDARD OPERATING PROCEDURE</w:t>
-      <w:tab/>
-    </w:r>
-    <w:r>
-      <w:rPr>
-        <w:i/>
-        <w:color w:val="787878"/>
-        <w:sz w:val="18"/>
-      </w:rPr>
-      <w:t xml:space="preserve">v2  |  April 1, 2026</w:t>
-    </w:r>
-  </w:p>
-</w:hdr>
 </file>
 
 <file path=word/numbering.xml><?xml version="1.0" encoding="utf-8"?>
@@ -882,6 +1342,11 @@
     <w:name w:val="Normal"/>
     <w:qFormat/>
     <w:rsid w:val="00FC693F"/>
+    <w:rPr>
+      <w:rFonts w:ascii="Arial" w:hAnsi="Arial"/>
+      <w:color w:val="000000"/>
+      <w:sz w:val="20"/>
+    </w:rPr>
   </w:style>
   <w:style w:type="paragraph" w:styleId="Header">
     <w:name w:val="header"/>

--- a/backend/tests/artifacts/templates/sop_role_based.docx
+++ b/backend/tests/artifacts/templates/sop_role_based.docx
@@ -3,78 +3,157 @@
 <w:document xmlns:wpc="http://schemas.microsoft.com/office/word/2010/wordprocessingCanvas" xmlns:mo="http://schemas.microsoft.com/office/mac/office/2008/main" xmlns:mc="http://schemas.openxmlformats.org/markup-compatibility/2006" xmlns:mv="urn:schemas-microsoft-com:mac:vml" xmlns:o="urn:schemas-microsoft-com:office:office" xmlns:r="http://schemas.openxmlformats.org/officeDocument/2006/relationships" xmlns:m="http://schemas.openxmlformats.org/officeDocument/2006/math" xmlns:v="urn:schemas-microsoft-com:vml" xmlns:wp14="http://schemas.microsoft.com/office/word/2010/wordprocessingDrawing" xmlns:wp="http://schemas.openxmlformats.org/drawingml/2006/wordprocessingDrawing" xmlns:w10="urn:schemas-microsoft-com:office:word" xmlns:w="http://schemas.openxmlformats.org/wordprocessingml/2006/main" xmlns:w14="http://schemas.microsoft.com/office/word/2010/wordml" xmlns:wpg="http://schemas.microsoft.com/office/word/2010/wordprocessingGroup" xmlns:wpi="http://schemas.microsoft.com/office/word/2010/wordprocessingInk" xmlns:wne="http://schemas.microsoft.com/office/word/2006/wordml" xmlns:wps="http://schemas.microsoft.com/office/word/2010/wordprocessingShape" mc:Ignorable="w14 wp14">
   <w:body>
     <w:p>
+      <w:pPr>
+        <w:spacing w:after="120"/>
+        <w:jc w:val="center"/>
+      </w:pPr>
       <w:r>
         <w:rPr>
-          <w:b/>
-          <w:sz w:val="36"/>
+          <w:rFonts w:ascii="Arial" w:hAnsi="Arial" w:cs="Arial"/>
+          <w:b w:val="0"/>
+          <w:i w:val="0"/>
+          <w:color w:val="5F6368"/>
+          <w:sz w:val="24"/>
         </w:rPr>
-        <w:t xml:space="preserve">Multi-Role Buffer Protocol</w:t>
-      </w:r>
-    </w:p>
-    <w:p>
-      <w:r>
-        <w:rPr>
-          <w:b w:val="0"/>
-          <w:sz w:val="22"/>
-        </w:rPr>
-        <w:t xml:space="preserve"/>
-      </w:r>
-    </w:p>
-    <w:p>
-      <w:r>
-        <w:rPr>
-          <w:b w:val="0"/>
-          <w:sz w:val="22"/>
-        </w:rPr>
-        <w:t xml:space="preserve">Version 2  |  Effective:   |  Supersedes: </w:t>
-      </w:r>
-    </w:p>
-    <w:p>
-      <w:r>
-        <w:rPr>
-          <w:b w:val="0"/>
-          <w:sz w:val="22"/>
-        </w:rPr>
-        <w:t xml:space="preserve">  |  </w:t>
-      </w:r>
-    </w:p>
-    <w:p>
-      <w:r>
-        <w:rPr>
-          <w:b/>
-          <w:sz w:val="28"/>
-        </w:rPr>
-        <w:t>Responsibilities</w:t>
+        <w:t>Standard Operating Procedure</w:t>
       </w:r>
     </w:p>
     <w:tbl>
       <w:tblPr>
-        <w:tblStyle w:val="LightGrid-Accent1"/>
         <w:tblW w:type="auto" w:w="0"/>
         <w:tblLook w:firstColumn="1" w:firstRow="1" w:lastColumn="0" w:lastRow="0" w:noHBand="0" w:noVBand="1" w:val="04A0"/>
+        <w:tblLayout w:type="fixed"/>
       </w:tblPr>
       <w:tblGrid>
-        <w:gridCol w:w="4986"/>
-        <w:gridCol w:w="4986"/>
+        <w:gridCol w:w="2520"/>
+        <w:gridCol w:w="2520"/>
+        <w:gridCol w:w="2520"/>
+        <w:gridCol w:w="2520"/>
       </w:tblGrid>
       <w:tr>
         <w:tc>
           <w:tcPr>
-            <w:tcW w:type="dxa" w:w="4986"/>
+            <w:tcW w:type="dxa" w:w="2400"/>
+            <w:shd w:val="clear" w:color="auto" w:fill="ECF0F1"/>
+            <w:tcBorders>
+              <w:top w:val="single" w:sz="4" w:color="BFBFBF"/>
+              <w:left w:val="single" w:sz="4" w:color="BFBFBF"/>
+              <w:bottom w:val="single" w:sz="4" w:color="BFBFBF"/>
+              <w:right w:val="single" w:sz="4" w:color="BFBFBF"/>
+            </w:tcBorders>
+            <w:tcMar>
+              <w:top w:w="100" w:type="dxa"/>
+              <w:bottom w:w="100" w:type="dxa"/>
+              <w:left w:w="100" w:type="dxa"/>
+              <w:right w:w="100" w:type="dxa"/>
+            </w:tcMar>
+            <w:vAlign w:val="center"/>
           </w:tcPr>
           <w:p>
+            <w:r/>
             <w:r>
-              <w:t>Role</w:t>
+              <w:rPr>
+                <w:rFonts w:ascii="Arial" w:hAnsi="Arial" w:cs="Arial"/>
+                <w:b/>
+                <w:i w:val="0"/>
+                <w:color w:val="000000"/>
+                <w:sz w:val="20"/>
+              </w:rPr>
+              <w:t>Document Number:</w:t>
             </w:r>
           </w:p>
         </w:tc>
         <w:tc>
           <w:tcPr>
-            <w:tcW w:type="dxa" w:w="4986"/>
+            <w:tcW w:type="dxa" w:w="2800"/>
+            <w:tcBorders>
+              <w:top w:val="single" w:sz="4" w:color="BFBFBF"/>
+              <w:left w:val="single" w:sz="4" w:color="BFBFBF"/>
+              <w:bottom w:val="single" w:sz="4" w:color="BFBFBF"/>
+              <w:right w:val="single" w:sz="4" w:color="BFBFBF"/>
+            </w:tcBorders>
+            <w:tcMar>
+              <w:top w:w="100" w:type="dxa"/>
+              <w:bottom w:w="100" w:type="dxa"/>
+              <w:left w:w="100" w:type="dxa"/>
+              <w:right w:w="100" w:type="dxa"/>
+            </w:tcMar>
+            <w:vAlign w:val="center"/>
           </w:tcPr>
           <w:p>
+            <w:r/>
             <w:r>
-              <w:t>Responsibility summary</w:t>
+              <w:rPr>
+                <w:rFonts w:ascii="Arial" w:hAnsi="Arial" w:cs="Arial"/>
+                <w:b w:val="0"/>
+                <w:i w:val="0"/>
+                <w:color w:val="000000"/>
+                <w:sz w:val="20"/>
+              </w:rPr>
+              <w:t xml:space="preserve"/>
+            </w:r>
+          </w:p>
+        </w:tc>
+        <w:tc>
+          <w:tcPr>
+            <w:tcW w:type="dxa" w:w="2000"/>
+            <w:shd w:val="clear" w:color="auto" w:fill="ECF0F1"/>
+            <w:tcBorders>
+              <w:top w:val="single" w:sz="4" w:color="BFBFBF"/>
+              <w:left w:val="single" w:sz="4" w:color="BFBFBF"/>
+              <w:bottom w:val="single" w:sz="4" w:color="BFBFBF"/>
+              <w:right w:val="single" w:sz="4" w:color="BFBFBF"/>
+            </w:tcBorders>
+            <w:tcMar>
+              <w:top w:w="100" w:type="dxa"/>
+              <w:bottom w:w="100" w:type="dxa"/>
+              <w:left w:w="100" w:type="dxa"/>
+              <w:right w:w="100" w:type="dxa"/>
+            </w:tcMar>
+            <w:vAlign w:val="center"/>
+          </w:tcPr>
+          <w:p>
+            <w:r/>
+            <w:r>
+              <w:rPr>
+                <w:rFonts w:ascii="Arial" w:hAnsi="Arial" w:cs="Arial"/>
+                <w:b/>
+                <w:i w:val="0"/>
+                <w:color w:val="000000"/>
+                <w:sz w:val="20"/>
+              </w:rPr>
+              <w:t>Revision:</w:t>
+            </w:r>
+          </w:p>
+        </w:tc>
+        <w:tc>
+          <w:tcPr>
+            <w:tcW w:type="dxa" w:w="2600"/>
+            <w:tcBorders>
+              <w:top w:val="single" w:sz="4" w:color="BFBFBF"/>
+              <w:left w:val="single" w:sz="4" w:color="BFBFBF"/>
+              <w:bottom w:val="single" w:sz="4" w:color="BFBFBF"/>
+              <w:right w:val="single" w:sz="4" w:color="BFBFBF"/>
+            </w:tcBorders>
+            <w:tcMar>
+              <w:top w:w="100" w:type="dxa"/>
+              <w:bottom w:w="100" w:type="dxa"/>
+              <w:left w:w="100" w:type="dxa"/>
+              <w:right w:w="100" w:type="dxa"/>
+            </w:tcMar>
+            <w:vAlign w:val="center"/>
+          </w:tcPr>
+          <w:p>
+            <w:r/>
+            <w:r>
+              <w:rPr>
+                <w:rFonts w:ascii="Arial" w:hAnsi="Arial" w:cs="Arial"/>
+                <w:b w:val="0"/>
+                <w:i w:val="0"/>
+                <w:color w:val="000000"/>
+                <w:sz w:val="20"/>
+              </w:rPr>
+              <w:t xml:space="preserve">2</w:t>
             </w:r>
           </w:p>
         </w:tc>
@@ -82,21 +161,65 @@
       <w:tr>
         <w:tc>
           <w:tcPr>
-            <w:tcW w:type="dxa" w:w="4986"/>
+            <w:tcW w:type="dxa" w:w="2400"/>
+            <w:shd w:val="clear" w:color="auto" w:fill="ECF0F1"/>
+            <w:tcBorders>
+              <w:top w:val="single" w:sz="4" w:color="BFBFBF"/>
+              <w:left w:val="single" w:sz="4" w:color="BFBFBF"/>
+              <w:bottom w:val="single" w:sz="4" w:color="BFBFBF"/>
+              <w:right w:val="single" w:sz="4" w:color="BFBFBF"/>
+            </w:tcBorders>
+            <w:tcMar>
+              <w:top w:w="100" w:type="dxa"/>
+              <w:bottom w:w="100" w:type="dxa"/>
+              <w:left w:w="100" w:type="dxa"/>
+              <w:right w:w="100" w:type="dxa"/>
+            </w:tcMar>
+            <w:vAlign w:val="center"/>
           </w:tcPr>
           <w:p>
+            <w:r/>
             <w:r>
-              <w:t xml:space="preserve">Media Prep</w:t>
+              <w:rPr>
+                <w:rFonts w:ascii="Arial" w:hAnsi="Arial" w:cs="Arial"/>
+                <w:b/>
+                <w:i w:val="0"/>
+                <w:color w:val="000000"/>
+                <w:sz w:val="20"/>
+              </w:rPr>
+              <w:t>Title:</w:t>
             </w:r>
           </w:p>
         </w:tc>
         <w:tc>
           <w:tcPr>
-            <w:tcW w:type="dxa" w:w="4986"/>
+            <w:tcW w:type="dxa" w:w="7400"/>
+            <w:gridSpan w:val="3"/>
+            <w:tcBorders>
+              <w:top w:val="single" w:sz="4" w:color="BFBFBF"/>
+              <w:left w:val="single" w:sz="4" w:color="BFBFBF"/>
+              <w:bottom w:val="single" w:sz="4" w:color="BFBFBF"/>
+              <w:right w:val="single" w:sz="4" w:color="BFBFBF"/>
+            </w:tcBorders>
+            <w:tcMar>
+              <w:top w:w="100" w:type="dxa"/>
+              <w:bottom w:w="100" w:type="dxa"/>
+              <w:left w:w="100" w:type="dxa"/>
+              <w:right w:w="100" w:type="dxa"/>
+            </w:tcMar>
+            <w:vAlign w:val="center"/>
           </w:tcPr>
           <w:p>
+            <w:r/>
             <w:r>
-              <w:t xml:space="preserve">Weigh Reagents; Dissolve</w:t>
+              <w:rPr>
+                <w:rFonts w:ascii="Arial" w:hAnsi="Arial" w:cs="Arial"/>
+                <w:b w:val="0"/>
+                <w:i w:val="0"/>
+                <w:color w:val="000000"/>
+                <w:sz w:val="20"/>
+              </w:rPr>
+              <w:t xml:space="preserve">Multi-Role Buffer Protocol</w:t>
             </w:r>
           </w:p>
         </w:tc>
@@ -104,303 +227,924 @@
       <w:tr>
         <w:tc>
           <w:tcPr>
-            <w:tcW w:type="dxa" w:w="4986"/>
+            <w:tcW w:type="dxa" w:w="2400"/>
+            <w:shd w:val="clear" w:color="auto" w:fill="ECF0F1"/>
+            <w:tcBorders>
+              <w:top w:val="single" w:sz="4" w:color="BFBFBF"/>
+              <w:left w:val="single" w:sz="4" w:color="BFBFBF"/>
+              <w:bottom w:val="single" w:sz="4" w:color="BFBFBF"/>
+              <w:right w:val="single" w:sz="4" w:color="BFBFBF"/>
+            </w:tcBorders>
+            <w:tcMar>
+              <w:top w:w="100" w:type="dxa"/>
+              <w:bottom w:w="100" w:type="dxa"/>
+              <w:left w:w="100" w:type="dxa"/>
+              <w:right w:w="100" w:type="dxa"/>
+            </w:tcMar>
+            <w:vAlign w:val="center"/>
           </w:tcPr>
           <w:p>
+            <w:r/>
             <w:r>
-              <w:t xml:space="preserve">QC</w:t>
+              <w:rPr>
+                <w:rFonts w:ascii="Arial" w:hAnsi="Arial" w:cs="Arial"/>
+                <w:b/>
+                <w:i w:val="0"/>
+                <w:color w:val="000000"/>
+                <w:sz w:val="20"/>
+              </w:rPr>
+              <w:t>Effective Date:</w:t>
             </w:r>
           </w:p>
         </w:tc>
         <w:tc>
           <w:tcPr>
-            <w:tcW w:type="dxa" w:w="4986"/>
+            <w:tcW w:type="dxa" w:w="7400"/>
+            <w:gridSpan w:val="3"/>
+            <w:tcBorders>
+              <w:top w:val="single" w:sz="4" w:color="BFBFBF"/>
+              <w:left w:val="single" w:sz="4" w:color="BFBFBF"/>
+              <w:bottom w:val="single" w:sz="4" w:color="BFBFBF"/>
+              <w:right w:val="single" w:sz="4" w:color="BFBFBF"/>
+            </w:tcBorders>
+            <w:tcMar>
+              <w:top w:w="100" w:type="dxa"/>
+              <w:bottom w:w="100" w:type="dxa"/>
+              <w:left w:w="100" w:type="dxa"/>
+              <w:right w:w="100" w:type="dxa"/>
+            </w:tcMar>
+            <w:vAlign w:val="center"/>
           </w:tcPr>
           <w:p>
+            <w:r/>
             <w:r>
-              <w:t xml:space="preserve">Measure pH</w:t>
+              <w:rPr>
+                <w:rFonts w:ascii="Arial" w:hAnsi="Arial" w:cs="Arial"/>
+                <w:b w:val="0"/>
+                <w:i w:val="0"/>
+                <w:color w:val="000000"/>
+                <w:sz w:val="20"/>
+              </w:rPr>
+              <w:t xml:space="preserve"/>
             </w:r>
           </w:p>
         </w:tc>
       </w:tr>
     </w:tbl>
     <w:p>
+      <w:pPr>
+        <w:spacing w:after="80"/>
+      </w:pPr>
+    </w:p>
+    <w:p>
+      <w:pPr>
+        <w:spacing w:after="160"/>
+        <w:jc w:val="center"/>
+      </w:pPr>
       <w:r>
         <w:rPr>
-          <w:b/>
-          <w:sz w:val="28"/>
+          <w:rFonts w:ascii="Arial" w:hAnsi="Arial" w:cs="Arial"/>
+          <w:b w:val="0"/>
+          <w:i w:val="0"/>
+          <w:color w:val="5F6368"/>
+          <w:sz w:val="18"/>
         </w:rPr>
-        <w:t>Procedure</w:t>
+        <w:t xml:space="preserve">    Project:     Generated: April 1, 2026</w:t>
       </w:r>
     </w:p>
     <w:p>
+      <w:pPr>
+        <w:keepNext/>
+        <w:spacing w:before="320" w:after="120"/>
+        <w:pBdr>
+          <w:bottom w:val="single" w:sz="8" w:space="4" w:color="D1D5DB"/>
+        </w:pBdr>
+      </w:pPr>
       <w:r>
         <w:rPr>
-          <w:b w:val="0"/>
-          <w:sz w:val="22"/>
+          <w:rFonts w:ascii="Arial" w:hAnsi="Arial" w:cs="Arial"/>
+          <w:b/>
+          <w:i w:val="0"/>
+          <w:color w:val="2C3E50"/>
+          <w:sz w:val="32"/>
         </w:rPr>
-        <w:t xml:space="preserve"/>
+        <w:t>1.0 Purpose</w:t>
       </w:r>
+    </w:p>
+    <w:p>
+      <w:pPr>
+        <w:spacing w:after="160"/>
+      </w:pPr>
       <w:r>
         <w:rPr>
-          <w:sz w:val="177800"/>
-          <w:szCs w:val="177800"/>
-          <w:b/>
+          <w:rFonts w:ascii="Arial" w:hAnsi="Arial" w:cs="Arial"/>
+          <w:b w:val="0"/>
+          <w:i w:val="0"/>
+          <w:color w:val="000000"/>
+          <w:sz w:val="20"/>
         </w:rPr>
-        <w:t xml:space="preserve">Media Prep</w:t>
-      </w:r>
-      <w:r>
         <w:t xml:space="preserve"/>
       </w:r>
     </w:p>
     <w:p>
-      <w:r>
-        <w:t xml:space="preserve"/>
-      </w:r>
+      <w:pPr>
+        <w:keepNext/>
+        <w:spacing w:before="320" w:after="120"/>
+        <w:pBdr>
+          <w:bottom w:val="single" w:sz="8" w:space="4" w:color="D1D5DB"/>
+        </w:pBdr>
+      </w:pPr>
       <w:r>
         <w:rPr>
-          <w:color w:val="C8C8C8"/>
-          <w:sz w:val="76200"/>
-          <w:szCs w:val="76200"/>
+          <w:rFonts w:ascii="Arial" w:hAnsi="Arial" w:cs="Arial"/>
+          <w:b/>
+          <w:i w:val="0"/>
+          <w:color w:val="2C3E50"/>
+          <w:sz w:val="32"/>
         </w:rPr>
-        <w:t xml:space="preserve">──────────────────────────────────────────────────</w:t>
+        <w:t>2.0 Scope</w:t>
       </w:r>
+    </w:p>
+    <w:p>
+      <w:pPr>
+        <w:spacing w:after="160"/>
+      </w:pPr>
       <w:r>
+        <w:rPr>
+          <w:rFonts w:ascii="Arial" w:hAnsi="Arial" w:cs="Arial"/>
+          <w:b w:val="0"/>
+          <w:i w:val="0"/>
+          <w:color w:val="000000"/>
+          <w:sz w:val="20"/>
+        </w:rPr>
         <w:t xml:space="preserve"/>
       </w:r>
     </w:p>
     <w:p>
+      <w:pPr>
+        <w:keepNext/>
+        <w:spacing w:before="320" w:after="120"/>
+        <w:pBdr>
+          <w:bottom w:val="single" w:sz="8" w:space="4" w:color="D1D5DB"/>
+        </w:pBdr>
+      </w:pPr>
       <w:r>
         <w:rPr>
-          <w:b w:val="0"/>
-          <w:sz w:val="22"/>
+          <w:rFonts w:ascii="Arial" w:hAnsi="Arial" w:cs="Arial"/>
+          <w:b/>
+          <w:i w:val="0"/>
+          <w:color w:val="2C3E50"/>
+          <w:sz w:val="32"/>
         </w:rPr>
-        <w:t xml:space="preserve"/>
-      </w:r>
-      <w:r>
-        <w:rPr>
-          <w:color w:val="334155"/>
-          <w:sz w:val="127000"/>
-          <w:szCs w:val="127000"/>
-        </w:rPr>
-        <w:t xml:space="preserve">    Weigh NaCl and KCl.</w:t>
-      </w:r>
-      <w:r>
-        <w:t xml:space="preserve"/>
+        <w:t xml:space="preserve">3.0 Procedure: Multi-Role Buffer Protocol</w:t>
       </w:r>
     </w:p>
     <w:p>
-      <w:r>
-        <w:t xml:space="preserve"/>
-      </w:r>
+      <w:pPr>
+        <w:keepNext/>
+        <w:spacing w:before="280" w:after="80"/>
+      </w:pPr>
       <w:r>
         <w:rPr>
-          <w:color w:val="334155"/>
-          <w:sz w:val="127000"/>
-          <w:szCs w:val="127000"/>
+          <w:rFonts w:ascii="Arial" w:hAnsi="Arial" w:cs="Arial"/>
+          <w:b/>
+          <w:i w:val="0"/>
+          <w:color w:val="2C3E50"/>
+          <w:sz w:val="26"/>
         </w:rPr>
-        <w:t xml:space="preserve">    NaCl: 8, and KCl: 0.2.</w:t>
-      </w:r>
-      <w:r>
-        <w:t xml:space="preserve"/>
+        <w:t xml:space="preserve">3.1  Media Prep</w:t>
       </w:r>
     </w:p>
+    <w:tbl>
+      <w:tblPr>
+        <w:tblW w:type="auto" w:w="0"/>
+        <w:tblLook w:firstColumn="1" w:firstRow="1" w:lastColumn="0" w:lastRow="0" w:noHBand="0" w:noVBand="1" w:val="04A0"/>
+        <w:tblLayout w:type="fixed"/>
+      </w:tblPr>
+      <w:tblGrid>
+        <w:gridCol w:w="2520"/>
+        <w:gridCol w:w="2520"/>
+        <w:gridCol w:w="2520"/>
+        <w:gridCol w:w="2520"/>
+      </w:tblGrid>
+      <w:tr>
+        <w:tc>
+          <w:tcPr>
+            <w:tcW w:type="dxa" w:w="800"/>
+            <w:shd w:val="clear" w:color="auto" w:fill="ECF0F1"/>
+            <w:tcBorders>
+              <w:top w:val="single" w:sz="4" w:color="BFBFBF"/>
+              <w:left w:val="single" w:sz="4" w:color="BFBFBF"/>
+              <w:bottom w:val="single" w:sz="4" w:color="BFBFBF"/>
+              <w:right w:val="single" w:sz="4" w:color="BFBFBF"/>
+            </w:tcBorders>
+            <w:tcMar>
+              <w:top w:w="140" w:type="dxa"/>
+              <w:bottom w:w="140" w:type="dxa"/>
+              <w:left w:w="100" w:type="dxa"/>
+              <w:right w:w="100" w:type="dxa"/>
+            </w:tcMar>
+            <w:vAlign w:val="center"/>
+          </w:tcPr>
+          <w:p>
+            <w:pPr>
+              <w:jc w:val="center"/>
+            </w:pPr>
+            <w:r/>
+            <w:r>
+              <w:rPr>
+                <w:rFonts w:ascii="Arial" w:hAnsi="Arial" w:cs="Arial"/>
+                <w:b/>
+                <w:i w:val="0"/>
+                <w:color w:val="000000"/>
+                <w:sz w:val="20"/>
+              </w:rPr>
+              <w:t>Step</w:t>
+            </w:r>
+          </w:p>
+        </w:tc>
+        <w:tc>
+          <w:tcPr>
+            <w:tcW w:type="dxa" w:w="2600"/>
+            <w:shd w:val="clear" w:color="auto" w:fill="ECF0F1"/>
+            <w:tcBorders>
+              <w:top w:val="single" w:sz="4" w:color="BFBFBF"/>
+              <w:left w:val="single" w:sz="4" w:color="BFBFBF"/>
+              <w:bottom w:val="single" w:sz="4" w:color="BFBFBF"/>
+              <w:right w:val="single" w:sz="4" w:color="BFBFBF"/>
+            </w:tcBorders>
+            <w:tcMar>
+              <w:top w:w="140" w:type="dxa"/>
+              <w:bottom w:w="140" w:type="dxa"/>
+              <w:left w:w="100" w:type="dxa"/>
+              <w:right w:w="100" w:type="dxa"/>
+            </w:tcMar>
+            <w:vAlign w:val="center"/>
+          </w:tcPr>
+          <w:p>
+            <w:pPr>
+              <w:jc w:val="center"/>
+            </w:pPr>
+            <w:r/>
+            <w:r>
+              <w:rPr>
+                <w:rFonts w:ascii="Arial" w:hAnsi="Arial" w:cs="Arial"/>
+                <w:b/>
+                <w:i w:val="0"/>
+                <w:color w:val="000000"/>
+                <w:sz w:val="20"/>
+              </w:rPr>
+              <w:t>Name</w:t>
+            </w:r>
+          </w:p>
+        </w:tc>
+        <w:tc>
+          <w:tcPr>
+            <w:tcW w:type="dxa" w:w="4800"/>
+            <w:shd w:val="clear" w:color="auto" w:fill="ECF0F1"/>
+            <w:tcBorders>
+              <w:top w:val="single" w:sz="4" w:color="BFBFBF"/>
+              <w:left w:val="single" w:sz="4" w:color="BFBFBF"/>
+              <w:bottom w:val="single" w:sz="4" w:color="BFBFBF"/>
+              <w:right w:val="single" w:sz="4" w:color="BFBFBF"/>
+            </w:tcBorders>
+            <w:tcMar>
+              <w:top w:w="140" w:type="dxa"/>
+              <w:bottom w:w="140" w:type="dxa"/>
+              <w:left w:w="100" w:type="dxa"/>
+              <w:right w:w="100" w:type="dxa"/>
+            </w:tcMar>
+            <w:vAlign w:val="center"/>
+          </w:tcPr>
+          <w:p>
+            <w:pPr>
+              <w:jc w:val="center"/>
+            </w:pPr>
+            <w:r/>
+            <w:r>
+              <w:rPr>
+                <w:rFonts w:ascii="Arial" w:hAnsi="Arial" w:cs="Arial"/>
+                <w:b/>
+                <w:i w:val="0"/>
+                <w:color w:val="000000"/>
+                <w:sz w:val="20"/>
+              </w:rPr>
+              <w:t>Instruction</w:t>
+            </w:r>
+          </w:p>
+        </w:tc>
+        <w:tc>
+          <w:tcPr>
+            <w:tcW w:type="dxa" w:w="1600"/>
+            <w:shd w:val="clear" w:color="auto" w:fill="ECF0F1"/>
+            <w:tcBorders>
+              <w:top w:val="single" w:sz="4" w:color="BFBFBF"/>
+              <w:left w:val="single" w:sz="4" w:color="BFBFBF"/>
+              <w:bottom w:val="single" w:sz="4" w:color="BFBFBF"/>
+              <w:right w:val="single" w:sz="4" w:color="BFBFBF"/>
+            </w:tcBorders>
+            <w:tcMar>
+              <w:top w:w="140" w:type="dxa"/>
+              <w:bottom w:w="140" w:type="dxa"/>
+              <w:left w:w="100" w:type="dxa"/>
+              <w:right w:w="100" w:type="dxa"/>
+            </w:tcMar>
+            <w:vAlign w:val="center"/>
+          </w:tcPr>
+          <w:p>
+            <w:pPr>
+              <w:jc w:val="center"/>
+            </w:pPr>
+            <w:r/>
+            <w:r>
+              <w:rPr>
+                <w:rFonts w:ascii="Arial" w:hAnsi="Arial" w:cs="Arial"/>
+                <w:b/>
+                <w:i w:val="0"/>
+                <w:color w:val="000000"/>
+                <w:sz w:val="20"/>
+              </w:rPr>
+              <w:t>Duration</w:t>
+            </w:r>
+          </w:p>
+        </w:tc>
+      </w:tr>
+      <w:tr>
+        <w:tc>
+          <w:tcPr>
+            <w:tcW w:type="dxa" w:w="800"/>
+            <w:tcBorders>
+              <w:top w:val="single" w:sz="4" w:color="BFBFBF"/>
+              <w:left w:val="single" w:sz="4" w:color="BFBFBF"/>
+              <w:bottom w:val="single" w:sz="4" w:color="BFBFBF"/>
+              <w:right w:val="single" w:sz="4" w:color="BFBFBF"/>
+            </w:tcBorders>
+            <w:tcMar>
+              <w:top w:w="100" w:type="dxa"/>
+              <w:bottom w:w="100" w:type="dxa"/>
+              <w:left w:w="100" w:type="dxa"/>
+              <w:right w:w="100" w:type="dxa"/>
+            </w:tcMar>
+            <w:vAlign w:val="center"/>
+          </w:tcPr>
+          <w:p>
+            <w:pPr>
+              <w:jc w:val="center"/>
+            </w:pPr>
+            <w:r/>
+            <w:r>
+              <w:rPr>
+                <w:rFonts w:ascii="Arial" w:hAnsi="Arial" w:cs="Arial"/>
+                <w:b/>
+                <w:i w:val="0"/>
+                <w:color w:val="000000"/>
+                <w:sz w:val="20"/>
+              </w:rPr>
+              <w:t xml:space="preserve">1</w:t>
+            </w:r>
+          </w:p>
+        </w:tc>
+        <w:tc>
+          <w:tcPr>
+            <w:tcW w:type="dxa" w:w="2600"/>
+            <w:tcBorders>
+              <w:top w:val="single" w:sz="4" w:color="BFBFBF"/>
+              <w:left w:val="single" w:sz="4" w:color="BFBFBF"/>
+              <w:bottom w:val="single" w:sz="4" w:color="BFBFBF"/>
+              <w:right w:val="single" w:sz="4" w:color="BFBFBF"/>
+            </w:tcBorders>
+            <w:tcMar>
+              <w:top w:w="100" w:type="dxa"/>
+              <w:bottom w:w="100" w:type="dxa"/>
+              <w:left w:w="100" w:type="dxa"/>
+              <w:right w:w="100" w:type="dxa"/>
+            </w:tcMar>
+            <w:vAlign w:val="center"/>
+          </w:tcPr>
+          <w:p>
+            <w:r/>
+            <w:r>
+              <w:rPr>
+                <w:rFonts w:ascii="Arial" w:hAnsi="Arial" w:cs="Arial"/>
+                <w:b w:val="0"/>
+                <w:i w:val="0"/>
+                <w:color w:val="000000"/>
+                <w:sz w:val="20"/>
+              </w:rPr>
+              <w:t xml:space="preserve">Weigh Reagents</w:t>
+            </w:r>
+          </w:p>
+        </w:tc>
+        <w:tc>
+          <w:tcPr>
+            <w:tcW w:type="dxa" w:w="4800"/>
+            <w:tcBorders>
+              <w:top w:val="single" w:sz="4" w:color="BFBFBF"/>
+              <w:left w:val="single" w:sz="4" w:color="BFBFBF"/>
+              <w:bottom w:val="single" w:sz="4" w:color="BFBFBF"/>
+              <w:right w:val="single" w:sz="4" w:color="BFBFBF"/>
+            </w:tcBorders>
+            <w:tcMar>
+              <w:top w:w="100" w:type="dxa"/>
+              <w:bottom w:w="100" w:type="dxa"/>
+              <w:left w:w="100" w:type="dxa"/>
+              <w:right w:w="100" w:type="dxa"/>
+            </w:tcMar>
+            <w:vAlign w:val="center"/>
+          </w:tcPr>
+          <w:p>
+            <w:r/>
+            <w:r>
+              <w:rPr>
+                <w:rFonts w:ascii="Arial" w:hAnsi="Arial" w:cs="Arial"/>
+                <w:b w:val="0"/>
+                <w:i w:val="0"/>
+                <w:color w:val="000000"/>
+                <w:sz w:val="20"/>
+              </w:rPr>
+              <w:t xml:space="preserve">Weigh NaCl and KCl. NaCl: 8, and KCl: 0.2.</w:t>
+            </w:r>
+          </w:p>
+        </w:tc>
+        <w:tc>
+          <w:tcPr>
+            <w:tcW w:type="dxa" w:w="1600"/>
+            <w:tcBorders>
+              <w:top w:val="single" w:sz="4" w:color="BFBFBF"/>
+              <w:left w:val="single" w:sz="4" w:color="BFBFBF"/>
+              <w:bottom w:val="single" w:sz="4" w:color="BFBFBF"/>
+              <w:right w:val="single" w:sz="4" w:color="BFBFBF"/>
+            </w:tcBorders>
+            <w:tcMar>
+              <w:top w:w="100" w:type="dxa"/>
+              <w:bottom w:w="100" w:type="dxa"/>
+              <w:left w:w="100" w:type="dxa"/>
+              <w:right w:w="100" w:type="dxa"/>
+            </w:tcMar>
+            <w:vAlign w:val="center"/>
+          </w:tcPr>
+          <w:p>
+            <w:pPr>
+              <w:jc w:val="center"/>
+            </w:pPr>
+            <w:r/>
+            <w:r>
+              <w:rPr>
+                <w:rFonts w:ascii="Arial" w:hAnsi="Arial" w:cs="Arial"/>
+                <w:b w:val="0"/>
+                <w:i w:val="0"/>
+                <w:color w:val="000000"/>
+                <w:sz w:val="20"/>
+              </w:rPr>
+              <w:t xml:space="preserve">10 min</w:t>
+            </w:r>
+          </w:p>
+        </w:tc>
+      </w:tr>
+      <w:tr>
+        <w:tc>
+          <w:tcPr>
+            <w:tcW w:type="dxa" w:w="800"/>
+            <w:tcBorders>
+              <w:top w:val="single" w:sz="4" w:color="BFBFBF"/>
+              <w:left w:val="single" w:sz="4" w:color="BFBFBF"/>
+              <w:bottom w:val="single" w:sz="4" w:color="BFBFBF"/>
+              <w:right w:val="single" w:sz="4" w:color="BFBFBF"/>
+            </w:tcBorders>
+            <w:tcMar>
+              <w:top w:w="100" w:type="dxa"/>
+              <w:bottom w:w="100" w:type="dxa"/>
+              <w:left w:w="100" w:type="dxa"/>
+              <w:right w:w="100" w:type="dxa"/>
+            </w:tcMar>
+            <w:vAlign w:val="center"/>
+          </w:tcPr>
+          <w:p>
+            <w:pPr>
+              <w:jc w:val="center"/>
+            </w:pPr>
+            <w:r/>
+            <w:r>
+              <w:rPr>
+                <w:rFonts w:ascii="Arial" w:hAnsi="Arial" w:cs="Arial"/>
+                <w:b/>
+                <w:i w:val="0"/>
+                <w:color w:val="000000"/>
+                <w:sz w:val="20"/>
+              </w:rPr>
+              <w:t xml:space="preserve">2</w:t>
+            </w:r>
+          </w:p>
+        </w:tc>
+        <w:tc>
+          <w:tcPr>
+            <w:tcW w:type="dxa" w:w="2600"/>
+            <w:tcBorders>
+              <w:top w:val="single" w:sz="4" w:color="BFBFBF"/>
+              <w:left w:val="single" w:sz="4" w:color="BFBFBF"/>
+              <w:bottom w:val="single" w:sz="4" w:color="BFBFBF"/>
+              <w:right w:val="single" w:sz="4" w:color="BFBFBF"/>
+            </w:tcBorders>
+            <w:tcMar>
+              <w:top w:w="100" w:type="dxa"/>
+              <w:bottom w:w="100" w:type="dxa"/>
+              <w:left w:w="100" w:type="dxa"/>
+              <w:right w:w="100" w:type="dxa"/>
+            </w:tcMar>
+            <w:vAlign w:val="center"/>
+          </w:tcPr>
+          <w:p>
+            <w:r/>
+            <w:r>
+              <w:rPr>
+                <w:rFonts w:ascii="Arial" w:hAnsi="Arial" w:cs="Arial"/>
+                <w:b w:val="0"/>
+                <w:i w:val="0"/>
+                <w:color w:val="000000"/>
+                <w:sz w:val="20"/>
+              </w:rPr>
+              <w:t xml:space="preserve">Dissolve</w:t>
+            </w:r>
+          </w:p>
+        </w:tc>
+        <w:tc>
+          <w:tcPr>
+            <w:tcW w:type="dxa" w:w="4800"/>
+            <w:tcBorders>
+              <w:top w:val="single" w:sz="4" w:color="BFBFBF"/>
+              <w:left w:val="single" w:sz="4" w:color="BFBFBF"/>
+              <w:bottom w:val="single" w:sz="4" w:color="BFBFBF"/>
+              <w:right w:val="single" w:sz="4" w:color="BFBFBF"/>
+            </w:tcBorders>
+            <w:tcMar>
+              <w:top w:w="100" w:type="dxa"/>
+              <w:bottom w:w="100" w:type="dxa"/>
+              <w:left w:w="100" w:type="dxa"/>
+              <w:right w:w="100" w:type="dxa"/>
+            </w:tcMar>
+            <w:vAlign w:val="center"/>
+          </w:tcPr>
+          <w:p>
+            <w:r/>
+            <w:r>
+              <w:rPr>
+                <w:rFonts w:ascii="Arial" w:hAnsi="Arial" w:cs="Arial"/>
+                <w:b w:val="0"/>
+                <w:i w:val="0"/>
+                <w:color w:val="000000"/>
+                <w:sz w:val="20"/>
+              </w:rPr>
+              <w:t xml:space="preserve">Add to 1000 mL water and stir.</w:t>
+            </w:r>
+          </w:p>
+        </w:tc>
+        <w:tc>
+          <w:tcPr>
+            <w:tcW w:type="dxa" w:w="1600"/>
+            <w:tcBorders>
+              <w:top w:val="single" w:sz="4" w:color="BFBFBF"/>
+              <w:left w:val="single" w:sz="4" w:color="BFBFBF"/>
+              <w:bottom w:val="single" w:sz="4" w:color="BFBFBF"/>
+              <w:right w:val="single" w:sz="4" w:color="BFBFBF"/>
+            </w:tcBorders>
+            <w:tcMar>
+              <w:top w:w="100" w:type="dxa"/>
+              <w:bottom w:w="100" w:type="dxa"/>
+              <w:left w:w="100" w:type="dxa"/>
+              <w:right w:w="100" w:type="dxa"/>
+            </w:tcMar>
+            <w:vAlign w:val="center"/>
+          </w:tcPr>
+          <w:p>
+            <w:pPr>
+              <w:jc w:val="center"/>
+            </w:pPr>
+            <w:r/>
+            <w:r>
+              <w:rPr>
+                <w:rFonts w:ascii="Arial" w:hAnsi="Arial" w:cs="Arial"/>
+                <w:b w:val="0"/>
+                <w:i w:val="0"/>
+                <w:color w:val="000000"/>
+                <w:sz w:val="20"/>
+              </w:rPr>
+              <w:t xml:space="preserve">15 min</w:t>
+            </w:r>
+          </w:p>
+        </w:tc>
+      </w:tr>
+    </w:tbl>
     <w:p>
-      <w:r>
-        <w:t xml:space="preserve"/>
-      </w:r>
+      <w:pPr>
+        <w:keepNext/>
+        <w:spacing w:before="280" w:after="80"/>
+      </w:pPr>
       <w:r>
         <w:rPr>
-          <w:color w:val="64748B"/>
-          <w:sz w:val="127000"/>
-          <w:szCs w:val="127000"/>
-          <w:i/>
+          <w:rFonts w:ascii="Arial" w:hAnsi="Arial" w:cs="Arial"/>
+          <w:b/>
+          <w:i w:val="0"/>
+          <w:color w:val="2C3E50"/>
+          <w:sz w:val="26"/>
         </w:rPr>
-        <w:t xml:space="preserve">    Allow 10 minutes for this step.</w:t>
-      </w:r>
-      <w:r>
-        <w:t xml:space="preserve"/>
+        <w:t xml:space="preserve">3.2  QC</w:t>
       </w:r>
     </w:p>
-    <w:p>
-      <w:r>
-        <w:rPr>
-          <w:b w:val="0"/>
-          <w:sz w:val="22"/>
-        </w:rPr>
-        <w:t xml:space="preserve"/>
-      </w:r>
-      <w:r>
-        <w:rPr>
-          <w:color w:val="334155"/>
-          <w:sz w:val="127000"/>
-          <w:szCs w:val="127000"/>
-        </w:rPr>
-        <w:t xml:space="preserve">    Add to 1000 mL water and stir.</w:t>
-      </w:r>
-      <w:r>
-        <w:t xml:space="preserve"/>
-      </w:r>
-    </w:p>
-    <w:p>
-      <w:r>
-        <w:t xml:space="preserve"/>
-      </w:r>
-      <w:r>
-        <w:rPr>
-          <w:color w:val="64748B"/>
-          <w:sz w:val="127000"/>
-          <w:szCs w:val="127000"/>
-          <w:i/>
-        </w:rPr>
-        <w:t xml:space="preserve">    Allow 15 minutes for this step.</w:t>
-      </w:r>
-      <w:r>
-        <w:t xml:space="preserve"/>
-      </w:r>
-    </w:p>
-    <w:p>
-      <w:r>
-        <w:rPr>
-          <w:b w:val="0"/>
-          <w:sz w:val="22"/>
-        </w:rPr>
-        <w:t xml:space="preserve"/>
-      </w:r>
-      <w:r>
-        <w:t xml:space="preserve"/>
-      </w:r>
-    </w:p>
-    <w:p>
-      <w:r>
-        <w:br w:type="page"/>
-      </w:r>
-    </w:p>
-    <w:p>
-      <w:r>
-        <w:t xml:space="preserve"/>
-      </w:r>
-      <w:r>
-        <w:rPr>
-          <w:sz w:val="177800"/>
-          <w:szCs w:val="177800"/>
-          <w:b/>
-        </w:rPr>
-        <w:t xml:space="preserve">QC</w:t>
-      </w:r>
-      <w:r>
-        <w:t xml:space="preserve"/>
-      </w:r>
-    </w:p>
-    <w:p>
-      <w:r>
-        <w:t xml:space="preserve"/>
-      </w:r>
-      <w:r>
-        <w:rPr>
-          <w:color w:val="C8C8C8"/>
-          <w:sz w:val="76200"/>
-          <w:szCs w:val="76200"/>
-        </w:rPr>
-        <w:t xml:space="preserve">──────────────────────────────────────────────────</w:t>
-      </w:r>
-      <w:r>
-        <w:t xml:space="preserve"/>
-      </w:r>
-    </w:p>
-    <w:p>
-      <w:r>
-        <w:rPr>
-          <w:b w:val="0"/>
-          <w:sz w:val="22"/>
-        </w:rPr>
-        <w:t xml:space="preserve"/>
-      </w:r>
-      <w:r>
-        <w:rPr>
-          <w:color w:val="334155"/>
-          <w:sz w:val="127000"/>
-          <w:szCs w:val="127000"/>
-        </w:rPr>
-        <w:t xml:space="preserve">    Measure and adjust pH.</w:t>
-      </w:r>
-      <w:r>
-        <w:t xml:space="preserve"/>
-      </w:r>
-    </w:p>
-    <w:p>
-      <w:r>
-        <w:t xml:space="preserve"/>
-      </w:r>
-      <w:r>
-        <w:rPr>
-          <w:color w:val="334155"/>
-          <w:sz w:val="127000"/>
-          <w:szCs w:val="127000"/>
-        </w:rPr>
-        <w:t xml:space="preserve">    Target pH: 7.4.</w:t>
-      </w:r>
-      <w:r>
-        <w:t xml:space="preserve"/>
-      </w:r>
-    </w:p>
-    <w:p>
-      <w:r>
-        <w:t xml:space="preserve"/>
-      </w:r>
-      <w:r>
-        <w:rPr>
-          <w:color w:val="64748B"/>
-          <w:sz w:val="127000"/>
-          <w:szCs w:val="127000"/>
-          <w:i/>
-        </w:rPr>
-        <w:t xml:space="preserve">    Allow 5 minutes for this step.</w:t>
-      </w:r>
-      <w:r>
-        <w:t xml:space="preserve"/>
-      </w:r>
-    </w:p>
-    <w:p>
-      <w:r>
-        <w:rPr>
-          <w:b/>
-          <w:sz w:val="28"/>
-        </w:rPr>
-        <w:t>Approval</w:t>
-      </w:r>
-    </w:p>
-    <w:p>
-      <w:r>
-        <w:rPr>
-          <w:b w:val="0"/>
-          <w:sz w:val="22"/>
-        </w:rPr>
-        <w:t xml:space="preserve"/>
-      </w:r>
-    </w:p>
+    <w:tbl>
+      <w:tblPr>
+        <w:tblW w:type="auto" w:w="0"/>
+        <w:tblLook w:firstColumn="1" w:firstRow="1" w:lastColumn="0" w:lastRow="0" w:noHBand="0" w:noVBand="1" w:val="04A0"/>
+        <w:tblLayout w:type="fixed"/>
+      </w:tblPr>
+      <w:tblGrid>
+        <w:gridCol w:w="2520"/>
+        <w:gridCol w:w="2520"/>
+        <w:gridCol w:w="2520"/>
+        <w:gridCol w:w="2520"/>
+      </w:tblGrid>
+      <w:tr>
+        <w:tc>
+          <w:tcPr>
+            <w:tcW w:type="dxa" w:w="800"/>
+            <w:shd w:val="clear" w:color="auto" w:fill="ECF0F1"/>
+            <w:tcBorders>
+              <w:top w:val="single" w:sz="4" w:color="BFBFBF"/>
+              <w:left w:val="single" w:sz="4" w:color="BFBFBF"/>
+              <w:bottom w:val="single" w:sz="4" w:color="BFBFBF"/>
+              <w:right w:val="single" w:sz="4" w:color="BFBFBF"/>
+            </w:tcBorders>
+            <w:tcMar>
+              <w:top w:w="140" w:type="dxa"/>
+              <w:bottom w:w="140" w:type="dxa"/>
+              <w:left w:w="100" w:type="dxa"/>
+              <w:right w:w="100" w:type="dxa"/>
+            </w:tcMar>
+            <w:vAlign w:val="center"/>
+          </w:tcPr>
+          <w:p>
+            <w:pPr>
+              <w:jc w:val="center"/>
+            </w:pPr>
+            <w:r/>
+            <w:r>
+              <w:rPr>
+                <w:rFonts w:ascii="Arial" w:hAnsi="Arial" w:cs="Arial"/>
+                <w:b/>
+                <w:i w:val="0"/>
+                <w:color w:val="000000"/>
+                <w:sz w:val="20"/>
+              </w:rPr>
+              <w:t>Step</w:t>
+            </w:r>
+          </w:p>
+        </w:tc>
+        <w:tc>
+          <w:tcPr>
+            <w:tcW w:type="dxa" w:w="2600"/>
+            <w:shd w:val="clear" w:color="auto" w:fill="ECF0F1"/>
+            <w:tcBorders>
+              <w:top w:val="single" w:sz="4" w:color="BFBFBF"/>
+              <w:left w:val="single" w:sz="4" w:color="BFBFBF"/>
+              <w:bottom w:val="single" w:sz="4" w:color="BFBFBF"/>
+              <w:right w:val="single" w:sz="4" w:color="BFBFBF"/>
+            </w:tcBorders>
+            <w:tcMar>
+              <w:top w:w="140" w:type="dxa"/>
+              <w:bottom w:w="140" w:type="dxa"/>
+              <w:left w:w="100" w:type="dxa"/>
+              <w:right w:w="100" w:type="dxa"/>
+            </w:tcMar>
+            <w:vAlign w:val="center"/>
+          </w:tcPr>
+          <w:p>
+            <w:pPr>
+              <w:jc w:val="center"/>
+            </w:pPr>
+            <w:r/>
+            <w:r>
+              <w:rPr>
+                <w:rFonts w:ascii="Arial" w:hAnsi="Arial" w:cs="Arial"/>
+                <w:b/>
+                <w:i w:val="0"/>
+                <w:color w:val="000000"/>
+                <w:sz w:val="20"/>
+              </w:rPr>
+              <w:t>Name</w:t>
+            </w:r>
+          </w:p>
+        </w:tc>
+        <w:tc>
+          <w:tcPr>
+            <w:tcW w:type="dxa" w:w="4800"/>
+            <w:shd w:val="clear" w:color="auto" w:fill="ECF0F1"/>
+            <w:tcBorders>
+              <w:top w:val="single" w:sz="4" w:color="BFBFBF"/>
+              <w:left w:val="single" w:sz="4" w:color="BFBFBF"/>
+              <w:bottom w:val="single" w:sz="4" w:color="BFBFBF"/>
+              <w:right w:val="single" w:sz="4" w:color="BFBFBF"/>
+            </w:tcBorders>
+            <w:tcMar>
+              <w:top w:w="140" w:type="dxa"/>
+              <w:bottom w:w="140" w:type="dxa"/>
+              <w:left w:w="100" w:type="dxa"/>
+              <w:right w:w="100" w:type="dxa"/>
+            </w:tcMar>
+            <w:vAlign w:val="center"/>
+          </w:tcPr>
+          <w:p>
+            <w:pPr>
+              <w:jc w:val="center"/>
+            </w:pPr>
+            <w:r/>
+            <w:r>
+              <w:rPr>
+                <w:rFonts w:ascii="Arial" w:hAnsi="Arial" w:cs="Arial"/>
+                <w:b/>
+                <w:i w:val="0"/>
+                <w:color w:val="000000"/>
+                <w:sz w:val="20"/>
+              </w:rPr>
+              <w:t>Instruction</w:t>
+            </w:r>
+          </w:p>
+        </w:tc>
+        <w:tc>
+          <w:tcPr>
+            <w:tcW w:type="dxa" w:w="1600"/>
+            <w:shd w:val="clear" w:color="auto" w:fill="ECF0F1"/>
+            <w:tcBorders>
+              <w:top w:val="single" w:sz="4" w:color="BFBFBF"/>
+              <w:left w:val="single" w:sz="4" w:color="BFBFBF"/>
+              <w:bottom w:val="single" w:sz="4" w:color="BFBFBF"/>
+              <w:right w:val="single" w:sz="4" w:color="BFBFBF"/>
+            </w:tcBorders>
+            <w:tcMar>
+              <w:top w:w="140" w:type="dxa"/>
+              <w:bottom w:w="140" w:type="dxa"/>
+              <w:left w:w="100" w:type="dxa"/>
+              <w:right w:w="100" w:type="dxa"/>
+            </w:tcMar>
+            <w:vAlign w:val="center"/>
+          </w:tcPr>
+          <w:p>
+            <w:pPr>
+              <w:jc w:val="center"/>
+            </w:pPr>
+            <w:r/>
+            <w:r>
+              <w:rPr>
+                <w:rFonts w:ascii="Arial" w:hAnsi="Arial" w:cs="Arial"/>
+                <w:b/>
+                <w:i w:val="0"/>
+                <w:color w:val="000000"/>
+                <w:sz w:val="20"/>
+              </w:rPr>
+              <w:t>Duration</w:t>
+            </w:r>
+          </w:p>
+        </w:tc>
+      </w:tr>
+      <w:tr>
+        <w:tc>
+          <w:tcPr>
+            <w:tcW w:type="dxa" w:w="800"/>
+            <w:tcBorders>
+              <w:top w:val="single" w:sz="4" w:color="BFBFBF"/>
+              <w:left w:val="single" w:sz="4" w:color="BFBFBF"/>
+              <w:bottom w:val="single" w:sz="4" w:color="BFBFBF"/>
+              <w:right w:val="single" w:sz="4" w:color="BFBFBF"/>
+            </w:tcBorders>
+            <w:tcMar>
+              <w:top w:w="100" w:type="dxa"/>
+              <w:bottom w:w="100" w:type="dxa"/>
+              <w:left w:w="100" w:type="dxa"/>
+              <w:right w:w="100" w:type="dxa"/>
+            </w:tcMar>
+            <w:vAlign w:val="center"/>
+          </w:tcPr>
+          <w:p>
+            <w:pPr>
+              <w:jc w:val="center"/>
+            </w:pPr>
+            <w:r/>
+            <w:r>
+              <w:rPr>
+                <w:rFonts w:ascii="Arial" w:hAnsi="Arial" w:cs="Arial"/>
+                <w:b/>
+                <w:i w:val="0"/>
+                <w:color w:val="000000"/>
+                <w:sz w:val="20"/>
+              </w:rPr>
+              <w:t xml:space="preserve">1</w:t>
+            </w:r>
+          </w:p>
+        </w:tc>
+        <w:tc>
+          <w:tcPr>
+            <w:tcW w:type="dxa" w:w="2600"/>
+            <w:tcBorders>
+              <w:top w:val="single" w:sz="4" w:color="BFBFBF"/>
+              <w:left w:val="single" w:sz="4" w:color="BFBFBF"/>
+              <w:bottom w:val="single" w:sz="4" w:color="BFBFBF"/>
+              <w:right w:val="single" w:sz="4" w:color="BFBFBF"/>
+            </w:tcBorders>
+            <w:tcMar>
+              <w:top w:w="100" w:type="dxa"/>
+              <w:bottom w:w="100" w:type="dxa"/>
+              <w:left w:w="100" w:type="dxa"/>
+              <w:right w:w="100" w:type="dxa"/>
+            </w:tcMar>
+            <w:vAlign w:val="center"/>
+          </w:tcPr>
+          <w:p>
+            <w:r/>
+            <w:r>
+              <w:rPr>
+                <w:rFonts w:ascii="Arial" w:hAnsi="Arial" w:cs="Arial"/>
+                <w:b w:val="0"/>
+                <w:i w:val="0"/>
+                <w:color w:val="000000"/>
+                <w:sz w:val="20"/>
+              </w:rPr>
+              <w:t xml:space="preserve">Measure pH</w:t>
+            </w:r>
+          </w:p>
+        </w:tc>
+        <w:tc>
+          <w:tcPr>
+            <w:tcW w:type="dxa" w:w="4800"/>
+            <w:tcBorders>
+              <w:top w:val="single" w:sz="4" w:color="BFBFBF"/>
+              <w:left w:val="single" w:sz="4" w:color="BFBFBF"/>
+              <w:bottom w:val="single" w:sz="4" w:color="BFBFBF"/>
+              <w:right w:val="single" w:sz="4" w:color="BFBFBF"/>
+            </w:tcBorders>
+            <w:tcMar>
+              <w:top w:w="100" w:type="dxa"/>
+              <w:bottom w:w="100" w:type="dxa"/>
+              <w:left w:w="100" w:type="dxa"/>
+              <w:right w:w="100" w:type="dxa"/>
+            </w:tcMar>
+            <w:vAlign w:val="center"/>
+          </w:tcPr>
+          <w:p>
+            <w:r/>
+            <w:r>
+              <w:rPr>
+                <w:rFonts w:ascii="Arial" w:hAnsi="Arial" w:cs="Arial"/>
+                <w:b w:val="0"/>
+                <w:i w:val="0"/>
+                <w:color w:val="000000"/>
+                <w:sz w:val="20"/>
+              </w:rPr>
+              <w:t xml:space="preserve">Measure and adjust pH. Target pH: 7.4.</w:t>
+            </w:r>
+          </w:p>
+        </w:tc>
+        <w:tc>
+          <w:tcPr>
+            <w:tcW w:type="dxa" w:w="1600"/>
+            <w:tcBorders>
+              <w:top w:val="single" w:sz="4" w:color="BFBFBF"/>
+              <w:left w:val="single" w:sz="4" w:color="BFBFBF"/>
+              <w:bottom w:val="single" w:sz="4" w:color="BFBFBF"/>
+              <w:right w:val="single" w:sz="4" w:color="BFBFBF"/>
+            </w:tcBorders>
+            <w:tcMar>
+              <w:top w:w="100" w:type="dxa"/>
+              <w:bottom w:w="100" w:type="dxa"/>
+              <w:left w:w="100" w:type="dxa"/>
+              <w:right w:w="100" w:type="dxa"/>
+            </w:tcMar>
+            <w:vAlign w:val="center"/>
+          </w:tcPr>
+          <w:p>
+            <w:pPr>
+              <w:jc w:val="center"/>
+            </w:pPr>
+            <w:r/>
+            <w:r>
+              <w:rPr>
+                <w:rFonts w:ascii="Arial" w:hAnsi="Arial" w:cs="Arial"/>
+                <w:b w:val="0"/>
+                <w:i w:val="0"/>
+                <w:color w:val="000000"/>
+                <w:sz w:val="20"/>
+              </w:rPr>
+              <w:t xml:space="preserve">5 min</w:t>
+            </w:r>
+          </w:p>
+        </w:tc>
+      </w:tr>
+    </w:tbl>
     <w:sectPr>
-      <w:headerReference w:type="default" r:id="rId9"/>
       <w:pgSz w:w="12240" w:h="15840"/>
-      <w:pgMar w:top="1134" w:right="1134" w:bottom="1134" w:left="1134" w:header="720" w:footer="720" w:gutter="0"/>
+      <w:pgMar w:top="1080" w:right="1080" w:bottom="1080" w:left="1080" w:header="720" w:footer="720" w:gutter="0"/>
       <w:cols w:space="720"/>
       <w:docGrid w:linePitch="360"/>
     </w:sectPr>
   </w:body>
 </w:document>
-</file>
-
-<file path=word/header1.xml><?xml version="1.0" encoding="utf-8"?>
-<w:hdr xmlns:m="http://schemas.openxmlformats.org/officeDocument/2006/math" xmlns:mc="http://schemas.openxmlformats.org/markup-compatibility/2006" xmlns:mo="http://schemas.microsoft.com/office/mac/office/2008/main" xmlns:mv="urn:schemas-microsoft-com:mac:vml" xmlns:o="urn:schemas-microsoft-com:office:office" xmlns:r="http://schemas.openxmlformats.org/officeDocument/2006/relationships" xmlns:v="urn:schemas-microsoft-com:vml" xmlns:w10="urn:schemas-microsoft-com:office:word" xmlns:w14="http://schemas.microsoft.com/office/word/2010/wordml" xmlns:w="http://schemas.openxmlformats.org/wordprocessingml/2006/main" xmlns:wne="http://schemas.microsoft.com/office/word/2006/wordml" xmlns:wp14="http://schemas.microsoft.com/office/word/2010/wordprocessingDrawing" xmlns:wp="http://schemas.openxmlformats.org/drawingml/2006/wordprocessingDrawing" xmlns:wpc="http://schemas.microsoft.com/office/word/2010/wordprocessingCanvas" xmlns:wpg="http://schemas.microsoft.com/office/word/2010/wordprocessingGroup" xmlns:wpi="http://schemas.microsoft.com/office/word/2010/wordprocessingInk" xmlns:wps="http://schemas.microsoft.com/office/word/2010/wordprocessingShape" mc:Ignorable="w14 wp14">
-  <w:p>
-    <w:pPr>
-      <w:pStyle w:val="Header"/>
-    </w:pPr>
-    <w:r>
-      <w:t xml:space="preserve">        Version 2</w:t>
-    </w:r>
-  </w:p>
-</w:hdr>
 </file>
 
 <file path=word/numbering.xml><?xml version="1.0" encoding="utf-8"?>
@@ -766,6 +1510,11 @@
     <w:name w:val="Normal"/>
     <w:qFormat/>
     <w:rsid w:val="00FC693F"/>
+    <w:rPr>
+      <w:rFonts w:ascii="Arial" w:hAnsi="Arial"/>
+      <w:color w:val="000000"/>
+      <w:sz w:val="20"/>
+    </w:rPr>
   </w:style>
   <w:style w:type="paragraph" w:styleId="Header">
     <w:name w:val="header"/>

--- a/backend/tests/artifacts/templates/sop_role_based.docx
+++ b/backend/tests/artifacts/templates/sop_role_based.docx
@@ -41,6 +41,12 @@
               <w:bottom w:val="single" w:sz="4" w:color="BFBFBF"/>
               <w:right w:val="single" w:sz="4" w:color="BFBFBF"/>
             </w:tcBorders>
+            <w:tcMar>
+              <w:top w:w="100" w:type="dxa"/>
+              <w:bottom w:w="100" w:type="dxa"/>
+              <w:left w:w="100" w:type="dxa"/>
+              <w:right w:w="100" w:type="dxa"/>
+            </w:tcMar>
             <w:vAlign w:val="center"/>
           </w:tcPr>
           <w:p>
@@ -66,6 +72,12 @@
               <w:bottom w:val="single" w:sz="4" w:color="BFBFBF"/>
               <w:right w:val="single" w:sz="4" w:color="BFBFBF"/>
             </w:tcBorders>
+            <w:tcMar>
+              <w:top w:w="100" w:type="dxa"/>
+              <w:bottom w:w="100" w:type="dxa"/>
+              <w:left w:w="100" w:type="dxa"/>
+              <w:right w:w="100" w:type="dxa"/>
+            </w:tcMar>
             <w:vAlign w:val="center"/>
           </w:tcPr>
           <w:p>
@@ -92,6 +104,12 @@
               <w:bottom w:val="single" w:sz="4" w:color="BFBFBF"/>
               <w:right w:val="single" w:sz="4" w:color="BFBFBF"/>
             </w:tcBorders>
+            <w:tcMar>
+              <w:top w:w="100" w:type="dxa"/>
+              <w:bottom w:w="100" w:type="dxa"/>
+              <w:left w:w="100" w:type="dxa"/>
+              <w:right w:w="100" w:type="dxa"/>
+            </w:tcMar>
             <w:vAlign w:val="center"/>
           </w:tcPr>
           <w:p>
@@ -117,6 +135,12 @@
               <w:bottom w:val="single" w:sz="4" w:color="BFBFBF"/>
               <w:right w:val="single" w:sz="4" w:color="BFBFBF"/>
             </w:tcBorders>
+            <w:tcMar>
+              <w:top w:w="100" w:type="dxa"/>
+              <w:bottom w:w="100" w:type="dxa"/>
+              <w:left w:w="100" w:type="dxa"/>
+              <w:right w:w="100" w:type="dxa"/>
+            </w:tcMar>
             <w:vAlign w:val="center"/>
           </w:tcPr>
           <w:p>
@@ -145,6 +169,12 @@
               <w:bottom w:val="single" w:sz="4" w:color="BFBFBF"/>
               <w:right w:val="single" w:sz="4" w:color="BFBFBF"/>
             </w:tcBorders>
+            <w:tcMar>
+              <w:top w:w="100" w:type="dxa"/>
+              <w:bottom w:w="100" w:type="dxa"/>
+              <w:left w:w="100" w:type="dxa"/>
+              <w:right w:w="100" w:type="dxa"/>
+            </w:tcMar>
             <w:vAlign w:val="center"/>
           </w:tcPr>
           <w:p>
@@ -171,6 +201,12 @@
               <w:bottom w:val="single" w:sz="4" w:color="BFBFBF"/>
               <w:right w:val="single" w:sz="4" w:color="BFBFBF"/>
             </w:tcBorders>
+            <w:tcMar>
+              <w:top w:w="100" w:type="dxa"/>
+              <w:bottom w:w="100" w:type="dxa"/>
+              <w:left w:w="100" w:type="dxa"/>
+              <w:right w:w="100" w:type="dxa"/>
+            </w:tcMar>
             <w:vAlign w:val="center"/>
           </w:tcPr>
           <w:p>
@@ -199,6 +235,12 @@
               <w:bottom w:val="single" w:sz="4" w:color="BFBFBF"/>
               <w:right w:val="single" w:sz="4" w:color="BFBFBF"/>
             </w:tcBorders>
+            <w:tcMar>
+              <w:top w:w="100" w:type="dxa"/>
+              <w:bottom w:w="100" w:type="dxa"/>
+              <w:left w:w="100" w:type="dxa"/>
+              <w:right w:w="100" w:type="dxa"/>
+            </w:tcMar>
             <w:vAlign w:val="center"/>
           </w:tcPr>
           <w:p>
@@ -225,6 +267,12 @@
               <w:bottom w:val="single" w:sz="4" w:color="BFBFBF"/>
               <w:right w:val="single" w:sz="4" w:color="BFBFBF"/>
             </w:tcBorders>
+            <w:tcMar>
+              <w:top w:w="100" w:type="dxa"/>
+              <w:bottom w:w="100" w:type="dxa"/>
+              <w:left w:w="100" w:type="dxa"/>
+              <w:right w:w="100" w:type="dxa"/>
+            </w:tcMar>
             <w:vAlign w:val="center"/>
           </w:tcPr>
           <w:p>
@@ -277,7 +325,7 @@
           <w:rFonts w:ascii="Arial" w:hAnsi="Arial" w:cs="Arial"/>
           <w:b/>
           <w:i w:val="0"/>
-          <w:color w:val="1F3A5F"/>
+          <w:color w:val="2C3E50"/>
           <w:sz w:val="32"/>
         </w:rPr>
         <w:t>1.0 Purpose</w:t>
@@ -311,7 +359,7 @@
           <w:rFonts w:ascii="Arial" w:hAnsi="Arial" w:cs="Arial"/>
           <w:b/>
           <w:i w:val="0"/>
-          <w:color w:val="1F3A5F"/>
+          <w:color w:val="2C3E50"/>
           <w:sz w:val="32"/>
         </w:rPr>
         <w:t>2.0 Scope</w:t>
@@ -345,7 +393,7 @@
           <w:rFonts w:ascii="Arial" w:hAnsi="Arial" w:cs="Arial"/>
           <w:b/>
           <w:i w:val="0"/>
-          <w:color w:val="1F3A5F"/>
+          <w:color w:val="2C3E50"/>
           <w:sz w:val="32"/>
         </w:rPr>
         <w:t xml:space="preserve">3.0 Procedure: Multi-Role Buffer Protocol</w:t>
@@ -361,7 +409,7 @@
           <w:rFonts w:ascii="Arial" w:hAnsi="Arial" w:cs="Arial"/>
           <w:b/>
           <w:i w:val="0"/>
-          <w:color w:val="1F3A5F"/>
+          <w:color w:val="2C3E50"/>
           <w:sz w:val="26"/>
         </w:rPr>
         <w:t xml:space="preserve">3.1  Media Prep</w:t>
@@ -390,6 +438,12 @@
               <w:bottom w:val="single" w:sz="4" w:color="BFBFBF"/>
               <w:right w:val="single" w:sz="4" w:color="BFBFBF"/>
             </w:tcBorders>
+            <w:tcMar>
+              <w:top w:w="140" w:type="dxa"/>
+              <w:bottom w:w="140" w:type="dxa"/>
+              <w:left w:w="100" w:type="dxa"/>
+              <w:right w:w="100" w:type="dxa"/>
+            </w:tcMar>
             <w:vAlign w:val="center"/>
           </w:tcPr>
           <w:p>
@@ -419,6 +473,12 @@
               <w:bottom w:val="single" w:sz="4" w:color="BFBFBF"/>
               <w:right w:val="single" w:sz="4" w:color="BFBFBF"/>
             </w:tcBorders>
+            <w:tcMar>
+              <w:top w:w="140" w:type="dxa"/>
+              <w:bottom w:w="140" w:type="dxa"/>
+              <w:left w:w="100" w:type="dxa"/>
+              <w:right w:w="100" w:type="dxa"/>
+            </w:tcMar>
             <w:vAlign w:val="center"/>
           </w:tcPr>
           <w:p>
@@ -448,6 +508,12 @@
               <w:bottom w:val="single" w:sz="4" w:color="BFBFBF"/>
               <w:right w:val="single" w:sz="4" w:color="BFBFBF"/>
             </w:tcBorders>
+            <w:tcMar>
+              <w:top w:w="140" w:type="dxa"/>
+              <w:bottom w:w="140" w:type="dxa"/>
+              <w:left w:w="100" w:type="dxa"/>
+              <w:right w:w="100" w:type="dxa"/>
+            </w:tcMar>
             <w:vAlign w:val="center"/>
           </w:tcPr>
           <w:p>
@@ -477,6 +543,12 @@
               <w:bottom w:val="single" w:sz="4" w:color="BFBFBF"/>
               <w:right w:val="single" w:sz="4" w:color="BFBFBF"/>
             </w:tcBorders>
+            <w:tcMar>
+              <w:top w:w="140" w:type="dxa"/>
+              <w:bottom w:w="140" w:type="dxa"/>
+              <w:left w:w="100" w:type="dxa"/>
+              <w:right w:w="100" w:type="dxa"/>
+            </w:tcMar>
             <w:vAlign w:val="center"/>
           </w:tcPr>
           <w:p>
@@ -507,6 +579,12 @@
               <w:bottom w:val="single" w:sz="4" w:color="BFBFBF"/>
               <w:right w:val="single" w:sz="4" w:color="BFBFBF"/>
             </w:tcBorders>
+            <w:tcMar>
+              <w:top w:w="100" w:type="dxa"/>
+              <w:bottom w:w="100" w:type="dxa"/>
+              <w:left w:w="100" w:type="dxa"/>
+              <w:right w:w="100" w:type="dxa"/>
+            </w:tcMar>
             <w:vAlign w:val="center"/>
           </w:tcPr>
           <w:p>
@@ -535,6 +613,12 @@
               <w:bottom w:val="single" w:sz="4" w:color="BFBFBF"/>
               <w:right w:val="single" w:sz="4" w:color="BFBFBF"/>
             </w:tcBorders>
+            <w:tcMar>
+              <w:top w:w="100" w:type="dxa"/>
+              <w:bottom w:w="100" w:type="dxa"/>
+              <w:left w:w="100" w:type="dxa"/>
+              <w:right w:w="100" w:type="dxa"/>
+            </w:tcMar>
             <w:vAlign w:val="center"/>
           </w:tcPr>
           <w:p>
@@ -560,6 +644,12 @@
               <w:bottom w:val="single" w:sz="4" w:color="BFBFBF"/>
               <w:right w:val="single" w:sz="4" w:color="BFBFBF"/>
             </w:tcBorders>
+            <w:tcMar>
+              <w:top w:w="100" w:type="dxa"/>
+              <w:bottom w:w="100" w:type="dxa"/>
+              <w:left w:w="100" w:type="dxa"/>
+              <w:right w:w="100" w:type="dxa"/>
+            </w:tcMar>
             <w:vAlign w:val="center"/>
           </w:tcPr>
           <w:p>
@@ -585,6 +675,12 @@
               <w:bottom w:val="single" w:sz="4" w:color="BFBFBF"/>
               <w:right w:val="single" w:sz="4" w:color="BFBFBF"/>
             </w:tcBorders>
+            <w:tcMar>
+              <w:top w:w="100" w:type="dxa"/>
+              <w:bottom w:w="100" w:type="dxa"/>
+              <w:left w:w="100" w:type="dxa"/>
+              <w:right w:w="100" w:type="dxa"/>
+            </w:tcMar>
             <w:vAlign w:val="center"/>
           </w:tcPr>
           <w:p>
@@ -615,6 +711,12 @@
               <w:bottom w:val="single" w:sz="4" w:color="BFBFBF"/>
               <w:right w:val="single" w:sz="4" w:color="BFBFBF"/>
             </w:tcBorders>
+            <w:tcMar>
+              <w:top w:w="100" w:type="dxa"/>
+              <w:bottom w:w="100" w:type="dxa"/>
+              <w:left w:w="100" w:type="dxa"/>
+              <w:right w:w="100" w:type="dxa"/>
+            </w:tcMar>
             <w:vAlign w:val="center"/>
           </w:tcPr>
           <w:p>
@@ -643,6 +745,12 @@
               <w:bottom w:val="single" w:sz="4" w:color="BFBFBF"/>
               <w:right w:val="single" w:sz="4" w:color="BFBFBF"/>
             </w:tcBorders>
+            <w:tcMar>
+              <w:top w:w="100" w:type="dxa"/>
+              <w:bottom w:w="100" w:type="dxa"/>
+              <w:left w:w="100" w:type="dxa"/>
+              <w:right w:w="100" w:type="dxa"/>
+            </w:tcMar>
             <w:vAlign w:val="center"/>
           </w:tcPr>
           <w:p>
@@ -668,6 +776,12 @@
               <w:bottom w:val="single" w:sz="4" w:color="BFBFBF"/>
               <w:right w:val="single" w:sz="4" w:color="BFBFBF"/>
             </w:tcBorders>
+            <w:tcMar>
+              <w:top w:w="100" w:type="dxa"/>
+              <w:bottom w:w="100" w:type="dxa"/>
+              <w:left w:w="100" w:type="dxa"/>
+              <w:right w:w="100" w:type="dxa"/>
+            </w:tcMar>
             <w:vAlign w:val="center"/>
           </w:tcPr>
           <w:p>
@@ -693,6 +807,12 @@
               <w:bottom w:val="single" w:sz="4" w:color="BFBFBF"/>
               <w:right w:val="single" w:sz="4" w:color="BFBFBF"/>
             </w:tcBorders>
+            <w:tcMar>
+              <w:top w:w="100" w:type="dxa"/>
+              <w:bottom w:w="100" w:type="dxa"/>
+              <w:left w:w="100" w:type="dxa"/>
+              <w:right w:w="100" w:type="dxa"/>
+            </w:tcMar>
             <w:vAlign w:val="center"/>
           </w:tcPr>
           <w:p>
@@ -724,7 +844,7 @@
           <w:rFonts w:ascii="Arial" w:hAnsi="Arial" w:cs="Arial"/>
           <w:b/>
           <w:i w:val="0"/>
-          <w:color w:val="1F3A5F"/>
+          <w:color w:val="2C3E50"/>
           <w:sz w:val="26"/>
         </w:rPr>
         <w:t xml:space="preserve">3.2  QC</w:t>
@@ -753,6 +873,12 @@
               <w:bottom w:val="single" w:sz="4" w:color="BFBFBF"/>
               <w:right w:val="single" w:sz="4" w:color="BFBFBF"/>
             </w:tcBorders>
+            <w:tcMar>
+              <w:top w:w="140" w:type="dxa"/>
+              <w:bottom w:w="140" w:type="dxa"/>
+              <w:left w:w="100" w:type="dxa"/>
+              <w:right w:w="100" w:type="dxa"/>
+            </w:tcMar>
             <w:vAlign w:val="center"/>
           </w:tcPr>
           <w:p>
@@ -782,6 +908,12 @@
               <w:bottom w:val="single" w:sz="4" w:color="BFBFBF"/>
               <w:right w:val="single" w:sz="4" w:color="BFBFBF"/>
             </w:tcBorders>
+            <w:tcMar>
+              <w:top w:w="140" w:type="dxa"/>
+              <w:bottom w:w="140" w:type="dxa"/>
+              <w:left w:w="100" w:type="dxa"/>
+              <w:right w:w="100" w:type="dxa"/>
+            </w:tcMar>
             <w:vAlign w:val="center"/>
           </w:tcPr>
           <w:p>
@@ -811,6 +943,12 @@
               <w:bottom w:val="single" w:sz="4" w:color="BFBFBF"/>
               <w:right w:val="single" w:sz="4" w:color="BFBFBF"/>
             </w:tcBorders>
+            <w:tcMar>
+              <w:top w:w="140" w:type="dxa"/>
+              <w:bottom w:w="140" w:type="dxa"/>
+              <w:left w:w="100" w:type="dxa"/>
+              <w:right w:w="100" w:type="dxa"/>
+            </w:tcMar>
             <w:vAlign w:val="center"/>
           </w:tcPr>
           <w:p>
@@ -840,6 +978,12 @@
               <w:bottom w:val="single" w:sz="4" w:color="BFBFBF"/>
               <w:right w:val="single" w:sz="4" w:color="BFBFBF"/>
             </w:tcBorders>
+            <w:tcMar>
+              <w:top w:w="140" w:type="dxa"/>
+              <w:bottom w:w="140" w:type="dxa"/>
+              <w:left w:w="100" w:type="dxa"/>
+              <w:right w:w="100" w:type="dxa"/>
+            </w:tcMar>
             <w:vAlign w:val="center"/>
           </w:tcPr>
           <w:p>
@@ -870,6 +1014,12 @@
               <w:bottom w:val="single" w:sz="4" w:color="BFBFBF"/>
               <w:right w:val="single" w:sz="4" w:color="BFBFBF"/>
             </w:tcBorders>
+            <w:tcMar>
+              <w:top w:w="100" w:type="dxa"/>
+              <w:bottom w:w="100" w:type="dxa"/>
+              <w:left w:w="100" w:type="dxa"/>
+              <w:right w:w="100" w:type="dxa"/>
+            </w:tcMar>
             <w:vAlign w:val="center"/>
           </w:tcPr>
           <w:p>
@@ -898,6 +1048,12 @@
               <w:bottom w:val="single" w:sz="4" w:color="BFBFBF"/>
               <w:right w:val="single" w:sz="4" w:color="BFBFBF"/>
             </w:tcBorders>
+            <w:tcMar>
+              <w:top w:w="100" w:type="dxa"/>
+              <w:bottom w:w="100" w:type="dxa"/>
+              <w:left w:w="100" w:type="dxa"/>
+              <w:right w:w="100" w:type="dxa"/>
+            </w:tcMar>
             <w:vAlign w:val="center"/>
           </w:tcPr>
           <w:p>
@@ -923,6 +1079,12 @@
               <w:bottom w:val="single" w:sz="4" w:color="BFBFBF"/>
               <w:right w:val="single" w:sz="4" w:color="BFBFBF"/>
             </w:tcBorders>
+            <w:tcMar>
+              <w:top w:w="100" w:type="dxa"/>
+              <w:bottom w:w="100" w:type="dxa"/>
+              <w:left w:w="100" w:type="dxa"/>
+              <w:right w:w="100" w:type="dxa"/>
+            </w:tcMar>
             <w:vAlign w:val="center"/>
           </w:tcPr>
           <w:p>
@@ -948,6 +1110,12 @@
               <w:bottom w:val="single" w:sz="4" w:color="BFBFBF"/>
               <w:right w:val="single" w:sz="4" w:color="BFBFBF"/>
             </w:tcBorders>
+            <w:tcMar>
+              <w:top w:w="100" w:type="dxa"/>
+              <w:bottom w:w="100" w:type="dxa"/>
+              <w:left w:w="100" w:type="dxa"/>
+              <w:right w:w="100" w:type="dxa"/>
+            </w:tcMar>
             <w:vAlign w:val="center"/>
           </w:tcPr>
           <w:p>

--- a/backend/tests/artifacts/templates/sop_role_based.docx
+++ b/backend/tests/artifacts/templates/sop_role_based.docx
@@ -4,519 +4,1166 @@
   <w:body>
     <w:p>
       <w:pPr>
-        <w:spacing w:after="80" w:before="0"/>
+        <w:spacing w:after="120"/>
         <w:jc w:val="center"/>
       </w:pPr>
       <w:r>
         <w:rPr>
-          <w:b/>
+          <w:rFonts w:ascii="Arial" w:hAnsi="Arial" w:cs="Arial"/>
+          <w:b w:val="0"/>
           <w:i w:val="0"/>
-          <w:color w:val="0F172A"/>
-          <w:sz w:val="36"/>
+          <w:color w:val="5F6368"/>
+          <w:sz w:val="24"/>
         </w:rPr>
-        <w:t xml:space="preserve">Multi-Role Buffer Protocol</w:t>
+        <w:t>Standard Operating Procedure</w:t>
+      </w:r>
+    </w:p>
+    <w:tbl>
+      <w:tblPr>
+        <w:tblW w:type="auto" w:w="0"/>
+        <w:tblLook w:firstColumn="1" w:firstRow="1" w:lastColumn="0" w:lastRow="0" w:noHBand="0" w:noVBand="1" w:val="04A0"/>
+        <w:tblLayout w:type="fixed"/>
+      </w:tblPr>
+      <w:tblGrid>
+        <w:gridCol w:w="2520"/>
+        <w:gridCol w:w="2520"/>
+        <w:gridCol w:w="2520"/>
+        <w:gridCol w:w="2520"/>
+      </w:tblGrid>
+      <w:tr>
+        <w:tc>
+          <w:tcPr>
+            <w:tcW w:type="dxa" w:w="2400"/>
+            <w:shd w:val="clear" w:color="auto" w:fill="ECF0F1"/>
+            <w:tcBorders>
+              <w:top w:val="single" w:sz="4" w:color="BFBFBF"/>
+              <w:left w:val="single" w:sz="4" w:color="BFBFBF"/>
+              <w:bottom w:val="single" w:sz="4" w:color="BFBFBF"/>
+              <w:right w:val="single" w:sz="4" w:color="BFBFBF"/>
+            </w:tcBorders>
+            <w:tcMar>
+              <w:top w:w="100" w:type="dxa"/>
+              <w:bottom w:w="100" w:type="dxa"/>
+              <w:left w:w="100" w:type="dxa"/>
+              <w:right w:w="100" w:type="dxa"/>
+            </w:tcMar>
+            <w:vAlign w:val="center"/>
+          </w:tcPr>
+          <w:p>
+            <w:r/>
+            <w:r>
+              <w:rPr>
+                <w:rFonts w:ascii="Arial" w:hAnsi="Arial" w:cs="Arial"/>
+                <w:b/>
+                <w:i w:val="0"/>
+                <w:color w:val="000000"/>
+                <w:sz w:val="20"/>
+              </w:rPr>
+              <w:t>Document Number:</w:t>
+            </w:r>
+          </w:p>
+        </w:tc>
+        <w:tc>
+          <w:tcPr>
+            <w:tcW w:type="dxa" w:w="2800"/>
+            <w:tcBorders>
+              <w:top w:val="single" w:sz="4" w:color="BFBFBF"/>
+              <w:left w:val="single" w:sz="4" w:color="BFBFBF"/>
+              <w:bottom w:val="single" w:sz="4" w:color="BFBFBF"/>
+              <w:right w:val="single" w:sz="4" w:color="BFBFBF"/>
+            </w:tcBorders>
+            <w:tcMar>
+              <w:top w:w="100" w:type="dxa"/>
+              <w:bottom w:w="100" w:type="dxa"/>
+              <w:left w:w="100" w:type="dxa"/>
+              <w:right w:w="100" w:type="dxa"/>
+            </w:tcMar>
+            <w:vAlign w:val="center"/>
+          </w:tcPr>
+          <w:p>
+            <w:r/>
+            <w:r>
+              <w:rPr>
+                <w:rFonts w:ascii="Arial" w:hAnsi="Arial" w:cs="Arial"/>
+                <w:b w:val="0"/>
+                <w:i w:val="0"/>
+                <w:color w:val="000000"/>
+                <w:sz w:val="20"/>
+              </w:rPr>
+              <w:t xml:space="preserve"/>
+            </w:r>
+          </w:p>
+        </w:tc>
+        <w:tc>
+          <w:tcPr>
+            <w:tcW w:type="dxa" w:w="2000"/>
+            <w:shd w:val="clear" w:color="auto" w:fill="ECF0F1"/>
+            <w:tcBorders>
+              <w:top w:val="single" w:sz="4" w:color="BFBFBF"/>
+              <w:left w:val="single" w:sz="4" w:color="BFBFBF"/>
+              <w:bottom w:val="single" w:sz="4" w:color="BFBFBF"/>
+              <w:right w:val="single" w:sz="4" w:color="BFBFBF"/>
+            </w:tcBorders>
+            <w:tcMar>
+              <w:top w:w="100" w:type="dxa"/>
+              <w:bottom w:w="100" w:type="dxa"/>
+              <w:left w:w="100" w:type="dxa"/>
+              <w:right w:w="100" w:type="dxa"/>
+            </w:tcMar>
+            <w:vAlign w:val="center"/>
+          </w:tcPr>
+          <w:p>
+            <w:r/>
+            <w:r>
+              <w:rPr>
+                <w:rFonts w:ascii="Arial" w:hAnsi="Arial" w:cs="Arial"/>
+                <w:b/>
+                <w:i w:val="0"/>
+                <w:color w:val="000000"/>
+                <w:sz w:val="20"/>
+              </w:rPr>
+              <w:t>Revision:</w:t>
+            </w:r>
+          </w:p>
+        </w:tc>
+        <w:tc>
+          <w:tcPr>
+            <w:tcW w:type="dxa" w:w="2600"/>
+            <w:tcBorders>
+              <w:top w:val="single" w:sz="4" w:color="BFBFBF"/>
+              <w:left w:val="single" w:sz="4" w:color="BFBFBF"/>
+              <w:bottom w:val="single" w:sz="4" w:color="BFBFBF"/>
+              <w:right w:val="single" w:sz="4" w:color="BFBFBF"/>
+            </w:tcBorders>
+            <w:tcMar>
+              <w:top w:w="100" w:type="dxa"/>
+              <w:bottom w:w="100" w:type="dxa"/>
+              <w:left w:w="100" w:type="dxa"/>
+              <w:right w:w="100" w:type="dxa"/>
+            </w:tcMar>
+            <w:vAlign w:val="center"/>
+          </w:tcPr>
+          <w:p>
+            <w:r/>
+            <w:r>
+              <w:rPr>
+                <w:rFonts w:ascii="Arial" w:hAnsi="Arial" w:cs="Arial"/>
+                <w:b w:val="0"/>
+                <w:i w:val="0"/>
+                <w:color w:val="000000"/>
+                <w:sz w:val="20"/>
+              </w:rPr>
+              <w:t xml:space="preserve">2</w:t>
+            </w:r>
+          </w:p>
+        </w:tc>
+      </w:tr>
+      <w:tr>
+        <w:tc>
+          <w:tcPr>
+            <w:tcW w:type="dxa" w:w="2400"/>
+            <w:shd w:val="clear" w:color="auto" w:fill="ECF0F1"/>
+            <w:tcBorders>
+              <w:top w:val="single" w:sz="4" w:color="BFBFBF"/>
+              <w:left w:val="single" w:sz="4" w:color="BFBFBF"/>
+              <w:bottom w:val="single" w:sz="4" w:color="BFBFBF"/>
+              <w:right w:val="single" w:sz="4" w:color="BFBFBF"/>
+            </w:tcBorders>
+            <w:tcMar>
+              <w:top w:w="100" w:type="dxa"/>
+              <w:bottom w:w="100" w:type="dxa"/>
+              <w:left w:w="100" w:type="dxa"/>
+              <w:right w:w="100" w:type="dxa"/>
+            </w:tcMar>
+            <w:vAlign w:val="center"/>
+          </w:tcPr>
+          <w:p>
+            <w:r/>
+            <w:r>
+              <w:rPr>
+                <w:rFonts w:ascii="Arial" w:hAnsi="Arial" w:cs="Arial"/>
+                <w:b/>
+                <w:i w:val="0"/>
+                <w:color w:val="000000"/>
+                <w:sz w:val="20"/>
+              </w:rPr>
+              <w:t>Title:</w:t>
+            </w:r>
+          </w:p>
+        </w:tc>
+        <w:tc>
+          <w:tcPr>
+            <w:tcW w:type="dxa" w:w="7400"/>
+            <w:gridSpan w:val="3"/>
+            <w:tcBorders>
+              <w:top w:val="single" w:sz="4" w:color="BFBFBF"/>
+              <w:left w:val="single" w:sz="4" w:color="BFBFBF"/>
+              <w:bottom w:val="single" w:sz="4" w:color="BFBFBF"/>
+              <w:right w:val="single" w:sz="4" w:color="BFBFBF"/>
+            </w:tcBorders>
+            <w:tcMar>
+              <w:top w:w="100" w:type="dxa"/>
+              <w:bottom w:w="100" w:type="dxa"/>
+              <w:left w:w="100" w:type="dxa"/>
+              <w:right w:w="100" w:type="dxa"/>
+            </w:tcMar>
+            <w:vAlign w:val="center"/>
+          </w:tcPr>
+          <w:p>
+            <w:r/>
+            <w:r>
+              <w:rPr>
+                <w:rFonts w:ascii="Arial" w:hAnsi="Arial" w:cs="Arial"/>
+                <w:b w:val="0"/>
+                <w:i w:val="0"/>
+                <w:color w:val="000000"/>
+                <w:sz w:val="20"/>
+              </w:rPr>
+              <w:t xml:space="preserve">Multi-Role Buffer Protocol</w:t>
+            </w:r>
+          </w:p>
+        </w:tc>
+      </w:tr>
+      <w:tr>
+        <w:tc>
+          <w:tcPr>
+            <w:tcW w:type="dxa" w:w="2400"/>
+            <w:shd w:val="clear" w:color="auto" w:fill="ECF0F1"/>
+            <w:tcBorders>
+              <w:top w:val="single" w:sz="4" w:color="BFBFBF"/>
+              <w:left w:val="single" w:sz="4" w:color="BFBFBF"/>
+              <w:bottom w:val="single" w:sz="4" w:color="BFBFBF"/>
+              <w:right w:val="single" w:sz="4" w:color="BFBFBF"/>
+            </w:tcBorders>
+            <w:tcMar>
+              <w:top w:w="100" w:type="dxa"/>
+              <w:bottom w:w="100" w:type="dxa"/>
+              <w:left w:w="100" w:type="dxa"/>
+              <w:right w:w="100" w:type="dxa"/>
+            </w:tcMar>
+            <w:vAlign w:val="center"/>
+          </w:tcPr>
+          <w:p>
+            <w:r/>
+            <w:r>
+              <w:rPr>
+                <w:rFonts w:ascii="Arial" w:hAnsi="Arial" w:cs="Arial"/>
+                <w:b/>
+                <w:i w:val="0"/>
+                <w:color w:val="000000"/>
+                <w:sz w:val="20"/>
+              </w:rPr>
+              <w:t>Effective Date:</w:t>
+            </w:r>
+          </w:p>
+        </w:tc>
+        <w:tc>
+          <w:tcPr>
+            <w:tcW w:type="dxa" w:w="7400"/>
+            <w:gridSpan w:val="3"/>
+            <w:tcBorders>
+              <w:top w:val="single" w:sz="4" w:color="BFBFBF"/>
+              <w:left w:val="single" w:sz="4" w:color="BFBFBF"/>
+              <w:bottom w:val="single" w:sz="4" w:color="BFBFBF"/>
+              <w:right w:val="single" w:sz="4" w:color="BFBFBF"/>
+            </w:tcBorders>
+            <w:tcMar>
+              <w:top w:w="100" w:type="dxa"/>
+              <w:bottom w:w="100" w:type="dxa"/>
+              <w:left w:w="100" w:type="dxa"/>
+              <w:right w:w="100" w:type="dxa"/>
+            </w:tcMar>
+            <w:vAlign w:val="center"/>
+          </w:tcPr>
+          <w:p>
+            <w:r/>
+            <w:r>
+              <w:rPr>
+                <w:rFonts w:ascii="Arial" w:hAnsi="Arial" w:cs="Arial"/>
+                <w:b w:val="0"/>
+                <w:i w:val="0"/>
+                <w:color w:val="000000"/>
+                <w:sz w:val="20"/>
+              </w:rPr>
+              <w:t xml:space="preserve"/>
+            </w:r>
+          </w:p>
+        </w:tc>
+      </w:tr>
+    </w:tbl>
+    <w:p>
+      <w:pPr>
+        <w:spacing w:after="80"/>
+      </w:pPr>
+    </w:p>
+    <w:p>
+      <w:pPr>
+        <w:spacing w:after="160"/>
+        <w:jc w:val="center"/>
+      </w:pPr>
+      <w:r>
+        <w:rPr>
+          <w:rFonts w:ascii="Arial" w:hAnsi="Arial" w:cs="Arial"/>
+          <w:b w:val="0"/>
+          <w:i w:val="0"/>
+          <w:color w:val="5F6368"/>
+          <w:sz w:val="18"/>
+        </w:rPr>
+        <w:t xml:space="preserve">    Project:     Generated: April 1, 2026</w:t>
       </w:r>
     </w:p>
     <w:p>
       <w:pPr>
-        <w:spacing w:before="0" w:after="80"/>
+        <w:keepNext/>
+        <w:spacing w:before="320" w:after="120"/>
+        <w:pBdr>
+          <w:bottom w:val="single" w:sz="8" w:space="4" w:color="D1D5DB"/>
+        </w:pBdr>
       </w:pPr>
       <w:r>
-        <w:t xml:space="preserve"/>
+        <w:rPr>
+          <w:rFonts w:ascii="Arial" w:hAnsi="Arial" w:cs="Arial"/>
+          <w:b/>
+          <w:i w:val="0"/>
+          <w:color w:val="2C3E50"/>
+          <w:sz w:val="32"/>
+        </w:rPr>
+        <w:t>1.0 Purpose</w:t>
       </w:r>
+    </w:p>
+    <w:p>
+      <w:pPr>
+        <w:spacing w:after="160"/>
+      </w:pPr>
       <w:r>
         <w:rPr>
-          <w:color w:val="64748B"/>
-          <w:sz w:val="127000"/>
-          <w:szCs w:val="127000"/>
+          <w:rFonts w:ascii="Arial" w:hAnsi="Arial" w:cs="Arial"/>
+          <w:b w:val="0"/>
+          <w:i w:val="0"/>
+          <w:color w:val="000000"/>
+          <w:sz w:val="20"/>
         </w:rPr>
-        <w:t xml:space="preserve">Protocol with Media Prep and QC roles.</w:t>
-      </w:r>
-      <w:r>
         <w:t xml:space="preserve"/>
       </w:r>
     </w:p>
     <w:p>
       <w:pPr>
-        <w:spacing w:after="120" w:before="0"/>
+        <w:keepNext/>
+        <w:spacing w:before="320" w:after="120"/>
+        <w:pBdr>
+          <w:bottom w:val="single" w:sz="8" w:space="4" w:color="D1D5DB"/>
+        </w:pBdr>
       </w:pPr>
       <w:r>
         <w:rPr>
-          <w:b w:val="0"/>
+          <w:rFonts w:ascii="Arial" w:hAnsi="Arial" w:cs="Arial"/>
+          <w:b/>
           <w:i w:val="0"/>
-          <w:color w:val="C8C8C8"/>
-          <w:sz w:val="12"/>
+          <w:color w:val="2C3E50"/>
+          <w:sz w:val="32"/>
         </w:rPr>
-        <w:t>──────────────────────────────────────────────────</w:t>
+        <w:t>2.0 Scope</w:t>
       </w:r>
     </w:p>
     <w:p>
       <w:pPr>
-        <w:spacing w:before="0" w:after="80"/>
+        <w:spacing w:after="160"/>
       </w:pPr>
       <w:r>
-        <w:t xml:space="preserve"/>
-      </w:r>
-      <w:r>
         <w:rPr>
-          <w:sz w:val="177800"/>
-          <w:szCs w:val="177800"/>
-          <w:b/>
+          <w:rFonts w:ascii="Arial" w:hAnsi="Arial" w:cs="Arial"/>
+          <w:b w:val="0"/>
+          <w:i w:val="0"/>
+          <w:color w:val="000000"/>
+          <w:sz w:val="20"/>
         </w:rPr>
-        <w:t xml:space="preserve">Media Prep</w:t>
-      </w:r>
-      <w:r>
         <w:t xml:space="preserve"/>
       </w:r>
     </w:p>
     <w:p>
       <w:pPr>
-        <w:spacing w:before="0" w:after="80"/>
+        <w:keepNext/>
+        <w:spacing w:before="320" w:after="120"/>
+        <w:pBdr>
+          <w:bottom w:val="single" w:sz="8" w:space="4" w:color="D1D5DB"/>
+        </w:pBdr>
       </w:pPr>
       <w:r>
-        <w:t xml:space="preserve"/>
-      </w:r>
-      <w:r>
         <w:rPr>
-          <w:color w:val="C8C8C8"/>
-          <w:sz w:val="76200"/>
-          <w:szCs w:val="76200"/>
+          <w:rFonts w:ascii="Arial" w:hAnsi="Arial" w:cs="Arial"/>
+          <w:b/>
+          <w:i w:val="0"/>
+          <w:color w:val="2C3E50"/>
+          <w:sz w:val="32"/>
         </w:rPr>
-        <w:t xml:space="preserve">──────────────────────────────────────────────────</w:t>
-      </w:r>
-      <w:r>
-        <w:t xml:space="preserve"/>
+        <w:t xml:space="preserve">3.0 Procedure: Multi-Role Buffer Protocol</w:t>
       </w:r>
     </w:p>
     <w:p>
       <w:pPr>
-        <w:spacing w:after="40"/>
+        <w:keepNext/>
+        <w:spacing w:before="280" w:after="80"/>
       </w:pPr>
       <w:r>
         <w:rPr>
+          <w:rFonts w:ascii="Arial" w:hAnsi="Arial" w:cs="Arial"/>
           <w:b/>
           <w:i w:val="0"/>
-          <w:color w:val="0F172A"/>
-          <w:sz w:val="22"/>
+          <w:color w:val="2C3E50"/>
+          <w:sz w:val="26"/>
         </w:rPr>
-        <w:t xml:space="preserve">1. Weigh Reagents</w:t>
+        <w:t xml:space="preserve">3.1  Media Prep</w:t>
       </w:r>
     </w:p>
+    <w:tbl>
+      <w:tblPr>
+        <w:tblW w:type="auto" w:w="0"/>
+        <w:tblLook w:firstColumn="1" w:firstRow="1" w:lastColumn="0" w:lastRow="0" w:noHBand="0" w:noVBand="1" w:val="04A0"/>
+        <w:tblLayout w:type="fixed"/>
+      </w:tblPr>
+      <w:tblGrid>
+        <w:gridCol w:w="2520"/>
+        <w:gridCol w:w="2520"/>
+        <w:gridCol w:w="2520"/>
+        <w:gridCol w:w="2520"/>
+      </w:tblGrid>
+      <w:tr>
+        <w:tc>
+          <w:tcPr>
+            <w:tcW w:type="dxa" w:w="800"/>
+            <w:shd w:val="clear" w:color="auto" w:fill="ECF0F1"/>
+            <w:tcBorders>
+              <w:top w:val="single" w:sz="4" w:color="BFBFBF"/>
+              <w:left w:val="single" w:sz="4" w:color="BFBFBF"/>
+              <w:bottom w:val="single" w:sz="4" w:color="BFBFBF"/>
+              <w:right w:val="single" w:sz="4" w:color="BFBFBF"/>
+            </w:tcBorders>
+            <w:tcMar>
+              <w:top w:w="140" w:type="dxa"/>
+              <w:bottom w:w="140" w:type="dxa"/>
+              <w:left w:w="100" w:type="dxa"/>
+              <w:right w:w="100" w:type="dxa"/>
+            </w:tcMar>
+            <w:vAlign w:val="center"/>
+          </w:tcPr>
+          <w:p>
+            <w:pPr>
+              <w:jc w:val="center"/>
+            </w:pPr>
+            <w:r/>
+            <w:r>
+              <w:rPr>
+                <w:rFonts w:ascii="Arial" w:hAnsi="Arial" w:cs="Arial"/>
+                <w:b/>
+                <w:i w:val="0"/>
+                <w:color w:val="000000"/>
+                <w:sz w:val="20"/>
+              </w:rPr>
+              <w:t>Step</w:t>
+            </w:r>
+          </w:p>
+        </w:tc>
+        <w:tc>
+          <w:tcPr>
+            <w:tcW w:type="dxa" w:w="2600"/>
+            <w:shd w:val="clear" w:color="auto" w:fill="ECF0F1"/>
+            <w:tcBorders>
+              <w:top w:val="single" w:sz="4" w:color="BFBFBF"/>
+              <w:left w:val="single" w:sz="4" w:color="BFBFBF"/>
+              <w:bottom w:val="single" w:sz="4" w:color="BFBFBF"/>
+              <w:right w:val="single" w:sz="4" w:color="BFBFBF"/>
+            </w:tcBorders>
+            <w:tcMar>
+              <w:top w:w="140" w:type="dxa"/>
+              <w:bottom w:w="140" w:type="dxa"/>
+              <w:left w:w="100" w:type="dxa"/>
+              <w:right w:w="100" w:type="dxa"/>
+            </w:tcMar>
+            <w:vAlign w:val="center"/>
+          </w:tcPr>
+          <w:p>
+            <w:pPr>
+              <w:jc w:val="center"/>
+            </w:pPr>
+            <w:r/>
+            <w:r>
+              <w:rPr>
+                <w:rFonts w:ascii="Arial" w:hAnsi="Arial" w:cs="Arial"/>
+                <w:b/>
+                <w:i w:val="0"/>
+                <w:color w:val="000000"/>
+                <w:sz w:val="20"/>
+              </w:rPr>
+              <w:t>Name</w:t>
+            </w:r>
+          </w:p>
+        </w:tc>
+        <w:tc>
+          <w:tcPr>
+            <w:tcW w:type="dxa" w:w="4800"/>
+            <w:shd w:val="clear" w:color="auto" w:fill="ECF0F1"/>
+            <w:tcBorders>
+              <w:top w:val="single" w:sz="4" w:color="BFBFBF"/>
+              <w:left w:val="single" w:sz="4" w:color="BFBFBF"/>
+              <w:bottom w:val="single" w:sz="4" w:color="BFBFBF"/>
+              <w:right w:val="single" w:sz="4" w:color="BFBFBF"/>
+            </w:tcBorders>
+            <w:tcMar>
+              <w:top w:w="140" w:type="dxa"/>
+              <w:bottom w:w="140" w:type="dxa"/>
+              <w:left w:w="100" w:type="dxa"/>
+              <w:right w:w="100" w:type="dxa"/>
+            </w:tcMar>
+            <w:vAlign w:val="center"/>
+          </w:tcPr>
+          <w:p>
+            <w:pPr>
+              <w:jc w:val="center"/>
+            </w:pPr>
+            <w:r/>
+            <w:r>
+              <w:rPr>
+                <w:rFonts w:ascii="Arial" w:hAnsi="Arial" w:cs="Arial"/>
+                <w:b/>
+                <w:i w:val="0"/>
+                <w:color w:val="000000"/>
+                <w:sz w:val="20"/>
+              </w:rPr>
+              <w:t>Instruction</w:t>
+            </w:r>
+          </w:p>
+        </w:tc>
+        <w:tc>
+          <w:tcPr>
+            <w:tcW w:type="dxa" w:w="1600"/>
+            <w:shd w:val="clear" w:color="auto" w:fill="ECF0F1"/>
+            <w:tcBorders>
+              <w:top w:val="single" w:sz="4" w:color="BFBFBF"/>
+              <w:left w:val="single" w:sz="4" w:color="BFBFBF"/>
+              <w:bottom w:val="single" w:sz="4" w:color="BFBFBF"/>
+              <w:right w:val="single" w:sz="4" w:color="BFBFBF"/>
+            </w:tcBorders>
+            <w:tcMar>
+              <w:top w:w="140" w:type="dxa"/>
+              <w:bottom w:w="140" w:type="dxa"/>
+              <w:left w:w="100" w:type="dxa"/>
+              <w:right w:w="100" w:type="dxa"/>
+            </w:tcMar>
+            <w:vAlign w:val="center"/>
+          </w:tcPr>
+          <w:p>
+            <w:pPr>
+              <w:jc w:val="center"/>
+            </w:pPr>
+            <w:r/>
+            <w:r>
+              <w:rPr>
+                <w:rFonts w:ascii="Arial" w:hAnsi="Arial" w:cs="Arial"/>
+                <w:b/>
+                <w:i w:val="0"/>
+                <w:color w:val="000000"/>
+                <w:sz w:val="20"/>
+              </w:rPr>
+              <w:t>Duration</w:t>
+            </w:r>
+          </w:p>
+        </w:tc>
+      </w:tr>
+      <w:tr>
+        <w:tc>
+          <w:tcPr>
+            <w:tcW w:type="dxa" w:w="800"/>
+            <w:tcBorders>
+              <w:top w:val="single" w:sz="4" w:color="BFBFBF"/>
+              <w:left w:val="single" w:sz="4" w:color="BFBFBF"/>
+              <w:bottom w:val="single" w:sz="4" w:color="BFBFBF"/>
+              <w:right w:val="single" w:sz="4" w:color="BFBFBF"/>
+            </w:tcBorders>
+            <w:tcMar>
+              <w:top w:w="100" w:type="dxa"/>
+              <w:bottom w:w="100" w:type="dxa"/>
+              <w:left w:w="100" w:type="dxa"/>
+              <w:right w:w="100" w:type="dxa"/>
+            </w:tcMar>
+            <w:vAlign w:val="center"/>
+          </w:tcPr>
+          <w:p>
+            <w:pPr>
+              <w:jc w:val="center"/>
+            </w:pPr>
+            <w:r/>
+            <w:r>
+              <w:rPr>
+                <w:rFonts w:ascii="Arial" w:hAnsi="Arial" w:cs="Arial"/>
+                <w:b/>
+                <w:i w:val="0"/>
+                <w:color w:val="000000"/>
+                <w:sz w:val="20"/>
+              </w:rPr>
+              <w:t xml:space="preserve">1</w:t>
+            </w:r>
+          </w:p>
+        </w:tc>
+        <w:tc>
+          <w:tcPr>
+            <w:tcW w:type="dxa" w:w="2600"/>
+            <w:tcBorders>
+              <w:top w:val="single" w:sz="4" w:color="BFBFBF"/>
+              <w:left w:val="single" w:sz="4" w:color="BFBFBF"/>
+              <w:bottom w:val="single" w:sz="4" w:color="BFBFBF"/>
+              <w:right w:val="single" w:sz="4" w:color="BFBFBF"/>
+            </w:tcBorders>
+            <w:tcMar>
+              <w:top w:w="100" w:type="dxa"/>
+              <w:bottom w:w="100" w:type="dxa"/>
+              <w:left w:w="100" w:type="dxa"/>
+              <w:right w:w="100" w:type="dxa"/>
+            </w:tcMar>
+            <w:vAlign w:val="center"/>
+          </w:tcPr>
+          <w:p>
+            <w:r/>
+            <w:r>
+              <w:rPr>
+                <w:rFonts w:ascii="Arial" w:hAnsi="Arial" w:cs="Arial"/>
+                <w:b w:val="0"/>
+                <w:i w:val="0"/>
+                <w:color w:val="000000"/>
+                <w:sz w:val="20"/>
+              </w:rPr>
+              <w:t xml:space="preserve">Weigh Reagents</w:t>
+            </w:r>
+          </w:p>
+        </w:tc>
+        <w:tc>
+          <w:tcPr>
+            <w:tcW w:type="dxa" w:w="4800"/>
+            <w:tcBorders>
+              <w:top w:val="single" w:sz="4" w:color="BFBFBF"/>
+              <w:left w:val="single" w:sz="4" w:color="BFBFBF"/>
+              <w:bottom w:val="single" w:sz="4" w:color="BFBFBF"/>
+              <w:right w:val="single" w:sz="4" w:color="BFBFBF"/>
+            </w:tcBorders>
+            <w:tcMar>
+              <w:top w:w="100" w:type="dxa"/>
+              <w:bottom w:w="100" w:type="dxa"/>
+              <w:left w:w="100" w:type="dxa"/>
+              <w:right w:w="100" w:type="dxa"/>
+            </w:tcMar>
+            <w:vAlign w:val="center"/>
+          </w:tcPr>
+          <w:p>
+            <w:r/>
+            <w:r>
+              <w:rPr>
+                <w:rFonts w:ascii="Arial" w:hAnsi="Arial" w:cs="Arial"/>
+                <w:b w:val="0"/>
+                <w:i w:val="0"/>
+                <w:color w:val="000000"/>
+                <w:sz w:val="20"/>
+              </w:rPr>
+              <w:t xml:space="preserve">Weigh NaCl and KCl. NaCl: 8, and KCl: 0.2.</w:t>
+            </w:r>
+          </w:p>
+        </w:tc>
+        <w:tc>
+          <w:tcPr>
+            <w:tcW w:type="dxa" w:w="1600"/>
+            <w:tcBorders>
+              <w:top w:val="single" w:sz="4" w:color="BFBFBF"/>
+              <w:left w:val="single" w:sz="4" w:color="BFBFBF"/>
+              <w:bottom w:val="single" w:sz="4" w:color="BFBFBF"/>
+              <w:right w:val="single" w:sz="4" w:color="BFBFBF"/>
+            </w:tcBorders>
+            <w:tcMar>
+              <w:top w:w="100" w:type="dxa"/>
+              <w:bottom w:w="100" w:type="dxa"/>
+              <w:left w:w="100" w:type="dxa"/>
+              <w:right w:w="100" w:type="dxa"/>
+            </w:tcMar>
+            <w:vAlign w:val="center"/>
+          </w:tcPr>
+          <w:p>
+            <w:pPr>
+              <w:jc w:val="center"/>
+            </w:pPr>
+            <w:r/>
+            <w:r>
+              <w:rPr>
+                <w:rFonts w:ascii="Arial" w:hAnsi="Arial" w:cs="Arial"/>
+                <w:b w:val="0"/>
+                <w:i w:val="0"/>
+                <w:color w:val="000000"/>
+                <w:sz w:val="20"/>
+              </w:rPr>
+              <w:t xml:space="preserve">10 min</w:t>
+            </w:r>
+          </w:p>
+        </w:tc>
+      </w:tr>
+      <w:tr>
+        <w:tc>
+          <w:tcPr>
+            <w:tcW w:type="dxa" w:w="800"/>
+            <w:tcBorders>
+              <w:top w:val="single" w:sz="4" w:color="BFBFBF"/>
+              <w:left w:val="single" w:sz="4" w:color="BFBFBF"/>
+              <w:bottom w:val="single" w:sz="4" w:color="BFBFBF"/>
+              <w:right w:val="single" w:sz="4" w:color="BFBFBF"/>
+            </w:tcBorders>
+            <w:tcMar>
+              <w:top w:w="100" w:type="dxa"/>
+              <w:bottom w:w="100" w:type="dxa"/>
+              <w:left w:w="100" w:type="dxa"/>
+              <w:right w:w="100" w:type="dxa"/>
+            </w:tcMar>
+            <w:vAlign w:val="center"/>
+          </w:tcPr>
+          <w:p>
+            <w:pPr>
+              <w:jc w:val="center"/>
+            </w:pPr>
+            <w:r/>
+            <w:r>
+              <w:rPr>
+                <w:rFonts w:ascii="Arial" w:hAnsi="Arial" w:cs="Arial"/>
+                <w:b/>
+                <w:i w:val="0"/>
+                <w:color w:val="000000"/>
+                <w:sz w:val="20"/>
+              </w:rPr>
+              <w:t xml:space="preserve">2</w:t>
+            </w:r>
+          </w:p>
+        </w:tc>
+        <w:tc>
+          <w:tcPr>
+            <w:tcW w:type="dxa" w:w="2600"/>
+            <w:tcBorders>
+              <w:top w:val="single" w:sz="4" w:color="BFBFBF"/>
+              <w:left w:val="single" w:sz="4" w:color="BFBFBF"/>
+              <w:bottom w:val="single" w:sz="4" w:color="BFBFBF"/>
+              <w:right w:val="single" w:sz="4" w:color="BFBFBF"/>
+            </w:tcBorders>
+            <w:tcMar>
+              <w:top w:w="100" w:type="dxa"/>
+              <w:bottom w:w="100" w:type="dxa"/>
+              <w:left w:w="100" w:type="dxa"/>
+              <w:right w:w="100" w:type="dxa"/>
+            </w:tcMar>
+            <w:vAlign w:val="center"/>
+          </w:tcPr>
+          <w:p>
+            <w:r/>
+            <w:r>
+              <w:rPr>
+                <w:rFonts w:ascii="Arial" w:hAnsi="Arial" w:cs="Arial"/>
+                <w:b w:val="0"/>
+                <w:i w:val="0"/>
+                <w:color w:val="000000"/>
+                <w:sz w:val="20"/>
+              </w:rPr>
+              <w:t xml:space="preserve">Dissolve</w:t>
+            </w:r>
+          </w:p>
+        </w:tc>
+        <w:tc>
+          <w:tcPr>
+            <w:tcW w:type="dxa" w:w="4800"/>
+            <w:tcBorders>
+              <w:top w:val="single" w:sz="4" w:color="BFBFBF"/>
+              <w:left w:val="single" w:sz="4" w:color="BFBFBF"/>
+              <w:bottom w:val="single" w:sz="4" w:color="BFBFBF"/>
+              <w:right w:val="single" w:sz="4" w:color="BFBFBF"/>
+            </w:tcBorders>
+            <w:tcMar>
+              <w:top w:w="100" w:type="dxa"/>
+              <w:bottom w:w="100" w:type="dxa"/>
+              <w:left w:w="100" w:type="dxa"/>
+              <w:right w:w="100" w:type="dxa"/>
+            </w:tcMar>
+            <w:vAlign w:val="center"/>
+          </w:tcPr>
+          <w:p>
+            <w:r/>
+            <w:r>
+              <w:rPr>
+                <w:rFonts w:ascii="Arial" w:hAnsi="Arial" w:cs="Arial"/>
+                <w:b w:val="0"/>
+                <w:i w:val="0"/>
+                <w:color w:val="000000"/>
+                <w:sz w:val="20"/>
+              </w:rPr>
+              <w:t xml:space="preserve">Add to 1000 mL water and stir.</w:t>
+            </w:r>
+          </w:p>
+        </w:tc>
+        <w:tc>
+          <w:tcPr>
+            <w:tcW w:type="dxa" w:w="1600"/>
+            <w:tcBorders>
+              <w:top w:val="single" w:sz="4" w:color="BFBFBF"/>
+              <w:left w:val="single" w:sz="4" w:color="BFBFBF"/>
+              <w:bottom w:val="single" w:sz="4" w:color="BFBFBF"/>
+              <w:right w:val="single" w:sz="4" w:color="BFBFBF"/>
+            </w:tcBorders>
+            <w:tcMar>
+              <w:top w:w="100" w:type="dxa"/>
+              <w:bottom w:w="100" w:type="dxa"/>
+              <w:left w:w="100" w:type="dxa"/>
+              <w:right w:w="100" w:type="dxa"/>
+            </w:tcMar>
+            <w:vAlign w:val="center"/>
+          </w:tcPr>
+          <w:p>
+            <w:pPr>
+              <w:jc w:val="center"/>
+            </w:pPr>
+            <w:r/>
+            <w:r>
+              <w:rPr>
+                <w:rFonts w:ascii="Arial" w:hAnsi="Arial" w:cs="Arial"/>
+                <w:b w:val="0"/>
+                <w:i w:val="0"/>
+                <w:color w:val="000000"/>
+                <w:sz w:val="20"/>
+              </w:rPr>
+              <w:t xml:space="preserve">15 min</w:t>
+            </w:r>
+          </w:p>
+        </w:tc>
+      </w:tr>
+    </w:tbl>
     <w:p>
       <w:pPr>
-        <w:spacing w:before="0" w:after="100"/>
-      </w:pPr>
-      <w:r>
-        <w:t xml:space="preserve"/>
-      </w:r>
-      <w:r>
-        <w:rPr>
-          <w:color w:val="334155"/>
-          <w:sz w:val="127000"/>
-          <w:szCs w:val="127000"/>
-        </w:rPr>
-        <w:t xml:space="preserve">    Weigh NaCl and KCl.</w:t>
-      </w:r>
-      <w:r>
-        <w:t xml:space="preserve"/>
-      </w:r>
-    </w:p>
-    <w:p>
-      <w:pPr>
-        <w:spacing w:before="0" w:after="100"/>
-      </w:pPr>
-      <w:r>
-        <w:t xml:space="preserve"/>
-      </w:r>
-      <w:r>
-        <w:rPr>
-          <w:color w:val="334155"/>
-          <w:sz w:val="127000"/>
-          <w:szCs w:val="127000"/>
-        </w:rPr>
-        <w:t xml:space="preserve">    NaCl: 8, and KCl: 0.2.</w:t>
-      </w:r>
-      <w:r>
-        <w:t xml:space="preserve"/>
-      </w:r>
-    </w:p>
-    <w:p>
-      <w:pPr>
-        <w:spacing w:before="0" w:after="100"/>
-      </w:pPr>
-      <w:r>
-        <w:t xml:space="preserve"/>
-      </w:r>
-      <w:r>
-        <w:rPr>
-          <w:color w:val="64748B"/>
-          <w:sz w:val="127000"/>
-          <w:szCs w:val="127000"/>
-          <w:i/>
-        </w:rPr>
-        <w:t xml:space="preserve">    Allow 10 minutes for this step.</w:t>
-      </w:r>
-      <w:r>
-        <w:t xml:space="preserve"/>
-      </w:r>
-    </w:p>
-    <w:p>
-      <w:pPr>
-        <w:spacing w:after="40"/>
+        <w:keepNext/>
+        <w:spacing w:before="280" w:after="80"/>
       </w:pPr>
       <w:r>
         <w:rPr>
+          <w:rFonts w:ascii="Arial" w:hAnsi="Arial" w:cs="Arial"/>
           <w:b/>
           <w:i w:val="0"/>
-          <w:color w:val="0F172A"/>
-          <w:sz w:val="22"/>
+          <w:color w:val="2C3E50"/>
+          <w:sz w:val="26"/>
         </w:rPr>
-        <w:t xml:space="preserve">2. Dissolve</w:t>
+        <w:t xml:space="preserve">3.2  QC</w:t>
       </w:r>
     </w:p>
+    <w:tbl>
+      <w:tblPr>
+        <w:tblW w:type="auto" w:w="0"/>
+        <w:tblLook w:firstColumn="1" w:firstRow="1" w:lastColumn="0" w:lastRow="0" w:noHBand="0" w:noVBand="1" w:val="04A0"/>
+        <w:tblLayout w:type="fixed"/>
+      </w:tblPr>
+      <w:tblGrid>
+        <w:gridCol w:w="2520"/>
+        <w:gridCol w:w="2520"/>
+        <w:gridCol w:w="2520"/>
+        <w:gridCol w:w="2520"/>
+      </w:tblGrid>
+      <w:tr>
+        <w:tc>
+          <w:tcPr>
+            <w:tcW w:type="dxa" w:w="800"/>
+            <w:shd w:val="clear" w:color="auto" w:fill="ECF0F1"/>
+            <w:tcBorders>
+              <w:top w:val="single" w:sz="4" w:color="BFBFBF"/>
+              <w:left w:val="single" w:sz="4" w:color="BFBFBF"/>
+              <w:bottom w:val="single" w:sz="4" w:color="BFBFBF"/>
+              <w:right w:val="single" w:sz="4" w:color="BFBFBF"/>
+            </w:tcBorders>
+            <w:tcMar>
+              <w:top w:w="140" w:type="dxa"/>
+              <w:bottom w:w="140" w:type="dxa"/>
+              <w:left w:w="100" w:type="dxa"/>
+              <w:right w:w="100" w:type="dxa"/>
+            </w:tcMar>
+            <w:vAlign w:val="center"/>
+          </w:tcPr>
+          <w:p>
+            <w:pPr>
+              <w:jc w:val="center"/>
+            </w:pPr>
+            <w:r/>
+            <w:r>
+              <w:rPr>
+                <w:rFonts w:ascii="Arial" w:hAnsi="Arial" w:cs="Arial"/>
+                <w:b/>
+                <w:i w:val="0"/>
+                <w:color w:val="000000"/>
+                <w:sz w:val="20"/>
+              </w:rPr>
+              <w:t>Step</w:t>
+            </w:r>
+          </w:p>
+        </w:tc>
+        <w:tc>
+          <w:tcPr>
+            <w:tcW w:type="dxa" w:w="2600"/>
+            <w:shd w:val="clear" w:color="auto" w:fill="ECF0F1"/>
+            <w:tcBorders>
+              <w:top w:val="single" w:sz="4" w:color="BFBFBF"/>
+              <w:left w:val="single" w:sz="4" w:color="BFBFBF"/>
+              <w:bottom w:val="single" w:sz="4" w:color="BFBFBF"/>
+              <w:right w:val="single" w:sz="4" w:color="BFBFBF"/>
+            </w:tcBorders>
+            <w:tcMar>
+              <w:top w:w="140" w:type="dxa"/>
+              <w:bottom w:w="140" w:type="dxa"/>
+              <w:left w:w="100" w:type="dxa"/>
+              <w:right w:w="100" w:type="dxa"/>
+            </w:tcMar>
+            <w:vAlign w:val="center"/>
+          </w:tcPr>
+          <w:p>
+            <w:pPr>
+              <w:jc w:val="center"/>
+            </w:pPr>
+            <w:r/>
+            <w:r>
+              <w:rPr>
+                <w:rFonts w:ascii="Arial" w:hAnsi="Arial" w:cs="Arial"/>
+                <w:b/>
+                <w:i w:val="0"/>
+                <w:color w:val="000000"/>
+                <w:sz w:val="20"/>
+              </w:rPr>
+              <w:t>Name</w:t>
+            </w:r>
+          </w:p>
+        </w:tc>
+        <w:tc>
+          <w:tcPr>
+            <w:tcW w:type="dxa" w:w="4800"/>
+            <w:shd w:val="clear" w:color="auto" w:fill="ECF0F1"/>
+            <w:tcBorders>
+              <w:top w:val="single" w:sz="4" w:color="BFBFBF"/>
+              <w:left w:val="single" w:sz="4" w:color="BFBFBF"/>
+              <w:bottom w:val="single" w:sz="4" w:color="BFBFBF"/>
+              <w:right w:val="single" w:sz="4" w:color="BFBFBF"/>
+            </w:tcBorders>
+            <w:tcMar>
+              <w:top w:w="140" w:type="dxa"/>
+              <w:bottom w:w="140" w:type="dxa"/>
+              <w:left w:w="100" w:type="dxa"/>
+              <w:right w:w="100" w:type="dxa"/>
+            </w:tcMar>
+            <w:vAlign w:val="center"/>
+          </w:tcPr>
+          <w:p>
+            <w:pPr>
+              <w:jc w:val="center"/>
+            </w:pPr>
+            <w:r/>
+            <w:r>
+              <w:rPr>
+                <w:rFonts w:ascii="Arial" w:hAnsi="Arial" w:cs="Arial"/>
+                <w:b/>
+                <w:i w:val="0"/>
+                <w:color w:val="000000"/>
+                <w:sz w:val="20"/>
+              </w:rPr>
+              <w:t>Instruction</w:t>
+            </w:r>
+          </w:p>
+        </w:tc>
+        <w:tc>
+          <w:tcPr>
+            <w:tcW w:type="dxa" w:w="1600"/>
+            <w:shd w:val="clear" w:color="auto" w:fill="ECF0F1"/>
+            <w:tcBorders>
+              <w:top w:val="single" w:sz="4" w:color="BFBFBF"/>
+              <w:left w:val="single" w:sz="4" w:color="BFBFBF"/>
+              <w:bottom w:val="single" w:sz="4" w:color="BFBFBF"/>
+              <w:right w:val="single" w:sz="4" w:color="BFBFBF"/>
+            </w:tcBorders>
+            <w:tcMar>
+              <w:top w:w="140" w:type="dxa"/>
+              <w:bottom w:w="140" w:type="dxa"/>
+              <w:left w:w="100" w:type="dxa"/>
+              <w:right w:w="100" w:type="dxa"/>
+            </w:tcMar>
+            <w:vAlign w:val="center"/>
+          </w:tcPr>
+          <w:p>
+            <w:pPr>
+              <w:jc w:val="center"/>
+            </w:pPr>
+            <w:r/>
+            <w:r>
+              <w:rPr>
+                <w:rFonts w:ascii="Arial" w:hAnsi="Arial" w:cs="Arial"/>
+                <w:b/>
+                <w:i w:val="0"/>
+                <w:color w:val="000000"/>
+                <w:sz w:val="20"/>
+              </w:rPr>
+              <w:t>Duration</w:t>
+            </w:r>
+          </w:p>
+        </w:tc>
+      </w:tr>
+      <w:tr>
+        <w:tc>
+          <w:tcPr>
+            <w:tcW w:type="dxa" w:w="800"/>
+            <w:tcBorders>
+              <w:top w:val="single" w:sz="4" w:color="BFBFBF"/>
+              <w:left w:val="single" w:sz="4" w:color="BFBFBF"/>
+              <w:bottom w:val="single" w:sz="4" w:color="BFBFBF"/>
+              <w:right w:val="single" w:sz="4" w:color="BFBFBF"/>
+            </w:tcBorders>
+            <w:tcMar>
+              <w:top w:w="100" w:type="dxa"/>
+              <w:bottom w:w="100" w:type="dxa"/>
+              <w:left w:w="100" w:type="dxa"/>
+              <w:right w:w="100" w:type="dxa"/>
+            </w:tcMar>
+            <w:vAlign w:val="center"/>
+          </w:tcPr>
+          <w:p>
+            <w:pPr>
+              <w:jc w:val="center"/>
+            </w:pPr>
+            <w:r/>
+            <w:r>
+              <w:rPr>
+                <w:rFonts w:ascii="Arial" w:hAnsi="Arial" w:cs="Arial"/>
+                <w:b/>
+                <w:i w:val="0"/>
+                <w:color w:val="000000"/>
+                <w:sz w:val="20"/>
+              </w:rPr>
+              <w:t xml:space="preserve">1</w:t>
+            </w:r>
+          </w:p>
+        </w:tc>
+        <w:tc>
+          <w:tcPr>
+            <w:tcW w:type="dxa" w:w="2600"/>
+            <w:tcBorders>
+              <w:top w:val="single" w:sz="4" w:color="BFBFBF"/>
+              <w:left w:val="single" w:sz="4" w:color="BFBFBF"/>
+              <w:bottom w:val="single" w:sz="4" w:color="BFBFBF"/>
+              <w:right w:val="single" w:sz="4" w:color="BFBFBF"/>
+            </w:tcBorders>
+            <w:tcMar>
+              <w:top w:w="100" w:type="dxa"/>
+              <w:bottom w:w="100" w:type="dxa"/>
+              <w:left w:w="100" w:type="dxa"/>
+              <w:right w:w="100" w:type="dxa"/>
+            </w:tcMar>
+            <w:vAlign w:val="center"/>
+          </w:tcPr>
+          <w:p>
+            <w:r/>
+            <w:r>
+              <w:rPr>
+                <w:rFonts w:ascii="Arial" w:hAnsi="Arial" w:cs="Arial"/>
+                <w:b w:val="0"/>
+                <w:i w:val="0"/>
+                <w:color w:val="000000"/>
+                <w:sz w:val="20"/>
+              </w:rPr>
+              <w:t xml:space="preserve">Measure pH</w:t>
+            </w:r>
+          </w:p>
+        </w:tc>
+        <w:tc>
+          <w:tcPr>
+            <w:tcW w:type="dxa" w:w="4800"/>
+            <w:tcBorders>
+              <w:top w:val="single" w:sz="4" w:color="BFBFBF"/>
+              <w:left w:val="single" w:sz="4" w:color="BFBFBF"/>
+              <w:bottom w:val="single" w:sz="4" w:color="BFBFBF"/>
+              <w:right w:val="single" w:sz="4" w:color="BFBFBF"/>
+            </w:tcBorders>
+            <w:tcMar>
+              <w:top w:w="100" w:type="dxa"/>
+              <w:bottom w:w="100" w:type="dxa"/>
+              <w:left w:w="100" w:type="dxa"/>
+              <w:right w:w="100" w:type="dxa"/>
+            </w:tcMar>
+            <w:vAlign w:val="center"/>
+          </w:tcPr>
+          <w:p>
+            <w:r/>
+            <w:r>
+              <w:rPr>
+                <w:rFonts w:ascii="Arial" w:hAnsi="Arial" w:cs="Arial"/>
+                <w:b w:val="0"/>
+                <w:i w:val="0"/>
+                <w:color w:val="000000"/>
+                <w:sz w:val="20"/>
+              </w:rPr>
+              <w:t xml:space="preserve">Measure and adjust pH. Target pH: 7.4.</w:t>
+            </w:r>
+          </w:p>
+        </w:tc>
+        <w:tc>
+          <w:tcPr>
+            <w:tcW w:type="dxa" w:w="1600"/>
+            <w:tcBorders>
+              <w:top w:val="single" w:sz="4" w:color="BFBFBF"/>
+              <w:left w:val="single" w:sz="4" w:color="BFBFBF"/>
+              <w:bottom w:val="single" w:sz="4" w:color="BFBFBF"/>
+              <w:right w:val="single" w:sz="4" w:color="BFBFBF"/>
+            </w:tcBorders>
+            <w:tcMar>
+              <w:top w:w="100" w:type="dxa"/>
+              <w:bottom w:w="100" w:type="dxa"/>
+              <w:left w:w="100" w:type="dxa"/>
+              <w:right w:w="100" w:type="dxa"/>
+            </w:tcMar>
+            <w:vAlign w:val="center"/>
+          </w:tcPr>
+          <w:p>
+            <w:pPr>
+              <w:jc w:val="center"/>
+            </w:pPr>
+            <w:r/>
+            <w:r>
+              <w:rPr>
+                <w:rFonts w:ascii="Arial" w:hAnsi="Arial" w:cs="Arial"/>
+                <w:b w:val="0"/>
+                <w:i w:val="0"/>
+                <w:color w:val="000000"/>
+                <w:sz w:val="20"/>
+              </w:rPr>
+              <w:t xml:space="preserve">5 min</w:t>
+            </w:r>
+          </w:p>
+        </w:tc>
+      </w:tr>
+    </w:tbl>
     <w:p>
       <w:pPr>
-        <w:spacing w:before="0" w:after="100"/>
-      </w:pPr>
-      <w:r>
-        <w:t xml:space="preserve"/>
-      </w:r>
-      <w:r>
-        <w:rPr>
-          <w:color w:val="334155"/>
-          <w:sz w:val="127000"/>
-          <w:szCs w:val="127000"/>
-        </w:rPr>
-        <w:t xml:space="preserve">    Add to 1000 mL water and stir.</w:t>
-      </w:r>
-      <w:r>
-        <w:t xml:space="preserve"/>
-      </w:r>
-    </w:p>
-    <w:p>
-      <w:pPr>
-        <w:spacing w:before="0" w:after="100"/>
-      </w:pPr>
-      <w:r>
-        <w:t xml:space="preserve"/>
-      </w:r>
-      <w:r>
-        <w:rPr>
-          <w:color w:val="64748B"/>
-          <w:sz w:val="127000"/>
-          <w:szCs w:val="127000"/>
-          <w:i/>
-        </w:rPr>
-        <w:t xml:space="preserve">    Allow 15 minutes for this step.</w:t>
-      </w:r>
-      <w:r>
-        <w:t xml:space="preserve"/>
-      </w:r>
-    </w:p>
-    <w:p>
-      <w:pPr>
-        <w:spacing w:before="0" w:after="80"/>
-      </w:pPr>
-      <w:r>
-        <w:t xml:space="preserve"/>
-      </w:r>
-      <w:r>
-        <w:t xml:space="preserve"/>
-      </w:r>
-    </w:p>
-    <w:p>
-      <w:r>
-        <w:br w:type="page"/>
-      </w:r>
-    </w:p>
-    <w:p>
-      <w:pPr>
-        <w:spacing w:before="0" w:after="80"/>
-      </w:pPr>
-      <w:r>
-        <w:t xml:space="preserve"/>
-      </w:r>
-      <w:r>
-        <w:rPr>
-          <w:sz w:val="177800"/>
-          <w:szCs w:val="177800"/>
-          <w:b/>
-        </w:rPr>
-        <w:t xml:space="preserve">QC</w:t>
-      </w:r>
-      <w:r>
-        <w:t xml:space="preserve"/>
-      </w:r>
-    </w:p>
-    <w:p>
-      <w:pPr>
-        <w:spacing w:before="0" w:after="80"/>
-      </w:pPr>
-      <w:r>
-        <w:t xml:space="preserve"/>
-      </w:r>
-      <w:r>
-        <w:rPr>
-          <w:color w:val="C8C8C8"/>
-          <w:sz w:val="76200"/>
-          <w:szCs w:val="76200"/>
-        </w:rPr>
-        <w:t xml:space="preserve">──────────────────────────────────────────────────</w:t>
-      </w:r>
-      <w:r>
-        <w:t xml:space="preserve"/>
-      </w:r>
-    </w:p>
-    <w:p>
-      <w:pPr>
-        <w:spacing w:after="40"/>
+        <w:keepNext/>
+        <w:spacing w:before="320" w:after="120"/>
+        <w:pBdr>
+          <w:bottom w:val="single" w:sz="8" w:space="4" w:color="D1D5DB"/>
+        </w:pBdr>
       </w:pPr>
       <w:r>
         <w:rPr>
+          <w:rFonts w:ascii="Arial" w:hAnsi="Arial" w:cs="Arial"/>
           <w:b/>
           <w:i w:val="0"/>
-          <w:color w:val="0F172A"/>
-          <w:sz w:val="22"/>
+          <w:color w:val="2C3E50"/>
+          <w:sz w:val="32"/>
         </w:rPr>
-        <w:t xml:space="preserve">1. Measure pH</w:t>
-      </w:r>
-    </w:p>
-    <w:p>
-      <w:pPr>
-        <w:spacing w:before="0" w:after="100"/>
-      </w:pPr>
-      <w:r>
-        <w:t xml:space="preserve"/>
-      </w:r>
-      <w:r>
-        <w:rPr>
-          <w:color w:val="334155"/>
-          <w:sz w:val="127000"/>
-          <w:szCs w:val="127000"/>
-        </w:rPr>
-        <w:t xml:space="preserve">    Measure and adjust pH.</w:t>
-      </w:r>
-      <w:r>
-        <w:t xml:space="preserve"/>
-      </w:r>
-    </w:p>
-    <w:p>
-      <w:pPr>
-        <w:spacing w:before="0" w:after="100"/>
-      </w:pPr>
-      <w:r>
-        <w:t xml:space="preserve"/>
-      </w:r>
-      <w:r>
-        <w:rPr>
-          <w:color w:val="334155"/>
-          <w:sz w:val="127000"/>
-          <w:szCs w:val="127000"/>
-        </w:rPr>
-        <w:t xml:space="preserve">    Target pH: 7.4.</w:t>
-      </w:r>
-      <w:r>
-        <w:t xml:space="preserve"/>
-      </w:r>
-    </w:p>
-    <w:p>
-      <w:pPr>
-        <w:spacing w:before="0" w:after="100"/>
-      </w:pPr>
-      <w:r>
-        <w:t xml:space="preserve"/>
-      </w:r>
-      <w:r>
-        <w:rPr>
-          <w:color w:val="64748B"/>
-          <w:sz w:val="127000"/>
-          <w:szCs w:val="127000"/>
-          <w:i/>
-        </w:rPr>
-        <w:t xml:space="preserve">    Allow 5 minutes for this step.</w:t>
-      </w:r>
-      <w:r>
-        <w:t xml:space="preserve"/>
-      </w:r>
-    </w:p>
-    <w:p>
-      <w:pPr>
-        <w:spacing w:after="0"/>
-      </w:pPr>
-      <w:r>
-        <w:rPr>
-          <w:b w:val="0"/>
-          <w:i w:val="0"/>
-          <w:color w:val="334155"/>
-          <w:sz w:val="2"/>
-        </w:rPr>
-        <w:t xml:space="preserve"/>
-      </w:r>
-      <w:r>
-        <w:t xml:space="preserve"/>
-      </w:r>
-    </w:p>
-    <w:p>
-      <w:r>
-        <w:br w:type="page"/>
-      </w:r>
-    </w:p>
-    <w:p>
-      <w:pPr>
-        <w:spacing w:after="0"/>
-      </w:pPr>
-      <w:r>
-        <w:t xml:space="preserve"/>
-      </w:r>
-      <w:r>
-        <w:t xml:space="preserve"/>
-      </w:r>
-    </w:p>
-    <w:p>
-      <w:pPr>
-        <w:spacing w:after="120" w:before="0"/>
-      </w:pPr>
-      <w:r>
-        <w:rPr>
-          <w:b w:val="0"/>
-          <w:i w:val="0"/>
-          <w:color w:val="C8C8C8"/>
-          <w:sz w:val="12"/>
-        </w:rPr>
-        <w:t>──────────────────────────────────────────────────</w:t>
-      </w:r>
-    </w:p>
-    <w:p>
-      <w:pPr>
-        <w:spacing w:after="320" w:before="0"/>
-      </w:pPr>
-      <w:r>
-        <w:rPr>
-          <w:b/>
-          <w:i w:val="0"/>
-          <w:color w:val="0F172A"/>
-          <w:sz w:val="22"/>
-        </w:rPr>
-        <w:t>Approvals</w:t>
-      </w:r>
-    </w:p>
-    <w:p>
-      <w:pPr>
-        <w:spacing w:after="40"/>
-      </w:pPr>
-      <w:r>
-        <w:rPr>
-          <w:color w:val="787878"/>
-          <w:sz w:val="18"/>
-        </w:rPr>
-        <w:t>____________________________</w:t>
-        <w:tab/>
-        <w:tab/>
-        <w:tab/>
-      </w:r>
-      <w:r>
-        <w:rPr>
-          <w:color w:val="787878"/>
-          <w:sz w:val="18"/>
-        </w:rPr>
-        <w:t>____________________________</w:t>
-      </w:r>
-    </w:p>
-    <w:p>
-      <w:r>
-        <w:rPr>
-          <w:color w:val="787878"/>
-          <w:sz w:val="18"/>
-        </w:rPr>
-        <w:t>Prepared by (Name / Date)</w:t>
-        <w:tab/>
-        <w:tab/>
-      </w:r>
-      <w:r>
-        <w:rPr>
-          <w:color w:val="787878"/>
-          <w:sz w:val="18"/>
-        </w:rPr>
-        <w:t>Reviewed by (Name / Date)</w:t>
-      </w:r>
-    </w:p>
-    <w:p>
-      <w:r>
-        <w:t/>
+        <w:t>Approval &amp; Signatures</w:t>
       </w:r>
     </w:p>
     <w:sectPr>
-      <w:headerReference w:type="default" r:id="rId9"/>
-      <w:footerReference w:type="default" r:id="rId10"/>
       <w:pgSz w:w="12240" w:h="15840"/>
-      <w:pgMar w:top="1440" w:right="1440" w:bottom="1440" w:left="1440" w:header="720" w:footer="720" w:gutter="0"/>
+      <w:pgMar w:top="1080" w:right="1080" w:bottom="1080" w:left="1080" w:header="720" w:footer="720" w:gutter="0"/>
       <w:cols w:space="720"/>
       <w:docGrid w:linePitch="360"/>
     </w:sectPr>
   </w:body>
 </w:document>
-</file>
-
-<file path=word/footer1.xml><?xml version="1.0" encoding="utf-8"?>
-<w:ftr xmlns:m="http://schemas.openxmlformats.org/officeDocument/2006/math" xmlns:mc="http://schemas.openxmlformats.org/markup-compatibility/2006" xmlns:mo="http://schemas.microsoft.com/office/mac/office/2008/main" xmlns:mv="urn:schemas-microsoft-com:mac:vml" xmlns:o="urn:schemas-microsoft-com:office:office" xmlns:r="http://schemas.openxmlformats.org/officeDocument/2006/relationships" xmlns:v="urn:schemas-microsoft-com:vml" xmlns:w10="urn:schemas-microsoft-com:office:word" xmlns:w14="http://schemas.microsoft.com/office/word/2010/wordml" xmlns:w="http://schemas.openxmlformats.org/wordprocessingml/2006/main" xmlns:wne="http://schemas.microsoft.com/office/word/2006/wordml" xmlns:wp14="http://schemas.microsoft.com/office/word/2010/wordprocessingDrawing" xmlns:wp="http://schemas.openxmlformats.org/drawingml/2006/wordprocessingDrawing" xmlns:wpc="http://schemas.microsoft.com/office/word/2010/wordprocessingCanvas" xmlns:wpg="http://schemas.microsoft.com/office/word/2010/wordprocessingGroup" xmlns:wpi="http://schemas.microsoft.com/office/word/2010/wordprocessingInk" xmlns:wps="http://schemas.microsoft.com/office/word/2010/wordprocessingShape" mc:Ignorable="w14 wp14">
-  <w:p>
-    <w:pPr>
-      <w:pStyle w:val="Footer"/>
-      <w:jc w:val="center"/>
-    </w:pPr>
-    <w:r>
-      <w:rPr>
-        <w:color w:val="969696"/>
-        <w:sz w:val="16"/>
-      </w:rPr>
-      <w:t xml:space="preserve">Page </w:t>
-      <w:fldChar w:fldCharType="begin"/>
-      <w:instrText> PAGE </w:instrText>
-      <w:fldChar w:fldCharType="end"/>
-    </w:r>
-    <w:r>
-      <w:rPr>
-        <w:color w:val="969696"/>
-        <w:sz w:val="16"/>
-      </w:rPr>
-      <w:t xml:space="preserve"> / </w:t>
-      <w:fldChar w:fldCharType="begin"/>
-      <w:instrText> NUMPAGES </w:instrText>
-      <w:fldChar w:fldCharType="end"/>
-    </w:r>
-  </w:p>
-</w:ftr>
-</file>
-
-<file path=word/header1.xml><?xml version="1.0" encoding="utf-8"?>
-<w:hdr xmlns:m="http://schemas.openxmlformats.org/officeDocument/2006/math" xmlns:mc="http://schemas.openxmlformats.org/markup-compatibility/2006" xmlns:mo="http://schemas.microsoft.com/office/mac/office/2008/main" xmlns:mv="urn:schemas-microsoft-com:mac:vml" xmlns:o="urn:schemas-microsoft-com:office:office" xmlns:r="http://schemas.openxmlformats.org/officeDocument/2006/relationships" xmlns:v="urn:schemas-microsoft-com:vml" xmlns:w10="urn:schemas-microsoft-com:office:word" xmlns:w14="http://schemas.microsoft.com/office/word/2010/wordml" xmlns:w="http://schemas.openxmlformats.org/wordprocessingml/2006/main" xmlns:wne="http://schemas.microsoft.com/office/word/2006/wordml" xmlns:wp14="http://schemas.microsoft.com/office/word/2010/wordprocessingDrawing" xmlns:wp="http://schemas.openxmlformats.org/drawingml/2006/wordprocessingDrawing" xmlns:wpc="http://schemas.microsoft.com/office/word/2010/wordprocessingCanvas" xmlns:wpg="http://schemas.microsoft.com/office/word/2010/wordprocessingGroup" xmlns:wpi="http://schemas.microsoft.com/office/word/2010/wordprocessingInk" xmlns:wps="http://schemas.microsoft.com/office/word/2010/wordprocessingShape" mc:Ignorable="w14 wp14">
-  <w:p>
-    <w:pPr>
-      <w:pStyle w:val="Header"/>
-      <w:tabs>
-        <w:tab w:pos="9360" w:val="right"/>
-      </w:tabs>
-      <w:jc w:val="left"/>
-    </w:pPr>
-    <w:r>
-      <w:rPr>
-        <w:i/>
-        <w:color w:val="787878"/>
-        <w:sz w:val="18"/>
-      </w:rPr>
-      <w:t>STANDARD OPERATING PROCEDURE</w:t>
-      <w:tab/>
-    </w:r>
-    <w:r>
-      <w:rPr>
-        <w:i/>
-        <w:color w:val="787878"/>
-        <w:sz w:val="18"/>
-      </w:rPr>
-      <w:t xml:space="preserve">v2  |  April 1, 2026</w:t>
-    </w:r>
-  </w:p>
-</w:hdr>
 </file>
 
 <file path=word/numbering.xml><?xml version="1.0" encoding="utf-8"?>
@@ -882,6 +1529,11 @@
     <w:name w:val="Normal"/>
     <w:qFormat/>
     <w:rsid w:val="00FC693F"/>
+    <w:rPr>
+      <w:rFonts w:ascii="Arial" w:hAnsi="Arial"/>
+      <w:color w:val="000000"/>
+      <w:sz w:val="20"/>
+    </w:rPr>
   </w:style>
   <w:style w:type="paragraph" w:styleId="Header">
     <w:name w:val="header"/>
